--- a/deliverables/inland_transport_2026-10/v02_2026-10-13/docx/WHSOP_003_A04.docx
+++ b/deliverables/inland_transport_2026-10/v02_2026-10-13/docx/WHSOP_003_A04.docx
@@ -1380,7 +1380,7 @@
           <w:color w:val="000000"/>
           <w:sz w:val="22"/>
         </w:rPr>
-        <w:t>Секоја палета има своја листа на пакување (A03 §5), во која е наведен секој картон со својата серија. Палета може да носи картони од повеќе серии; картонот со контра-мостри (КМ) се брои во картоните на својата палета.</w:t>
+        <w:t>Секоја палета има своја листа на пакување (A03 §5), во која е наведен секој картон со својата серија. Палета може да носи картони од повеќе серии; картонот со контра мостри (КМ) се брои во картоните на својата палета.</w:t>
       </w:r>
       <w:r>
         <w:rPr>
@@ -3205,15 +3205,15 @@
         </w:tblBorders>
       </w:tblPr>
       <w:tblGrid>
-        <w:gridCol w:w="1558"/>
-        <w:gridCol w:w="1083"/>
-        <w:gridCol w:w="1383"/>
-        <w:gridCol w:w="1058"/>
-        <w:gridCol w:w="894"/>
-        <w:gridCol w:w="722"/>
-        <w:gridCol w:w="827"/>
-        <w:gridCol w:w="1155"/>
-        <w:gridCol w:w="1782"/>
+        <w:gridCol w:w="1561"/>
+        <w:gridCol w:w="1116"/>
+        <w:gridCol w:w="1415"/>
+        <w:gridCol w:w="1074"/>
+        <w:gridCol w:w="914"/>
+        <w:gridCol w:w="733"/>
+        <w:gridCol w:w="851"/>
+        <w:gridCol w:w="1183"/>
+        <w:gridCol w:w="1614"/>
       </w:tblGrid>
       <w:tr>
         <w:trPr>
@@ -3224,7 +3224,7 @@
           <w:tcPr>
             <w:shd w:val="clear" w:color="auto" w:fill="2B547E"/>
             <w:vAlign w:val="center"/>
-            <w:tcW w:type="dxa" w:w="1558"/>
+            <w:tcW w:type="dxa" w:w="1561"/>
           </w:tcPr>
           <w:p>
             <w:pPr>
@@ -3249,7 +3249,7 @@
           <w:tcPr>
             <w:shd w:val="clear" w:color="auto" w:fill="2B547E"/>
             <w:vAlign w:val="center"/>
-            <w:tcW w:type="dxa" w:w="1083"/>
+            <w:tcW w:type="dxa" w:w="1116"/>
           </w:tcPr>
           <w:p>
             <w:pPr>
@@ -3294,7 +3294,7 @@
           <w:tcPr>
             <w:shd w:val="clear" w:color="auto" w:fill="2B547E"/>
             <w:vAlign w:val="center"/>
-            <w:tcW w:type="dxa" w:w="1383"/>
+            <w:tcW w:type="dxa" w:w="1415"/>
           </w:tcPr>
           <w:p>
             <w:pPr>
@@ -3339,7 +3339,7 @@
           <w:tcPr>
             <w:shd w:val="clear" w:color="auto" w:fill="2B547E"/>
             <w:vAlign w:val="center"/>
-            <w:tcW w:type="dxa" w:w="1058"/>
+            <w:tcW w:type="dxa" w:w="1074"/>
           </w:tcPr>
           <w:p>
             <w:pPr>
@@ -3384,7 +3384,7 @@
           <w:tcPr>
             <w:shd w:val="clear" w:color="auto" w:fill="2B547E"/>
             <w:vAlign w:val="center"/>
-            <w:tcW w:type="dxa" w:w="894"/>
+            <w:tcW w:type="dxa" w:w="914"/>
           </w:tcPr>
           <w:p>
             <w:pPr>
@@ -3429,7 +3429,7 @@
           <w:tcPr>
             <w:shd w:val="clear" w:color="auto" w:fill="2B547E"/>
             <w:vAlign w:val="center"/>
-            <w:tcW w:type="dxa" w:w="722"/>
+            <w:tcW w:type="dxa" w:w="733"/>
           </w:tcPr>
           <w:p>
             <w:pPr>
@@ -3474,7 +3474,7 @@
           <w:tcPr>
             <w:shd w:val="clear" w:color="auto" w:fill="2B547E"/>
             <w:vAlign w:val="center"/>
-            <w:tcW w:type="dxa" w:w="827"/>
+            <w:tcW w:type="dxa" w:w="851"/>
           </w:tcPr>
           <w:p>
             <w:pPr>
@@ -3519,7 +3519,7 @@
           <w:tcPr>
             <w:shd w:val="clear" w:color="auto" w:fill="2B547E"/>
             <w:vAlign w:val="center"/>
-            <w:tcW w:type="dxa" w:w="1155"/>
+            <w:tcW w:type="dxa" w:w="1183"/>
           </w:tcPr>
           <w:p>
             <w:pPr>
@@ -3564,7 +3564,7 @@
           <w:tcPr>
             <w:shd w:val="clear" w:color="auto" w:fill="2B547E"/>
             <w:vAlign w:val="center"/>
-            <w:tcW w:type="dxa" w:w="1782"/>
+            <w:tcW w:type="dxa" w:w="1614"/>
           </w:tcPr>
           <w:p>
             <w:pPr>
@@ -3581,7 +3581,7 @@
                 <w:color w:val="FFFFFF"/>
                 <w:sz w:val="18"/>
               </w:rPr>
-              <w:t>Контра-мостри (контејнери / g)</w:t>
+              <w:t>Контра мостри (контејнери / g)</w:t>
             </w:r>
             <w:r>
               <w:rPr>
@@ -3614,7 +3614,7 @@
           <w:tcPr>
             <w:shd w:val="clear" w:color="auto" w:fill="F2F2F2"/>
             <w:vAlign w:val="center"/>
-            <w:tcW w:type="dxa" w:w="1558"/>
+            <w:tcW w:type="dxa" w:w="1561"/>
           </w:tcPr>
           <w:p>
             <w:pPr>
@@ -3638,105 +3638,105 @@
         <w:tc>
           <w:tcPr>
             <w:vAlign w:val="center"/>
-            <w:tcW w:type="dxa" w:w="1083"/>
-          </w:tcPr>
-          <w:p>
-            <w:pPr>
-              <w:keepNext/>
-              <w:spacing w:before="20" w:after="20"/>
-              <w:jc w:val="center"/>
-            </w:pPr>
-            <w:r/>
-          </w:p>
-        </w:tc>
-        <w:tc>
-          <w:tcPr>
-            <w:vAlign w:val="center"/>
-            <w:tcW w:type="dxa" w:w="1383"/>
-          </w:tcPr>
-          <w:p>
-            <w:pPr>
-              <w:keepNext/>
-              <w:spacing w:before="20" w:after="20"/>
-              <w:jc w:val="center"/>
-            </w:pPr>
-            <w:r/>
-          </w:p>
-        </w:tc>
-        <w:tc>
-          <w:tcPr>
-            <w:vAlign w:val="center"/>
-            <w:tcW w:type="dxa" w:w="1058"/>
-          </w:tcPr>
-          <w:p>
-            <w:pPr>
-              <w:keepNext/>
-              <w:spacing w:before="20" w:after="20"/>
-              <w:jc w:val="center"/>
-            </w:pPr>
-            <w:r/>
-          </w:p>
-        </w:tc>
-        <w:tc>
-          <w:tcPr>
-            <w:vAlign w:val="center"/>
-            <w:tcW w:type="dxa" w:w="894"/>
-          </w:tcPr>
-          <w:p>
-            <w:pPr>
-              <w:keepNext/>
-              <w:spacing w:before="20" w:after="20"/>
-              <w:jc w:val="center"/>
-            </w:pPr>
-            <w:r/>
-          </w:p>
-        </w:tc>
-        <w:tc>
-          <w:tcPr>
-            <w:vAlign w:val="center"/>
-            <w:tcW w:type="dxa" w:w="722"/>
-          </w:tcPr>
-          <w:p>
-            <w:pPr>
-              <w:keepNext/>
-              <w:spacing w:before="20" w:after="20"/>
-              <w:jc w:val="center"/>
-            </w:pPr>
-            <w:r/>
-          </w:p>
-        </w:tc>
-        <w:tc>
-          <w:tcPr>
-            <w:vAlign w:val="center"/>
-            <w:tcW w:type="dxa" w:w="827"/>
-          </w:tcPr>
-          <w:p>
-            <w:pPr>
-              <w:keepNext/>
-              <w:spacing w:before="20" w:after="20"/>
-              <w:jc w:val="center"/>
-            </w:pPr>
-            <w:r/>
-          </w:p>
-        </w:tc>
-        <w:tc>
-          <w:tcPr>
-            <w:vAlign w:val="center"/>
-            <w:tcW w:type="dxa" w:w="1155"/>
-          </w:tcPr>
-          <w:p>
-            <w:pPr>
-              <w:keepNext/>
-              <w:spacing w:before="20" w:after="20"/>
-              <w:jc w:val="center"/>
-            </w:pPr>
-            <w:r/>
-          </w:p>
-        </w:tc>
-        <w:tc>
-          <w:tcPr>
-            <w:vAlign w:val="center"/>
-            <w:tcW w:type="dxa" w:w="1782"/>
+            <w:tcW w:type="dxa" w:w="1116"/>
+          </w:tcPr>
+          <w:p>
+            <w:pPr>
+              <w:keepNext/>
+              <w:spacing w:before="20" w:after="20"/>
+              <w:jc w:val="center"/>
+            </w:pPr>
+            <w:r/>
+          </w:p>
+        </w:tc>
+        <w:tc>
+          <w:tcPr>
+            <w:vAlign w:val="center"/>
+            <w:tcW w:type="dxa" w:w="1415"/>
+          </w:tcPr>
+          <w:p>
+            <w:pPr>
+              <w:keepNext/>
+              <w:spacing w:before="20" w:after="20"/>
+              <w:jc w:val="center"/>
+            </w:pPr>
+            <w:r/>
+          </w:p>
+        </w:tc>
+        <w:tc>
+          <w:tcPr>
+            <w:vAlign w:val="center"/>
+            <w:tcW w:type="dxa" w:w="1074"/>
+          </w:tcPr>
+          <w:p>
+            <w:pPr>
+              <w:keepNext/>
+              <w:spacing w:before="20" w:after="20"/>
+              <w:jc w:val="center"/>
+            </w:pPr>
+            <w:r/>
+          </w:p>
+        </w:tc>
+        <w:tc>
+          <w:tcPr>
+            <w:vAlign w:val="center"/>
+            <w:tcW w:type="dxa" w:w="914"/>
+          </w:tcPr>
+          <w:p>
+            <w:pPr>
+              <w:keepNext/>
+              <w:spacing w:before="20" w:after="20"/>
+              <w:jc w:val="center"/>
+            </w:pPr>
+            <w:r/>
+          </w:p>
+        </w:tc>
+        <w:tc>
+          <w:tcPr>
+            <w:vAlign w:val="center"/>
+            <w:tcW w:type="dxa" w:w="733"/>
+          </w:tcPr>
+          <w:p>
+            <w:pPr>
+              <w:keepNext/>
+              <w:spacing w:before="20" w:after="20"/>
+              <w:jc w:val="center"/>
+            </w:pPr>
+            <w:r/>
+          </w:p>
+        </w:tc>
+        <w:tc>
+          <w:tcPr>
+            <w:vAlign w:val="center"/>
+            <w:tcW w:type="dxa" w:w="851"/>
+          </w:tcPr>
+          <w:p>
+            <w:pPr>
+              <w:keepNext/>
+              <w:spacing w:before="20" w:after="20"/>
+              <w:jc w:val="center"/>
+            </w:pPr>
+            <w:r/>
+          </w:p>
+        </w:tc>
+        <w:tc>
+          <w:tcPr>
+            <w:vAlign w:val="center"/>
+            <w:tcW w:type="dxa" w:w="1183"/>
+          </w:tcPr>
+          <w:p>
+            <w:pPr>
+              <w:keepNext/>
+              <w:spacing w:before="20" w:after="20"/>
+              <w:jc w:val="center"/>
+            </w:pPr>
+            <w:r/>
+          </w:p>
+        </w:tc>
+        <w:tc>
+          <w:tcPr>
+            <w:vAlign w:val="center"/>
+            <w:tcW w:type="dxa" w:w="1614"/>
           </w:tcPr>
           <w:p>
             <w:pPr>
@@ -3756,7 +3756,7 @@
           <w:tcPr>
             <w:shd w:val="clear" w:color="auto" w:fill="F2F2F2"/>
             <w:vAlign w:val="center"/>
-            <w:tcW w:type="dxa" w:w="1558"/>
+            <w:tcW w:type="dxa" w:w="1561"/>
           </w:tcPr>
           <w:p>
             <w:pPr>
@@ -3781,7 +3781,7 @@
           <w:tcPr>
             <w:shd w:val="clear" w:color="auto" w:fill="F7FAFC"/>
             <w:vAlign w:val="center"/>
-            <w:tcW w:type="dxa" w:w="1083"/>
+            <w:tcW w:type="dxa" w:w="1116"/>
           </w:tcPr>
           <w:p>
             <w:pPr>
@@ -3796,7 +3796,7 @@
           <w:tcPr>
             <w:shd w:val="clear" w:color="auto" w:fill="F7FAFC"/>
             <w:vAlign w:val="center"/>
-            <w:tcW w:type="dxa" w:w="1383"/>
+            <w:tcW w:type="dxa" w:w="1415"/>
           </w:tcPr>
           <w:p>
             <w:pPr>
@@ -3811,7 +3811,7 @@
           <w:tcPr>
             <w:shd w:val="clear" w:color="auto" w:fill="F7FAFC"/>
             <w:vAlign w:val="center"/>
-            <w:tcW w:type="dxa" w:w="1058"/>
+            <w:tcW w:type="dxa" w:w="1074"/>
           </w:tcPr>
           <w:p>
             <w:pPr>
@@ -3826,7 +3826,7 @@
           <w:tcPr>
             <w:shd w:val="clear" w:color="auto" w:fill="F7FAFC"/>
             <w:vAlign w:val="center"/>
-            <w:tcW w:type="dxa" w:w="894"/>
+            <w:tcW w:type="dxa" w:w="914"/>
           </w:tcPr>
           <w:p>
             <w:pPr>
@@ -3841,7 +3841,7 @@
           <w:tcPr>
             <w:shd w:val="clear" w:color="auto" w:fill="F7FAFC"/>
             <w:vAlign w:val="center"/>
-            <w:tcW w:type="dxa" w:w="722"/>
+            <w:tcW w:type="dxa" w:w="733"/>
           </w:tcPr>
           <w:p>
             <w:pPr>
@@ -3856,7 +3856,7 @@
           <w:tcPr>
             <w:shd w:val="clear" w:color="auto" w:fill="F7FAFC"/>
             <w:vAlign w:val="center"/>
-            <w:tcW w:type="dxa" w:w="827"/>
+            <w:tcW w:type="dxa" w:w="851"/>
           </w:tcPr>
           <w:p>
             <w:pPr>
@@ -3871,7 +3871,7 @@
           <w:tcPr>
             <w:shd w:val="clear" w:color="auto" w:fill="F7FAFC"/>
             <w:vAlign w:val="center"/>
-            <w:tcW w:type="dxa" w:w="1155"/>
+            <w:tcW w:type="dxa" w:w="1183"/>
           </w:tcPr>
           <w:p>
             <w:pPr>
@@ -3886,7 +3886,7 @@
           <w:tcPr>
             <w:shd w:val="clear" w:color="auto" w:fill="F7FAFC"/>
             <w:vAlign w:val="center"/>
-            <w:tcW w:type="dxa" w:w="1782"/>
+            <w:tcW w:type="dxa" w:w="1614"/>
           </w:tcPr>
           <w:p>
             <w:pPr>
@@ -3906,7 +3906,7 @@
           <w:tcPr>
             <w:shd w:val="clear" w:color="auto" w:fill="F2F2F2"/>
             <w:vAlign w:val="center"/>
-            <w:tcW w:type="dxa" w:w="1558"/>
+            <w:tcW w:type="dxa" w:w="1561"/>
           </w:tcPr>
           <w:p>
             <w:pPr>
@@ -3930,105 +3930,105 @@
         <w:tc>
           <w:tcPr>
             <w:vAlign w:val="center"/>
-            <w:tcW w:type="dxa" w:w="1083"/>
-          </w:tcPr>
-          <w:p>
-            <w:pPr>
-              <w:keepNext/>
-              <w:spacing w:before="20" w:after="20"/>
-              <w:jc w:val="center"/>
-            </w:pPr>
-            <w:r/>
-          </w:p>
-        </w:tc>
-        <w:tc>
-          <w:tcPr>
-            <w:vAlign w:val="center"/>
-            <w:tcW w:type="dxa" w:w="1383"/>
-          </w:tcPr>
-          <w:p>
-            <w:pPr>
-              <w:keepNext/>
-              <w:spacing w:before="20" w:after="20"/>
-              <w:jc w:val="center"/>
-            </w:pPr>
-            <w:r/>
-          </w:p>
-        </w:tc>
-        <w:tc>
-          <w:tcPr>
-            <w:vAlign w:val="center"/>
-            <w:tcW w:type="dxa" w:w="1058"/>
-          </w:tcPr>
-          <w:p>
-            <w:pPr>
-              <w:keepNext/>
-              <w:spacing w:before="20" w:after="20"/>
-              <w:jc w:val="center"/>
-            </w:pPr>
-            <w:r/>
-          </w:p>
-        </w:tc>
-        <w:tc>
-          <w:tcPr>
-            <w:vAlign w:val="center"/>
-            <w:tcW w:type="dxa" w:w="894"/>
-          </w:tcPr>
-          <w:p>
-            <w:pPr>
-              <w:keepNext/>
-              <w:spacing w:before="20" w:after="20"/>
-              <w:jc w:val="center"/>
-            </w:pPr>
-            <w:r/>
-          </w:p>
-        </w:tc>
-        <w:tc>
-          <w:tcPr>
-            <w:vAlign w:val="center"/>
-            <w:tcW w:type="dxa" w:w="722"/>
-          </w:tcPr>
-          <w:p>
-            <w:pPr>
-              <w:keepNext/>
-              <w:spacing w:before="20" w:after="20"/>
-              <w:jc w:val="center"/>
-            </w:pPr>
-            <w:r/>
-          </w:p>
-        </w:tc>
-        <w:tc>
-          <w:tcPr>
-            <w:vAlign w:val="center"/>
-            <w:tcW w:type="dxa" w:w="827"/>
-          </w:tcPr>
-          <w:p>
-            <w:pPr>
-              <w:keepNext/>
-              <w:spacing w:before="20" w:after="20"/>
-              <w:jc w:val="center"/>
-            </w:pPr>
-            <w:r/>
-          </w:p>
-        </w:tc>
-        <w:tc>
-          <w:tcPr>
-            <w:vAlign w:val="center"/>
-            <w:tcW w:type="dxa" w:w="1155"/>
-          </w:tcPr>
-          <w:p>
-            <w:pPr>
-              <w:keepNext/>
-              <w:spacing w:before="20" w:after="20"/>
-              <w:jc w:val="center"/>
-            </w:pPr>
-            <w:r/>
-          </w:p>
-        </w:tc>
-        <w:tc>
-          <w:tcPr>
-            <w:vAlign w:val="center"/>
-            <w:tcW w:type="dxa" w:w="1782"/>
+            <w:tcW w:type="dxa" w:w="1116"/>
+          </w:tcPr>
+          <w:p>
+            <w:pPr>
+              <w:keepNext/>
+              <w:spacing w:before="20" w:after="20"/>
+              <w:jc w:val="center"/>
+            </w:pPr>
+            <w:r/>
+          </w:p>
+        </w:tc>
+        <w:tc>
+          <w:tcPr>
+            <w:vAlign w:val="center"/>
+            <w:tcW w:type="dxa" w:w="1415"/>
+          </w:tcPr>
+          <w:p>
+            <w:pPr>
+              <w:keepNext/>
+              <w:spacing w:before="20" w:after="20"/>
+              <w:jc w:val="center"/>
+            </w:pPr>
+            <w:r/>
+          </w:p>
+        </w:tc>
+        <w:tc>
+          <w:tcPr>
+            <w:vAlign w:val="center"/>
+            <w:tcW w:type="dxa" w:w="1074"/>
+          </w:tcPr>
+          <w:p>
+            <w:pPr>
+              <w:keepNext/>
+              <w:spacing w:before="20" w:after="20"/>
+              <w:jc w:val="center"/>
+            </w:pPr>
+            <w:r/>
+          </w:p>
+        </w:tc>
+        <w:tc>
+          <w:tcPr>
+            <w:vAlign w:val="center"/>
+            <w:tcW w:type="dxa" w:w="914"/>
+          </w:tcPr>
+          <w:p>
+            <w:pPr>
+              <w:keepNext/>
+              <w:spacing w:before="20" w:after="20"/>
+              <w:jc w:val="center"/>
+            </w:pPr>
+            <w:r/>
+          </w:p>
+        </w:tc>
+        <w:tc>
+          <w:tcPr>
+            <w:vAlign w:val="center"/>
+            <w:tcW w:type="dxa" w:w="733"/>
+          </w:tcPr>
+          <w:p>
+            <w:pPr>
+              <w:keepNext/>
+              <w:spacing w:before="20" w:after="20"/>
+              <w:jc w:val="center"/>
+            </w:pPr>
+            <w:r/>
+          </w:p>
+        </w:tc>
+        <w:tc>
+          <w:tcPr>
+            <w:vAlign w:val="center"/>
+            <w:tcW w:type="dxa" w:w="851"/>
+          </w:tcPr>
+          <w:p>
+            <w:pPr>
+              <w:keepNext/>
+              <w:spacing w:before="20" w:after="20"/>
+              <w:jc w:val="center"/>
+            </w:pPr>
+            <w:r/>
+          </w:p>
+        </w:tc>
+        <w:tc>
+          <w:tcPr>
+            <w:vAlign w:val="center"/>
+            <w:tcW w:type="dxa" w:w="1183"/>
+          </w:tcPr>
+          <w:p>
+            <w:pPr>
+              <w:keepNext/>
+              <w:spacing w:before="20" w:after="20"/>
+              <w:jc w:val="center"/>
+            </w:pPr>
+            <w:r/>
+          </w:p>
+        </w:tc>
+        <w:tc>
+          <w:tcPr>
+            <w:vAlign w:val="center"/>
+            <w:tcW w:type="dxa" w:w="1614"/>
           </w:tcPr>
           <w:p>
             <w:pPr>
@@ -4048,7 +4048,7 @@
           <w:tcPr>
             <w:shd w:val="clear" w:color="auto" w:fill="F2F2F2"/>
             <w:vAlign w:val="center"/>
-            <w:tcW w:type="dxa" w:w="1558"/>
+            <w:tcW w:type="dxa" w:w="1561"/>
           </w:tcPr>
           <w:p>
             <w:pPr>
@@ -4073,7 +4073,7 @@
           <w:tcPr>
             <w:shd w:val="clear" w:color="auto" w:fill="F7FAFC"/>
             <w:vAlign w:val="center"/>
-            <w:tcW w:type="dxa" w:w="1083"/>
+            <w:tcW w:type="dxa" w:w="1116"/>
           </w:tcPr>
           <w:p>
             <w:pPr>
@@ -4088,7 +4088,7 @@
           <w:tcPr>
             <w:shd w:val="clear" w:color="auto" w:fill="F7FAFC"/>
             <w:vAlign w:val="center"/>
-            <w:tcW w:type="dxa" w:w="1383"/>
+            <w:tcW w:type="dxa" w:w="1415"/>
           </w:tcPr>
           <w:p>
             <w:pPr>
@@ -4103,7 +4103,7 @@
           <w:tcPr>
             <w:shd w:val="clear" w:color="auto" w:fill="F7FAFC"/>
             <w:vAlign w:val="center"/>
-            <w:tcW w:type="dxa" w:w="1058"/>
+            <w:tcW w:type="dxa" w:w="1074"/>
           </w:tcPr>
           <w:p>
             <w:pPr>
@@ -4118,7 +4118,7 @@
           <w:tcPr>
             <w:shd w:val="clear" w:color="auto" w:fill="F7FAFC"/>
             <w:vAlign w:val="center"/>
-            <w:tcW w:type="dxa" w:w="894"/>
+            <w:tcW w:type="dxa" w:w="914"/>
           </w:tcPr>
           <w:p>
             <w:pPr>
@@ -4133,7 +4133,7 @@
           <w:tcPr>
             <w:shd w:val="clear" w:color="auto" w:fill="F7FAFC"/>
             <w:vAlign w:val="center"/>
-            <w:tcW w:type="dxa" w:w="722"/>
+            <w:tcW w:type="dxa" w:w="733"/>
           </w:tcPr>
           <w:p>
             <w:pPr>
@@ -4148,7 +4148,7 @@
           <w:tcPr>
             <w:shd w:val="clear" w:color="auto" w:fill="F7FAFC"/>
             <w:vAlign w:val="center"/>
-            <w:tcW w:type="dxa" w:w="827"/>
+            <w:tcW w:type="dxa" w:w="851"/>
           </w:tcPr>
           <w:p>
             <w:pPr>
@@ -4163,7 +4163,7 @@
           <w:tcPr>
             <w:shd w:val="clear" w:color="auto" w:fill="F7FAFC"/>
             <w:vAlign w:val="center"/>
-            <w:tcW w:type="dxa" w:w="1155"/>
+            <w:tcW w:type="dxa" w:w="1183"/>
           </w:tcPr>
           <w:p>
             <w:pPr>
@@ -4178,7 +4178,7 @@
           <w:tcPr>
             <w:shd w:val="clear" w:color="auto" w:fill="F7FAFC"/>
             <w:vAlign w:val="center"/>
-            <w:tcW w:type="dxa" w:w="1782"/>
+            <w:tcW w:type="dxa" w:w="1614"/>
           </w:tcPr>
           <w:p>
             <w:pPr>
@@ -4198,7 +4198,7 @@
           <w:tcPr>
             <w:shd w:val="clear" w:color="auto" w:fill="F2F2F2"/>
             <w:vAlign w:val="center"/>
-            <w:tcW w:type="dxa" w:w="1558"/>
+            <w:tcW w:type="dxa" w:w="1561"/>
           </w:tcPr>
           <w:p>
             <w:pPr>
@@ -4241,98 +4241,98 @@
         <w:tc>
           <w:tcPr>
             <w:vAlign w:val="center"/>
-            <w:tcW w:type="dxa" w:w="1083"/>
-          </w:tcPr>
-          <w:p>
-            <w:pPr>
-              <w:spacing w:before="20" w:after="20"/>
-              <w:jc w:val="center"/>
-            </w:pPr>
-            <w:r/>
-          </w:p>
-        </w:tc>
-        <w:tc>
-          <w:tcPr>
-            <w:vAlign w:val="center"/>
-            <w:tcW w:type="dxa" w:w="1383"/>
-          </w:tcPr>
-          <w:p>
-            <w:pPr>
-              <w:spacing w:before="20" w:after="20"/>
-              <w:jc w:val="center"/>
-            </w:pPr>
-            <w:r/>
-          </w:p>
-        </w:tc>
-        <w:tc>
-          <w:tcPr>
-            <w:vAlign w:val="center"/>
-            <w:tcW w:type="dxa" w:w="1058"/>
-          </w:tcPr>
-          <w:p>
-            <w:pPr>
-              <w:spacing w:before="20" w:after="20"/>
-              <w:jc w:val="center"/>
-            </w:pPr>
-            <w:r/>
-          </w:p>
-        </w:tc>
-        <w:tc>
-          <w:tcPr>
-            <w:vAlign w:val="center"/>
-            <w:tcW w:type="dxa" w:w="894"/>
-          </w:tcPr>
-          <w:p>
-            <w:pPr>
-              <w:spacing w:before="20" w:after="20"/>
-              <w:jc w:val="center"/>
-            </w:pPr>
-            <w:r/>
-          </w:p>
-        </w:tc>
-        <w:tc>
-          <w:tcPr>
-            <w:vAlign w:val="center"/>
-            <w:tcW w:type="dxa" w:w="722"/>
-          </w:tcPr>
-          <w:p>
-            <w:pPr>
-              <w:spacing w:before="20" w:after="20"/>
-              <w:jc w:val="center"/>
-            </w:pPr>
-            <w:r/>
-          </w:p>
-        </w:tc>
-        <w:tc>
-          <w:tcPr>
-            <w:vAlign w:val="center"/>
-            <w:tcW w:type="dxa" w:w="827"/>
-          </w:tcPr>
-          <w:p>
-            <w:pPr>
-              <w:spacing w:before="20" w:after="20"/>
-              <w:jc w:val="center"/>
-            </w:pPr>
-            <w:r/>
-          </w:p>
-        </w:tc>
-        <w:tc>
-          <w:tcPr>
-            <w:vAlign w:val="center"/>
-            <w:tcW w:type="dxa" w:w="1155"/>
-          </w:tcPr>
-          <w:p>
-            <w:pPr>
-              <w:spacing w:before="20" w:after="20"/>
-              <w:jc w:val="center"/>
-            </w:pPr>
-            <w:r/>
-          </w:p>
-        </w:tc>
-        <w:tc>
-          <w:tcPr>
-            <w:vAlign w:val="center"/>
-            <w:tcW w:type="dxa" w:w="1782"/>
+            <w:tcW w:type="dxa" w:w="1116"/>
+          </w:tcPr>
+          <w:p>
+            <w:pPr>
+              <w:spacing w:before="20" w:after="20"/>
+              <w:jc w:val="center"/>
+            </w:pPr>
+            <w:r/>
+          </w:p>
+        </w:tc>
+        <w:tc>
+          <w:tcPr>
+            <w:vAlign w:val="center"/>
+            <w:tcW w:type="dxa" w:w="1415"/>
+          </w:tcPr>
+          <w:p>
+            <w:pPr>
+              <w:spacing w:before="20" w:after="20"/>
+              <w:jc w:val="center"/>
+            </w:pPr>
+            <w:r/>
+          </w:p>
+        </w:tc>
+        <w:tc>
+          <w:tcPr>
+            <w:vAlign w:val="center"/>
+            <w:tcW w:type="dxa" w:w="1074"/>
+          </w:tcPr>
+          <w:p>
+            <w:pPr>
+              <w:spacing w:before="20" w:after="20"/>
+              <w:jc w:val="center"/>
+            </w:pPr>
+            <w:r/>
+          </w:p>
+        </w:tc>
+        <w:tc>
+          <w:tcPr>
+            <w:vAlign w:val="center"/>
+            <w:tcW w:type="dxa" w:w="914"/>
+          </w:tcPr>
+          <w:p>
+            <w:pPr>
+              <w:spacing w:before="20" w:after="20"/>
+              <w:jc w:val="center"/>
+            </w:pPr>
+            <w:r/>
+          </w:p>
+        </w:tc>
+        <w:tc>
+          <w:tcPr>
+            <w:vAlign w:val="center"/>
+            <w:tcW w:type="dxa" w:w="733"/>
+          </w:tcPr>
+          <w:p>
+            <w:pPr>
+              <w:spacing w:before="20" w:after="20"/>
+              <w:jc w:val="center"/>
+            </w:pPr>
+            <w:r/>
+          </w:p>
+        </w:tc>
+        <w:tc>
+          <w:tcPr>
+            <w:vAlign w:val="center"/>
+            <w:tcW w:type="dxa" w:w="851"/>
+          </w:tcPr>
+          <w:p>
+            <w:pPr>
+              <w:spacing w:before="20" w:after="20"/>
+              <w:jc w:val="center"/>
+            </w:pPr>
+            <w:r/>
+          </w:p>
+        </w:tc>
+        <w:tc>
+          <w:tcPr>
+            <w:vAlign w:val="center"/>
+            <w:tcW w:type="dxa" w:w="1183"/>
+          </w:tcPr>
+          <w:p>
+            <w:pPr>
+              <w:spacing w:before="20" w:after="20"/>
+              <w:jc w:val="center"/>
+            </w:pPr>
+            <w:r/>
+          </w:p>
+        </w:tc>
+        <w:tc>
+          <w:tcPr>
+            <w:vAlign w:val="center"/>
+            <w:tcW w:type="dxa" w:w="1614"/>
           </w:tcPr>
           <w:p>
             <w:pPr>
@@ -4806,7 +4806,7 @@
           <w:color w:val="000000"/>
           <w:sz w:val="22"/>
         </w:rPr>
-        <w:t>Товарниот простор има уред за ладење/греење (активна контрола); не се поставуваат логери во палетите. Записот за условите е USB логерот за температура и влага во товарниот простор, на позицијата утврдена со OQ (QASOP_0XX), и отчитувањата од дисплејот на возилото во §4.</w:t>
+        <w:t>Товарниот простор има уред за ладење/греење (активна контрола) со дисплеј без испис; не се поставуваат логери во палетите. Записот за условите се USB логерот на Пјурли Плант за температура и влага во товарниот простор, на позицијата утврдена со OQ (QASOP_0XX), USB логерот на превозникот вграден во возилото и рачно запишаните отчитувања од дисплејот во §4.</w:t>
       </w:r>
       <w:r>
         <w:rPr>
@@ -4826,7 +4826,7 @@
           <w:color w:val="595959"/>
           <w:sz w:val="16"/>
         </w:rPr>
-        <w:t>The load space has a cooling/heating unit (active control); no loggers are placed in the pallets. The record of the conditions is the USB temperature and humidity logger in the load space, at the position established in OQ (QASOP_0XX), and the vehicle display readings in §4.</w:t>
+        <w:t>The load space has a cooling/heating unit (active control) with a display and no printout; no loggers are placed in the pallets. The record of the conditions is the Purely Plant USB temperature and humidity logger in the load space, at the position established in OQ (QASOP_0XX), the carrier's USB logger fitted in the vehicle, and the hand-recorded display readings in §4.</w:t>
       </w:r>
     </w:p>
     <w:p>
@@ -5194,7 +5194,7 @@
                 <w:color w:val="000000"/>
                 <w:sz w:val="20"/>
               </w:rPr>
-              <w:t>USB логер — ID на логерот (сериски број)</w:t>
+              <w:t>USB логер на Пјурли Плант — ID на логерот (сериски број)</w:t>
             </w:r>
             <w:r>
               <w:rPr>
@@ -5214,7 +5214,7 @@
                 <w:color w:val="000000"/>
                 <w:sz w:val="16"/>
               </w:rPr>
-              <w:t>USB logger — logger ID (serial No.)</w:t>
+              <w:t>Purely Plant USB logger — logger ID (serial No.)</w:t>
             </w:r>
           </w:p>
         </w:tc>
@@ -5565,6 +5565,158 @@
       </w:tblPr>
       <w:tblGrid>
         <w:gridCol w:w="3288"/>
+        <w:gridCol w:w="1944"/>
+        <w:gridCol w:w="3288"/>
+        <w:gridCol w:w="1944"/>
+      </w:tblGrid>
+      <w:tr>
+        <w:trPr>
+          <w:cantSplit/>
+        </w:trPr>
+        <w:tc>
+          <w:tcPr>
+            <w:shd w:val="clear" w:color="auto" w:fill="F2F2F2"/>
+            <w:vAlign w:val="center"/>
+            <w:tcW w:type="pct" w:w="1570"/>
+          </w:tcPr>
+          <w:p>
+            <w:pPr>
+              <w:spacing w:before="20" w:after="20"/>
+              <w:jc w:val="left"/>
+            </w:pPr>
+            <w:r/>
+            <w:r>
+              <w:rPr>
+                <w:rFonts w:ascii="Calibri" w:hAnsi="Calibri"/>
+                <w:b/>
+                <w:i w:val="0"/>
+                <w:color w:val="000000"/>
+                <w:sz w:val="20"/>
+              </w:rPr>
+              <w:t>USB логер на превозникот (во возилото) — ID на логерот</w:t>
+            </w:r>
+            <w:r>
+              <w:rPr>
+                <w:rFonts w:ascii="Calibri" w:hAnsi="Calibri"/>
+                <w:b w:val="0"/>
+                <w:i w:val="0"/>
+                <w:color w:val="000000"/>
+                <w:sz w:val="16"/>
+              </w:rPr>
+              <w:t xml:space="preserve"> | </w:t>
+            </w:r>
+            <w:r>
+              <w:rPr>
+                <w:rFonts w:ascii="Calibri" w:hAnsi="Calibri"/>
+                <w:b w:val="0"/>
+                <w:i w:val="0"/>
+                <w:color w:val="000000"/>
+                <w:sz w:val="16"/>
+              </w:rPr>
+              <w:t>Carrier's USB logger (in the vehicle) — logger ID</w:t>
+            </w:r>
+          </w:p>
+        </w:tc>
+        <w:tc>
+          <w:tcPr>
+            <w:vAlign w:val="center"/>
+            <w:tcW w:type="pct" w:w="929"/>
+          </w:tcPr>
+          <w:p>
+            <w:pPr>
+              <w:spacing w:before="20" w:after="20"/>
+              <w:jc w:val="center"/>
+            </w:pPr>
+            <w:r/>
+          </w:p>
+        </w:tc>
+        <w:tc>
+          <w:tcPr>
+            <w:shd w:val="clear" w:color="auto" w:fill="F2F2F2"/>
+            <w:vAlign w:val="center"/>
+            <w:tcW w:type="pct" w:w="1570"/>
+          </w:tcPr>
+          <w:p>
+            <w:pPr>
+              <w:spacing w:before="20" w:after="20"/>
+              <w:jc w:val="left"/>
+            </w:pPr>
+            <w:r/>
+            <w:r>
+              <w:rPr>
+                <w:rFonts w:ascii="Calibri" w:hAnsi="Calibri"/>
+                <w:b/>
+                <w:i w:val="0"/>
+                <w:color w:val="000000"/>
+                <w:sz w:val="20"/>
+              </w:rPr>
+              <w:t>Логерот на превозникот активен; податоците се доставуваат до QA по транспортот</w:t>
+            </w:r>
+            <w:r>
+              <w:rPr>
+                <w:rFonts w:ascii="Calibri" w:hAnsi="Calibri"/>
+                <w:b w:val="0"/>
+                <w:i w:val="0"/>
+                <w:color w:val="000000"/>
+                <w:sz w:val="16"/>
+              </w:rPr>
+              <w:t xml:space="preserve"> | </w:t>
+            </w:r>
+            <w:r>
+              <w:rPr>
+                <w:rFonts w:ascii="Calibri" w:hAnsi="Calibri"/>
+                <w:b w:val="0"/>
+                <w:i w:val="0"/>
+                <w:color w:val="000000"/>
+                <w:sz w:val="16"/>
+              </w:rPr>
+              <w:t>Carrier's logger running; its data are provided to QA after the transport</w:t>
+            </w:r>
+          </w:p>
+        </w:tc>
+        <w:tc>
+          <w:tcPr>
+            <w:vAlign w:val="center"/>
+            <w:tcW w:type="pct" w:w="929"/>
+          </w:tcPr>
+          <w:p>
+            <w:pPr>
+              <w:spacing w:before="20" w:after="20"/>
+              <w:jc w:val="center"/>
+            </w:pPr>
+            <w:r/>
+            <w:r>
+              <w:rPr>
+                <w:rFonts w:ascii="Calibri" w:hAnsi="Calibri"/>
+                <w:b w:val="0"/>
+                <w:i w:val="0"/>
+                <w:color w:val="000000"/>
+                <w:sz w:val="20"/>
+              </w:rPr>
+              <w:t>☐</w:t>
+            </w:r>
+          </w:p>
+        </w:tc>
+      </w:tr>
+    </w:tbl>
+    <w:tbl>
+      <w:tblPr>
+        <w:jc w:val="center"/>
+        <w:tblLook w:firstColumn="1" w:firstRow="1" w:lastColumn="0" w:lastRow="0" w:noHBand="0" w:noVBand="1" w:val="04A0"/>
+        <w:tblLayout w:type="fixed"/>
+        <w:tblW w:type="pct" w:w="5000"/>
+        <w:tblInd w:type="dxa" w:w="0"/>
+        <w:tblBorders>
+          <w:top w:val="single" w:sz="4" w:space="0" w:color="2B547E"/>
+          <w:left w:val="single" w:sz="4" w:space="0" w:color="2B547E"/>
+          <w:bottom w:val="single" w:sz="4" w:space="0" w:color="2B547E"/>
+          <w:right w:val="single" w:sz="4" w:space="0" w:color="2B547E"/>
+          <w:insideH w:val="single" w:sz="4" w:space="0" w:color="2B547E"/>
+          <w:insideV w:val="single" w:sz="4" w:space="0" w:color="2B547E"/>
+        </w:tblBorders>
+      </w:tblPr>
+      <w:tblGrid>
+        <w:gridCol w:w="3288"/>
         <w:gridCol w:w="7178"/>
       </w:tblGrid>
       <w:tr>
@@ -5591,7 +5743,7 @@
                 <w:color w:val="000000"/>
                 <w:sz w:val="20"/>
               </w:rPr>
-              <w:t>Пломба на вратата на товарниот простор бр. (ако се користи серијализирана пломба; инаку N/A)</w:t>
+              <w:t>Пломба на вратата на товарниот простор (брендирана, ненумерирана)</w:t>
             </w:r>
             <w:r>
               <w:rPr>
@@ -5611,7 +5763,7 @@
                 <w:color w:val="000000"/>
                 <w:sz w:val="16"/>
               </w:rPr>
-              <w:t>Load-space door seal No. (if a serialised seal is used; otherwise N/A)</w:t>
+              <w:t>Load-space door seal (branded, not numbered)</w:t>
             </w:r>
           </w:p>
         </w:tc>
@@ -5626,6 +5778,36 @@
               <w:jc w:val="center"/>
             </w:pPr>
             <w:r/>
+            <w:r>
+              <w:rPr>
+                <w:rFonts w:ascii="Calibri" w:hAnsi="Calibri"/>
+                <w:b w:val="0"/>
+                <w:i w:val="0"/>
+                <w:color w:val="000000"/>
+                <w:sz w:val="20"/>
+              </w:rPr>
+              <w:t>☐ поставена</w:t>
+            </w:r>
+            <w:r>
+              <w:rPr>
+                <w:rFonts w:ascii="Calibri" w:hAnsi="Calibri"/>
+                <w:b w:val="0"/>
+                <w:i w:val="0"/>
+                <w:color w:val="000000"/>
+                <w:sz w:val="16"/>
+              </w:rPr>
+              <w:t xml:space="preserve"> | </w:t>
+            </w:r>
+            <w:r>
+              <w:rPr>
+                <w:rFonts w:ascii="Calibri" w:hAnsi="Calibri"/>
+                <w:b w:val="0"/>
+                <w:i/>
+                <w:color w:val="000000"/>
+                <w:sz w:val="16"/>
+              </w:rPr>
+              <w:t>applied</w:t>
+            </w:r>
           </w:p>
         </w:tc>
       </w:tr>
@@ -6885,7 +7067,7 @@
                 <w:color w:val="000000"/>
                 <w:sz w:val="18"/>
               </w:rPr>
-              <w:t>USB логерот е активиран и на позиција</w:t>
+              <w:t>Двата USB логери (Пјурли Плант, превозник) активирани и на позиција</w:t>
             </w:r>
             <w:r>
               <w:rPr>
@@ -6905,7 +7087,7 @@
                 <w:color w:val="000000"/>
                 <w:sz w:val="14"/>
               </w:rPr>
-              <w:t>USB logger started and in position</w:t>
+              <w:t>Both USB loggers (Purely Plant, carrier) started and in position</w:t>
             </w:r>
           </w:p>
         </w:tc>
@@ -6962,7 +7144,7 @@
                 <w:color w:val="000000"/>
                 <w:sz w:val="18"/>
               </w:rPr>
-              <w:t>Пломбата на вратата е поставена и бројот е проверен (или N/A)</w:t>
+              <w:t>Брендираната пломба на вратата е поставена и цела</w:t>
             </w:r>
             <w:r>
               <w:rPr>
@@ -6982,7 +7164,7 @@
                 <w:color w:val="000000"/>
                 <w:sz w:val="14"/>
               </w:rPr>
-              <w:t>Door seal applied and number verified (or N/A)</w:t>
+              <w:t>Branded door seal applied and intact</w:t>
             </w:r>
           </w:p>
         </w:tc>
@@ -10182,7 +10364,7 @@
                 <w:color w:val="000000"/>
                 <w:sz w:val="20"/>
               </w:rPr>
-              <w:t>Пломба на вратата вратена (или N/A)</w:t>
+              <w:t>Скршената пломба на вратата вратена</w:t>
             </w:r>
             <w:r>
               <w:rPr>
@@ -10202,7 +10384,7 @@
                 <w:color w:val="000000"/>
                 <w:sz w:val="16"/>
               </w:rPr>
-              <w:t>Door seal returned (or N/A)</w:t>
+              <w:t>Broken door seal returned</w:t>
             </w:r>
           </w:p>
         </w:tc>
@@ -10402,6 +10584,7 @@
           </w:tcPr>
           <w:p>
             <w:pPr>
+              <w:keepNext/>
               <w:spacing w:before="20" w:after="20"/>
               <w:jc w:val="left"/>
             </w:pPr>
@@ -10445,6 +10628,7 @@
           </w:tcPr>
           <w:p>
             <w:pPr>
+              <w:keepNext/>
               <w:spacing w:before="20" w:after="20"/>
               <w:jc w:val="center"/>
             </w:pPr>
@@ -10459,6 +10643,7 @@
           </w:tcPr>
           <w:p>
             <w:pPr>
+              <w:keepNext/>
               <w:spacing w:before="20" w:after="20"/>
               <w:jc w:val="left"/>
             </w:pPr>
@@ -10471,6 +10656,90 @@
                 <w:color w:val="000000"/>
                 <w:sz w:val="20"/>
               </w:rPr>
+              <w:t>Податоци од логерот на превозникот примени (датум, формат)</w:t>
+            </w:r>
+            <w:r>
+              <w:rPr>
+                <w:rFonts w:ascii="Calibri" w:hAnsi="Calibri"/>
+                <w:b w:val="0"/>
+                <w:i w:val="0"/>
+                <w:color w:val="000000"/>
+                <w:sz w:val="16"/>
+              </w:rPr>
+              <w:t xml:space="preserve"> | </w:t>
+            </w:r>
+            <w:r>
+              <w:rPr>
+                <w:rFonts w:ascii="Calibri" w:hAnsi="Calibri"/>
+                <w:b w:val="0"/>
+                <w:i w:val="0"/>
+                <w:color w:val="000000"/>
+                <w:sz w:val="16"/>
+              </w:rPr>
+              <w:t>Carrier's logger data received (date, format)</w:t>
+            </w:r>
+          </w:p>
+        </w:tc>
+        <w:tc>
+          <w:tcPr>
+            <w:vAlign w:val="center"/>
+            <w:tcW w:type="pct" w:w="929"/>
+          </w:tcPr>
+          <w:p>
+            <w:pPr>
+              <w:keepNext/>
+              <w:spacing w:before="20" w:after="20"/>
+              <w:jc w:val="center"/>
+            </w:pPr>
+            <w:r/>
+          </w:p>
+        </w:tc>
+      </w:tr>
+    </w:tbl>
+    <w:tbl>
+      <w:tblPr>
+        <w:jc w:val="center"/>
+        <w:tblLook w:firstColumn="1" w:firstRow="1" w:lastColumn="0" w:lastRow="0" w:noHBand="0" w:noVBand="1" w:val="04A0"/>
+        <w:tblLayout w:type="fixed"/>
+        <w:tblW w:type="pct" w:w="5000"/>
+        <w:tblInd w:type="dxa" w:w="0"/>
+        <w:tblBorders>
+          <w:top w:val="single" w:sz="4" w:space="0" w:color="2B547E"/>
+          <w:left w:val="single" w:sz="4" w:space="0" w:color="2B547E"/>
+          <w:bottom w:val="single" w:sz="4" w:space="0" w:color="2B547E"/>
+          <w:right w:val="single" w:sz="4" w:space="0" w:color="2B547E"/>
+          <w:insideH w:val="single" w:sz="4" w:space="0" w:color="2B547E"/>
+          <w:insideV w:val="single" w:sz="4" w:space="0" w:color="2B547E"/>
+        </w:tblBorders>
+      </w:tblPr>
+      <w:tblGrid>
+        <w:gridCol w:w="3288"/>
+        <w:gridCol w:w="7178"/>
+      </w:tblGrid>
+      <w:tr>
+        <w:trPr>
+          <w:cantSplit/>
+        </w:trPr>
+        <w:tc>
+          <w:tcPr>
+            <w:shd w:val="clear" w:color="auto" w:fill="F2F2F2"/>
+            <w:vAlign w:val="center"/>
+            <w:tcW w:type="pct" w:w="1570"/>
+          </w:tcPr>
+          <w:p>
+            <w:pPr>
+              <w:spacing w:before="20" w:after="20"/>
+              <w:jc w:val="left"/>
+            </w:pPr>
+            <w:r/>
+            <w:r>
+              <w:rPr>
+                <w:rFonts w:ascii="Calibri" w:hAnsi="Calibri"/>
+                <w:b/>
+                <w:i w:val="0"/>
+                <w:color w:val="000000"/>
+                <w:sz w:val="20"/>
+              </w:rPr>
               <w:t>Примил (Обезбедување) — име, потпис</w:t>
             </w:r>
             <w:r>
@@ -10498,7 +10767,7 @@
         <w:tc>
           <w:tcPr>
             <w:vAlign w:val="center"/>
-            <w:tcW w:type="pct" w:w="929"/>
+            <w:tcW w:type="pct" w:w="3429"/>
           </w:tcPr>
           <w:p>
             <w:pPr>

--- a/deliverables/inland_transport_2026-10/v02_2026-10-13/docx/WHSOP_003_A04.docx
+++ b/deliverables/inland_transport_2026-10/v02_2026-10-13/docx/WHSOP_003_A04.docx
@@ -1091,11 +1091,11 @@
     </w:p>
     <w:tbl>
       <w:tblPr>
-        <w:jc w:val="center"/>
         <w:tblLook w:firstColumn="1" w:firstRow="1" w:lastColumn="0" w:lastRow="0" w:noHBand="0" w:noVBand="1" w:val="04A0"/>
         <w:tblLayout w:type="fixed"/>
-        <w:tblW w:type="pct" w:w="5000"/>
+        <w:tblW w:type="dxa" w:w="10466"/>
         <w:tblInd w:type="dxa" w:w="0"/>
+        <w:jc w:val="center"/>
         <w:tblBorders>
           <w:top w:val="single" w:sz="4" w:space="0" w:color="2B547E"/>
           <w:left w:val="single" w:sz="4" w:space="0" w:color="2B547E"/>
@@ -1106,161 +1106,97 @@
         </w:tblBorders>
       </w:tblPr>
       <w:tblGrid>
-        <w:gridCol w:w="623"/>
-        <w:gridCol w:w="4467"/>
-        <w:gridCol w:w="283"/>
-        <w:gridCol w:w="623"/>
-        <w:gridCol w:w="4467"/>
+        <w:gridCol w:w="1181"/>
+        <w:gridCol w:w="9285"/>
       </w:tblGrid>
       <w:tr>
-        <w:tc>
-          <w:tcPr>
-            <w:vAlign w:val="center"/>
-            <w:tcW w:type="pct" w:w="297"/>
-          </w:tcPr>
-          <w:p>
-            <w:pPr>
-              <w:spacing w:before="20" w:after="20"/>
-              <w:jc w:val="center"/>
-            </w:pPr>
-            <w:r/>
-            <w:r>
-              <w:rPr>
-                <w:rFonts w:ascii="Calibri" w:hAnsi="Calibri"/>
-                <w:b w:val="0"/>
-                <w:i w:val="0"/>
-                <w:color w:val="000000"/>
-                <w:sz w:val="24"/>
-              </w:rPr>
-              <w:t>☐</w:t>
-            </w:r>
-          </w:p>
-        </w:tc>
-        <w:tc>
-          <w:tcPr>
-            <w:vAlign w:val="center"/>
-            <w:tcW w:type="pct" w:w="2134"/>
-          </w:tcPr>
-          <w:p>
-            <w:pPr>
-              <w:spacing w:before="20" w:after="20"/>
-              <w:jc w:val="center"/>
-            </w:pPr>
-            <w:r/>
-            <w:r>
-              <w:rPr>
-                <w:rFonts w:ascii="Calibri" w:hAnsi="Calibri"/>
-                <w:b w:val="0"/>
-                <w:i w:val="0"/>
-                <w:color w:val="000000"/>
-                <w:sz w:val="24"/>
-              </w:rPr>
-              <w:t>Сув цвет од канабис — GACP</w:t>
-            </w:r>
-            <w:r>
-              <w:rPr>
-                <w:rFonts w:ascii="Calibri" w:hAnsi="Calibri"/>
-                <w:b w:val="0"/>
+        <w:trPr>
+          <w:cantSplit/>
+        </w:trPr>
+        <w:tc>
+          <w:tcPr>
+            <w:shd w:val="clear" w:color="auto" w:fill="F2F2F2"/>
+            <w:vAlign w:val="center"/>
+            <w:tcW w:type="dxa" w:w="1181"/>
+          </w:tcPr>
+          <w:p>
+            <w:pPr>
+              <w:spacing w:before="20" w:after="20"/>
+              <w:jc w:val="left"/>
+            </w:pPr>
+            <w:r/>
+            <w:r>
+              <w:rPr>
+                <w:rFonts w:ascii="Calibri" w:hAnsi="Calibri"/>
+                <w:b/>
                 <w:i w:val="0"/>
                 <w:color w:val="000000"/>
                 <w:sz w:val="20"/>
               </w:rPr>
+              <w:t>Материјал</w:t>
+            </w:r>
+            <w:r>
+              <w:rPr>
+                <w:rFonts w:ascii="Calibri" w:hAnsi="Calibri"/>
+                <w:b w:val="0"/>
+                <w:i w:val="0"/>
+                <w:color w:val="000000"/>
+                <w:sz w:val="16"/>
+              </w:rPr>
               <w:t xml:space="preserve"> | </w:t>
             </w:r>
             <w:r>
               <w:rPr>
                 <w:rFonts w:ascii="Calibri" w:hAnsi="Calibri"/>
                 <w:b w:val="0"/>
+                <w:i w:val="0"/>
+                <w:color w:val="000000"/>
+                <w:sz w:val="16"/>
+              </w:rPr>
+              <w:t>Material</w:t>
+            </w:r>
+          </w:p>
+        </w:tc>
+        <w:tc>
+          <w:tcPr>
+            <w:vAlign w:val="center"/>
+            <w:tcW w:type="dxa" w:w="9285"/>
+          </w:tcPr>
+          <w:p>
+            <w:pPr>
+              <w:spacing w:before="20" w:after="20"/>
+              <w:jc w:val="center"/>
+            </w:pPr>
+            <w:r/>
+            <w:r>
+              <w:rPr>
+                <w:rFonts w:ascii="Calibri" w:hAnsi="Calibri"/>
+                <w:b w:val="0"/>
+                <w:i w:val="0"/>
+                <w:color w:val="000000"/>
+                <w:sz w:val="20"/>
+              </w:rPr>
+              <w:t>☐ Сув цвет од канабис — GACP</w:t>
+            </w:r>
+            <w:r>
+              <w:rPr>
+                <w:rFonts w:ascii="Calibri" w:hAnsi="Calibri"/>
+                <w:b w:val="0"/>
+                <w:i w:val="0"/>
+                <w:color w:val="000000"/>
+                <w:sz w:val="16"/>
+              </w:rPr>
+              <w:t xml:space="preserve"> | </w:t>
+            </w:r>
+            <w:r>
+              <w:rPr>
+                <w:rFonts w:ascii="Calibri" w:hAnsi="Calibri"/>
+                <w:b w:val="0"/>
                 <w:i/>
                 <w:color w:val="000000"/>
-                <w:sz w:val="20"/>
-              </w:rPr>
-              <w:t>Dried cannabis flower — GACP</w:t>
-            </w:r>
-          </w:p>
-        </w:tc>
-        <w:tc>
-          <w:tcPr>
-            <w:vAlign w:val="center"/>
-            <w:tcW w:type="pct" w:w="135"/>
-            <w:tcBorders>
-              <w:top w:val="nil"/>
-              <w:left w:val="nil"/>
-              <w:bottom w:val="nil"/>
-              <w:right w:val="nil"/>
-            </w:tcBorders>
-          </w:tcPr>
-          <w:p>
-            <w:pPr>
-              <w:spacing w:before="20" w:after="20"/>
-              <w:jc w:val="center"/>
-            </w:pPr>
-            <w:r/>
-          </w:p>
-        </w:tc>
-        <w:tc>
-          <w:tcPr>
-            <w:vAlign w:val="center"/>
-            <w:tcW w:type="pct" w:w="297"/>
-          </w:tcPr>
-          <w:p>
-            <w:pPr>
-              <w:spacing w:before="20" w:after="20"/>
-              <w:jc w:val="center"/>
-            </w:pPr>
-            <w:r/>
-            <w:r>
-              <w:rPr>
-                <w:rFonts w:ascii="Calibri" w:hAnsi="Calibri"/>
-                <w:b w:val="0"/>
-                <w:i w:val="0"/>
-                <w:color w:val="000000"/>
-                <w:sz w:val="24"/>
-              </w:rPr>
-              <w:t>☐</w:t>
-            </w:r>
-          </w:p>
-        </w:tc>
-        <w:tc>
-          <w:tcPr>
-            <w:vAlign w:val="center"/>
-            <w:tcW w:type="pct" w:w="2134"/>
-          </w:tcPr>
-          <w:p>
-            <w:pPr>
-              <w:spacing w:before="20" w:after="20"/>
-              <w:jc w:val="center"/>
-            </w:pPr>
-            <w:r/>
-            <w:r>
-              <w:rPr>
-                <w:rFonts w:ascii="Calibri" w:hAnsi="Calibri"/>
-                <w:b w:val="0"/>
-                <w:i w:val="0"/>
-                <w:color w:val="000000"/>
-                <w:sz w:val="24"/>
-              </w:rPr>
-              <w:t>Друго, според A01</w:t>
-            </w:r>
-            <w:r>
-              <w:rPr>
-                <w:rFonts w:ascii="Calibri" w:hAnsi="Calibri"/>
-                <w:b w:val="0"/>
-                <w:i w:val="0"/>
-                <w:color w:val="000000"/>
-                <w:sz w:val="20"/>
-              </w:rPr>
-              <w:t xml:space="preserve"> | </w:t>
-            </w:r>
-            <w:r>
-              <w:rPr>
-                <w:rFonts w:ascii="Calibri" w:hAnsi="Calibri"/>
-                <w:b w:val="0"/>
-                <w:i/>
-                <w:color w:val="000000"/>
-                <w:sz w:val="20"/>
-              </w:rPr>
-              <w:t>Other, per A01</w:t>
+                <w:sz w:val="16"/>
+              </w:rPr>
+              <w:t>Dried cannabis flower — GACP   ☐ Друго, според A01 | Other, per A01</w:t>
             </w:r>
           </w:p>
         </w:tc>
@@ -9378,11 +9314,11 @@
     </w:p>
     <w:tbl>
       <w:tblPr>
-        <w:jc w:val="center"/>
         <w:tblLook w:firstColumn="1" w:firstRow="1" w:lastColumn="0" w:lastRow="0" w:noHBand="0" w:noVBand="1" w:val="04A0"/>
         <w:tblLayout w:type="fixed"/>
-        <w:tblW w:type="pct" w:w="5000"/>
+        <w:tblW w:type="dxa" w:w="10466"/>
         <w:tblInd w:type="dxa" w:w="0"/>
+        <w:jc w:val="center"/>
         <w:tblBorders>
           <w:top w:val="single" w:sz="4" w:space="0" w:color="2B547E"/>
           <w:left w:val="single" w:sz="4" w:space="0" w:color="2B547E"/>
@@ -9393,275 +9329,98 @@
         </w:tblBorders>
       </w:tblPr>
       <w:tblGrid>
-        <w:gridCol w:w="623"/>
-        <w:gridCol w:w="4467"/>
-        <w:gridCol w:w="283"/>
-        <w:gridCol w:w="623"/>
-        <w:gridCol w:w="4467"/>
+        <w:gridCol w:w="3277"/>
+        <w:gridCol w:w="7189"/>
       </w:tblGrid>
       <w:tr>
-        <w:tc>
-          <w:tcPr>
-            <w:vAlign w:val="center"/>
-            <w:tcW w:type="pct" w:w="297"/>
-          </w:tcPr>
-          <w:p>
-            <w:pPr>
-              <w:spacing w:before="20" w:after="20"/>
-              <w:jc w:val="center"/>
-            </w:pPr>
-            <w:r/>
-            <w:r>
-              <w:rPr>
-                <w:rFonts w:ascii="Calibri" w:hAnsi="Calibri"/>
-                <w:b w:val="0"/>
-                <w:i w:val="0"/>
-                <w:color w:val="000000"/>
-                <w:sz w:val="24"/>
-              </w:rPr>
-              <w:t>☐</w:t>
-            </w:r>
-          </w:p>
-        </w:tc>
-        <w:tc>
-          <w:tcPr>
-            <w:vAlign w:val="center"/>
-            <w:tcW w:type="pct" w:w="2134"/>
-          </w:tcPr>
-          <w:p>
-            <w:pPr>
-              <w:spacing w:before="20" w:after="20"/>
-              <w:jc w:val="center"/>
-            </w:pPr>
-            <w:r/>
-            <w:r>
-              <w:rPr>
-                <w:rFonts w:ascii="Calibri" w:hAnsi="Calibri"/>
-                <w:b w:val="0"/>
-                <w:i w:val="0"/>
-                <w:color w:val="000000"/>
-                <w:sz w:val="24"/>
-              </w:rPr>
-              <w:t>Прифатено</w:t>
-            </w:r>
-            <w:r>
-              <w:rPr>
-                <w:rFonts w:ascii="Calibri" w:hAnsi="Calibri"/>
-                <w:b w:val="0"/>
+        <w:trPr>
+          <w:cantSplit/>
+        </w:trPr>
+        <w:tc>
+          <w:tcPr>
+            <w:shd w:val="clear" w:color="auto" w:fill="F2F2F2"/>
+            <w:vAlign w:val="center"/>
+            <w:tcW w:type="dxa" w:w="3277"/>
+          </w:tcPr>
+          <w:p>
+            <w:pPr>
+              <w:spacing w:before="20" w:after="20"/>
+              <w:jc w:val="left"/>
+            </w:pPr>
+            <w:r/>
+            <w:r>
+              <w:rPr>
+                <w:rFonts w:ascii="Calibri" w:hAnsi="Calibri"/>
+                <w:b/>
                 <w:i w:val="0"/>
                 <w:color w:val="000000"/>
                 <w:sz w:val="20"/>
               </w:rPr>
+              <w:t>Статус на приемот (A05, дел Б)</w:t>
+            </w:r>
+            <w:r>
+              <w:rPr>
+                <w:rFonts w:ascii="Calibri" w:hAnsi="Calibri"/>
+                <w:b w:val="0"/>
+                <w:i w:val="0"/>
+                <w:color w:val="000000"/>
+                <w:sz w:val="16"/>
+              </w:rPr>
               <w:t xml:space="preserve"> | </w:t>
             </w:r>
             <w:r>
               <w:rPr>
                 <w:rFonts w:ascii="Calibri" w:hAnsi="Calibri"/>
                 <w:b w:val="0"/>
+                <w:i w:val="0"/>
+                <w:color w:val="000000"/>
+                <w:sz w:val="16"/>
+              </w:rPr>
+              <w:t>Receipt status (A05, part B)</w:t>
+            </w:r>
+          </w:p>
+        </w:tc>
+        <w:tc>
+          <w:tcPr>
+            <w:vAlign w:val="center"/>
+            <w:tcW w:type="dxa" w:w="7189"/>
+          </w:tcPr>
+          <w:p>
+            <w:pPr>
+              <w:spacing w:before="20" w:after="20"/>
+              <w:jc w:val="center"/>
+            </w:pPr>
+            <w:r/>
+            <w:r>
+              <w:rPr>
+                <w:rFonts w:ascii="Calibri" w:hAnsi="Calibri"/>
+                <w:b w:val="0"/>
+                <w:i w:val="0"/>
+                <w:color w:val="000000"/>
+                <w:sz w:val="20"/>
+              </w:rPr>
+              <w:t>☐ Прифатено</w:t>
+            </w:r>
+            <w:r>
+              <w:rPr>
+                <w:rFonts w:ascii="Calibri" w:hAnsi="Calibri"/>
+                <w:b w:val="0"/>
+                <w:i w:val="0"/>
+                <w:color w:val="000000"/>
+                <w:sz w:val="16"/>
+              </w:rPr>
+              <w:t xml:space="preserve"> | </w:t>
+            </w:r>
+            <w:r>
+              <w:rPr>
+                <w:rFonts w:ascii="Calibri" w:hAnsi="Calibri"/>
+                <w:b w:val="0"/>
                 <w:i/>
                 <w:color w:val="000000"/>
-                <w:sz w:val="20"/>
-              </w:rPr>
-              <w:t>Accepted</w:t>
-            </w:r>
-          </w:p>
-        </w:tc>
-        <w:tc>
-          <w:tcPr>
-            <w:vAlign w:val="center"/>
-            <w:tcW w:type="pct" w:w="135"/>
-            <w:tcBorders>
-              <w:top w:val="nil"/>
-              <w:left w:val="nil"/>
-              <w:bottom w:val="nil"/>
-              <w:right w:val="nil"/>
-            </w:tcBorders>
-          </w:tcPr>
-          <w:p>
-            <w:pPr>
-              <w:spacing w:before="20" w:after="20"/>
-              <w:jc w:val="center"/>
-            </w:pPr>
-            <w:r/>
-          </w:p>
-        </w:tc>
-        <w:tc>
-          <w:tcPr>
-            <w:vAlign w:val="center"/>
-            <w:tcW w:type="pct" w:w="297"/>
-          </w:tcPr>
-          <w:p>
-            <w:pPr>
-              <w:spacing w:before="20" w:after="20"/>
-              <w:jc w:val="center"/>
-            </w:pPr>
-            <w:r/>
-            <w:r>
-              <w:rPr>
-                <w:rFonts w:ascii="Calibri" w:hAnsi="Calibri"/>
-                <w:b w:val="0"/>
-                <w:i w:val="0"/>
-                <w:color w:val="000000"/>
-                <w:sz w:val="24"/>
-              </w:rPr>
-              <w:t>☐</w:t>
-            </w:r>
-          </w:p>
-        </w:tc>
-        <w:tc>
-          <w:tcPr>
-            <w:vAlign w:val="center"/>
-            <w:tcW w:type="pct" w:w="2134"/>
-          </w:tcPr>
-          <w:p>
-            <w:pPr>
-              <w:spacing w:before="20" w:after="20"/>
-              <w:jc w:val="center"/>
-            </w:pPr>
-            <w:r/>
-            <w:r>
-              <w:rPr>
-                <w:rFonts w:ascii="Calibri" w:hAnsi="Calibri"/>
-                <w:b w:val="0"/>
-                <w:i w:val="0"/>
-                <w:color w:val="000000"/>
-                <w:sz w:val="24"/>
-              </w:rPr>
-              <w:t>Одбиено</w:t>
-            </w:r>
-            <w:r>
-              <w:rPr>
-                <w:rFonts w:ascii="Calibri" w:hAnsi="Calibri"/>
-                <w:b w:val="0"/>
-                <w:i w:val="0"/>
-                <w:color w:val="000000"/>
-                <w:sz w:val="20"/>
-              </w:rPr>
-              <w:t xml:space="preserve"> | </w:t>
-            </w:r>
-            <w:r>
-              <w:rPr>
-                <w:rFonts w:ascii="Calibri" w:hAnsi="Calibri"/>
-                <w:b w:val="0"/>
-                <w:i/>
-                <w:color w:val="000000"/>
-                <w:sz w:val="20"/>
-              </w:rPr>
-              <w:t>Rejected</w:t>
-            </w:r>
-          </w:p>
-        </w:tc>
-      </w:tr>
-      <w:tr>
-        <w:tc>
-          <w:tcPr>
-            <w:vAlign w:val="center"/>
-            <w:tcW w:type="pct" w:w="297"/>
-          </w:tcPr>
-          <w:p>
-            <w:pPr>
-              <w:spacing w:before="20" w:after="20"/>
-              <w:jc w:val="center"/>
-            </w:pPr>
-            <w:r/>
-            <w:r>
-              <w:rPr>
-                <w:rFonts w:ascii="Calibri" w:hAnsi="Calibri"/>
-                <w:b w:val="0"/>
-                <w:i w:val="0"/>
-                <w:color w:val="000000"/>
-                <w:sz w:val="24"/>
-              </w:rPr>
-              <w:t>☐</w:t>
-            </w:r>
-          </w:p>
-        </w:tc>
-        <w:tc>
-          <w:tcPr>
-            <w:vAlign w:val="center"/>
-            <w:tcW w:type="pct" w:w="2134"/>
-          </w:tcPr>
-          <w:p>
-            <w:pPr>
-              <w:spacing w:before="20" w:after="20"/>
-              <w:jc w:val="center"/>
-            </w:pPr>
-            <w:r/>
-            <w:r>
-              <w:rPr>
-                <w:rFonts w:ascii="Calibri" w:hAnsi="Calibri"/>
-                <w:b w:val="0"/>
-                <w:i w:val="0"/>
-                <w:color w:val="000000"/>
-                <w:sz w:val="24"/>
-              </w:rPr>
-              <w:t>Прифатено со резерва</w:t>
-            </w:r>
-            <w:r>
-              <w:rPr>
-                <w:rFonts w:ascii="Calibri" w:hAnsi="Calibri"/>
-                <w:b w:val="0"/>
-                <w:i w:val="0"/>
-                <w:color w:val="000000"/>
-                <w:sz w:val="20"/>
-              </w:rPr>
-              <w:t xml:space="preserve"> | </w:t>
-            </w:r>
-            <w:r>
-              <w:rPr>
-                <w:rFonts w:ascii="Calibri" w:hAnsi="Calibri"/>
-                <w:b w:val="0"/>
-                <w:i/>
-                <w:color w:val="000000"/>
-                <w:sz w:val="20"/>
-              </w:rPr>
-              <w:t>Accepted with reservation</w:t>
-            </w:r>
-          </w:p>
-        </w:tc>
-        <w:tc>
-          <w:tcPr>
-            <w:vAlign w:val="center"/>
-            <w:tcW w:type="pct" w:w="135"/>
-            <w:tcBorders>
-              <w:top w:val="nil"/>
-              <w:left w:val="nil"/>
-              <w:bottom w:val="nil"/>
-              <w:right w:val="nil"/>
-            </w:tcBorders>
-          </w:tcPr>
-          <w:p>
-            <w:pPr>
-              <w:spacing w:before="20" w:after="20"/>
-              <w:jc w:val="center"/>
-            </w:pPr>
-            <w:r/>
-          </w:p>
-        </w:tc>
-        <w:tc>
-          <w:tcPr>
-            <w:vAlign w:val="center"/>
-            <w:tcW w:type="pct" w:w="297"/>
-          </w:tcPr>
-          <w:p>
-            <w:pPr>
-              <w:spacing w:before="20" w:after="20"/>
-              <w:jc w:val="center"/>
-            </w:pPr>
-            <w:r/>
-          </w:p>
-        </w:tc>
-        <w:tc>
-          <w:tcPr>
-            <w:vAlign w:val="center"/>
-            <w:tcW w:type="pct" w:w="2134"/>
-          </w:tcPr>
-          <w:p>
-            <w:pPr>
-              <w:spacing w:before="20" w:after="20"/>
-              <w:jc w:val="center"/>
-            </w:pPr>
-            <w:r/>
+                <w:sz w:val="16"/>
+              </w:rPr>
+              <w:t>Accepted   ☐ Прифатено со резерва | Accepted with reservation   ☐ Одбиено | Rejected</w:t>
+            </w:r>
           </w:p>
         </w:tc>
       </w:tr>

--- a/deliverables/inland_transport_2026-10/v02_2026-10-13/docx/WHSOP_003_A04.docx
+++ b/deliverables/inland_transport_2026-10/v02_2026-10-13/docx/WHSOP_003_A04.docx
@@ -1091,11 +1091,11 @@
     </w:p>
     <w:tbl>
       <w:tblPr>
-        <w:jc w:val="center"/>
         <w:tblLook w:firstColumn="1" w:firstRow="1" w:lastColumn="0" w:lastRow="0" w:noHBand="0" w:noVBand="1" w:val="04A0"/>
         <w:tblLayout w:type="fixed"/>
-        <w:tblW w:type="pct" w:w="5000"/>
+        <w:tblW w:type="dxa" w:w="10466"/>
         <w:tblInd w:type="dxa" w:w="0"/>
+        <w:jc w:val="center"/>
         <w:tblBorders>
           <w:top w:val="single" w:sz="4" w:space="0" w:color="2B547E"/>
           <w:left w:val="single" w:sz="4" w:space="0" w:color="2B547E"/>
@@ -1106,161 +1106,97 @@
         </w:tblBorders>
       </w:tblPr>
       <w:tblGrid>
-        <w:gridCol w:w="623"/>
-        <w:gridCol w:w="4467"/>
-        <w:gridCol w:w="283"/>
-        <w:gridCol w:w="623"/>
-        <w:gridCol w:w="4467"/>
+        <w:gridCol w:w="1181"/>
+        <w:gridCol w:w="9285"/>
       </w:tblGrid>
       <w:tr>
-        <w:tc>
-          <w:tcPr>
-            <w:vAlign w:val="center"/>
-            <w:tcW w:type="pct" w:w="297"/>
-          </w:tcPr>
-          <w:p>
-            <w:pPr>
-              <w:spacing w:before="20" w:after="20"/>
-              <w:jc w:val="center"/>
-            </w:pPr>
-            <w:r/>
-            <w:r>
-              <w:rPr>
-                <w:rFonts w:ascii="Calibri" w:hAnsi="Calibri"/>
-                <w:b w:val="0"/>
-                <w:i w:val="0"/>
-                <w:color w:val="000000"/>
-                <w:sz w:val="24"/>
-              </w:rPr>
-              <w:t>☐</w:t>
-            </w:r>
-          </w:p>
-        </w:tc>
-        <w:tc>
-          <w:tcPr>
-            <w:vAlign w:val="center"/>
-            <w:tcW w:type="pct" w:w="2134"/>
-          </w:tcPr>
-          <w:p>
-            <w:pPr>
-              <w:spacing w:before="20" w:after="20"/>
-              <w:jc w:val="center"/>
-            </w:pPr>
-            <w:r/>
-            <w:r>
-              <w:rPr>
-                <w:rFonts w:ascii="Calibri" w:hAnsi="Calibri"/>
-                <w:b w:val="0"/>
-                <w:i w:val="0"/>
-                <w:color w:val="000000"/>
-                <w:sz w:val="24"/>
-              </w:rPr>
-              <w:t>Сув цвет од канабис — GACP</w:t>
-            </w:r>
-            <w:r>
-              <w:rPr>
-                <w:rFonts w:ascii="Calibri" w:hAnsi="Calibri"/>
-                <w:b w:val="0"/>
+        <w:trPr>
+          <w:cantSplit/>
+        </w:trPr>
+        <w:tc>
+          <w:tcPr>
+            <w:shd w:val="clear" w:color="auto" w:fill="F2F2F2"/>
+            <w:vAlign w:val="center"/>
+            <w:tcW w:type="dxa" w:w="1181"/>
+          </w:tcPr>
+          <w:p>
+            <w:pPr>
+              <w:spacing w:before="20" w:after="20"/>
+              <w:jc w:val="left"/>
+            </w:pPr>
+            <w:r/>
+            <w:r>
+              <w:rPr>
+                <w:rFonts w:ascii="Calibri" w:hAnsi="Calibri"/>
+                <w:b/>
                 <w:i w:val="0"/>
                 <w:color w:val="000000"/>
                 <w:sz w:val="20"/>
               </w:rPr>
+              <w:t>Материјал</w:t>
+            </w:r>
+            <w:r>
+              <w:rPr>
+                <w:rFonts w:ascii="Calibri" w:hAnsi="Calibri"/>
+                <w:b w:val="0"/>
+                <w:i w:val="0"/>
+                <w:color w:val="000000"/>
+                <w:sz w:val="16"/>
+              </w:rPr>
               <w:t xml:space="preserve"> | </w:t>
             </w:r>
             <w:r>
               <w:rPr>
                 <w:rFonts w:ascii="Calibri" w:hAnsi="Calibri"/>
                 <w:b w:val="0"/>
+                <w:i w:val="0"/>
+                <w:color w:val="000000"/>
+                <w:sz w:val="16"/>
+              </w:rPr>
+              <w:t>Material</w:t>
+            </w:r>
+          </w:p>
+        </w:tc>
+        <w:tc>
+          <w:tcPr>
+            <w:vAlign w:val="center"/>
+            <w:tcW w:type="dxa" w:w="9285"/>
+          </w:tcPr>
+          <w:p>
+            <w:pPr>
+              <w:spacing w:before="20" w:after="20"/>
+              <w:jc w:val="center"/>
+            </w:pPr>
+            <w:r/>
+            <w:r>
+              <w:rPr>
+                <w:rFonts w:ascii="Calibri" w:hAnsi="Calibri"/>
+                <w:b w:val="0"/>
+                <w:i w:val="0"/>
+                <w:color w:val="000000"/>
+                <w:sz w:val="20"/>
+              </w:rPr>
+              <w:t>☐ Сув цвет од канабис — GACP</w:t>
+            </w:r>
+            <w:r>
+              <w:rPr>
+                <w:rFonts w:ascii="Calibri" w:hAnsi="Calibri"/>
+                <w:b w:val="0"/>
+                <w:i w:val="0"/>
+                <w:color w:val="000000"/>
+                <w:sz w:val="16"/>
+              </w:rPr>
+              <w:t xml:space="preserve"> | </w:t>
+            </w:r>
+            <w:r>
+              <w:rPr>
+                <w:rFonts w:ascii="Calibri" w:hAnsi="Calibri"/>
+                <w:b w:val="0"/>
                 <w:i/>
                 <w:color w:val="000000"/>
-                <w:sz w:val="20"/>
-              </w:rPr>
-              <w:t>Dried cannabis flower — GACP</w:t>
-            </w:r>
-          </w:p>
-        </w:tc>
-        <w:tc>
-          <w:tcPr>
-            <w:vAlign w:val="center"/>
-            <w:tcW w:type="pct" w:w="135"/>
-            <w:tcBorders>
-              <w:top w:val="nil"/>
-              <w:left w:val="nil"/>
-              <w:bottom w:val="nil"/>
-              <w:right w:val="nil"/>
-            </w:tcBorders>
-          </w:tcPr>
-          <w:p>
-            <w:pPr>
-              <w:spacing w:before="20" w:after="20"/>
-              <w:jc w:val="center"/>
-            </w:pPr>
-            <w:r/>
-          </w:p>
-        </w:tc>
-        <w:tc>
-          <w:tcPr>
-            <w:vAlign w:val="center"/>
-            <w:tcW w:type="pct" w:w="297"/>
-          </w:tcPr>
-          <w:p>
-            <w:pPr>
-              <w:spacing w:before="20" w:after="20"/>
-              <w:jc w:val="center"/>
-            </w:pPr>
-            <w:r/>
-            <w:r>
-              <w:rPr>
-                <w:rFonts w:ascii="Calibri" w:hAnsi="Calibri"/>
-                <w:b w:val="0"/>
-                <w:i w:val="0"/>
-                <w:color w:val="000000"/>
-                <w:sz w:val="24"/>
-              </w:rPr>
-              <w:t>☐</w:t>
-            </w:r>
-          </w:p>
-        </w:tc>
-        <w:tc>
-          <w:tcPr>
-            <w:vAlign w:val="center"/>
-            <w:tcW w:type="pct" w:w="2134"/>
-          </w:tcPr>
-          <w:p>
-            <w:pPr>
-              <w:spacing w:before="20" w:after="20"/>
-              <w:jc w:val="center"/>
-            </w:pPr>
-            <w:r/>
-            <w:r>
-              <w:rPr>
-                <w:rFonts w:ascii="Calibri" w:hAnsi="Calibri"/>
-                <w:b w:val="0"/>
-                <w:i w:val="0"/>
-                <w:color w:val="000000"/>
-                <w:sz w:val="24"/>
-              </w:rPr>
-              <w:t>Друго, според A01</w:t>
-            </w:r>
-            <w:r>
-              <w:rPr>
-                <w:rFonts w:ascii="Calibri" w:hAnsi="Calibri"/>
-                <w:b w:val="0"/>
-                <w:i w:val="0"/>
-                <w:color w:val="000000"/>
-                <w:sz w:val="20"/>
-              </w:rPr>
-              <w:t xml:space="preserve"> | </w:t>
-            </w:r>
-            <w:r>
-              <w:rPr>
-                <w:rFonts w:ascii="Calibri" w:hAnsi="Calibri"/>
-                <w:b w:val="0"/>
-                <w:i/>
-                <w:color w:val="000000"/>
-                <w:sz w:val="20"/>
-              </w:rPr>
-              <w:t>Other, per A01</w:t>
+                <w:sz w:val="16"/>
+              </w:rPr>
+              <w:t>Dried cannabis flower — GACP   ☐ Друго, според A01 | Other, per A01</w:t>
             </w:r>
           </w:p>
         </w:tc>
@@ -1380,7 +1316,7 @@
           <w:color w:val="000000"/>
           <w:sz w:val="22"/>
         </w:rPr>
-        <w:t>Секоја палета има своја листа на пакување (A03 §5), во која е наведен секој картон со својата серија. Палета може да носи картони од повеќе серии; картонот со контра-мостри (КМ) се брои во картоните на својата палета.</w:t>
+        <w:t>Секоја палета има своја листа на пакување (A03 §5), во која е наведен секој картон со својата серија. Палета може да носи картони од повеќе серии; картонот со контра мостри (КМ) се брои во картоните на својата палета.</w:t>
       </w:r>
       <w:r>
         <w:rPr>
@@ -3205,15 +3141,15 @@
         </w:tblBorders>
       </w:tblPr>
       <w:tblGrid>
-        <w:gridCol w:w="1558"/>
-        <w:gridCol w:w="1083"/>
-        <w:gridCol w:w="1383"/>
-        <w:gridCol w:w="1058"/>
-        <w:gridCol w:w="894"/>
-        <w:gridCol w:w="722"/>
-        <w:gridCol w:w="827"/>
-        <w:gridCol w:w="1155"/>
-        <w:gridCol w:w="1782"/>
+        <w:gridCol w:w="1561"/>
+        <w:gridCol w:w="1116"/>
+        <w:gridCol w:w="1415"/>
+        <w:gridCol w:w="1074"/>
+        <w:gridCol w:w="914"/>
+        <w:gridCol w:w="733"/>
+        <w:gridCol w:w="851"/>
+        <w:gridCol w:w="1183"/>
+        <w:gridCol w:w="1614"/>
       </w:tblGrid>
       <w:tr>
         <w:trPr>
@@ -3224,7 +3160,7 @@
           <w:tcPr>
             <w:shd w:val="clear" w:color="auto" w:fill="2B547E"/>
             <w:vAlign w:val="center"/>
-            <w:tcW w:type="dxa" w:w="1558"/>
+            <w:tcW w:type="dxa" w:w="1561"/>
           </w:tcPr>
           <w:p>
             <w:pPr>
@@ -3249,7 +3185,7 @@
           <w:tcPr>
             <w:shd w:val="clear" w:color="auto" w:fill="2B547E"/>
             <w:vAlign w:val="center"/>
-            <w:tcW w:type="dxa" w:w="1083"/>
+            <w:tcW w:type="dxa" w:w="1116"/>
           </w:tcPr>
           <w:p>
             <w:pPr>
@@ -3294,7 +3230,7 @@
           <w:tcPr>
             <w:shd w:val="clear" w:color="auto" w:fill="2B547E"/>
             <w:vAlign w:val="center"/>
-            <w:tcW w:type="dxa" w:w="1383"/>
+            <w:tcW w:type="dxa" w:w="1415"/>
           </w:tcPr>
           <w:p>
             <w:pPr>
@@ -3339,7 +3275,7 @@
           <w:tcPr>
             <w:shd w:val="clear" w:color="auto" w:fill="2B547E"/>
             <w:vAlign w:val="center"/>
-            <w:tcW w:type="dxa" w:w="1058"/>
+            <w:tcW w:type="dxa" w:w="1074"/>
           </w:tcPr>
           <w:p>
             <w:pPr>
@@ -3384,7 +3320,7 @@
           <w:tcPr>
             <w:shd w:val="clear" w:color="auto" w:fill="2B547E"/>
             <w:vAlign w:val="center"/>
-            <w:tcW w:type="dxa" w:w="894"/>
+            <w:tcW w:type="dxa" w:w="914"/>
           </w:tcPr>
           <w:p>
             <w:pPr>
@@ -3429,7 +3365,7 @@
           <w:tcPr>
             <w:shd w:val="clear" w:color="auto" w:fill="2B547E"/>
             <w:vAlign w:val="center"/>
-            <w:tcW w:type="dxa" w:w="722"/>
+            <w:tcW w:type="dxa" w:w="733"/>
           </w:tcPr>
           <w:p>
             <w:pPr>
@@ -3474,7 +3410,7 @@
           <w:tcPr>
             <w:shd w:val="clear" w:color="auto" w:fill="2B547E"/>
             <w:vAlign w:val="center"/>
-            <w:tcW w:type="dxa" w:w="827"/>
+            <w:tcW w:type="dxa" w:w="851"/>
           </w:tcPr>
           <w:p>
             <w:pPr>
@@ -3519,7 +3455,7 @@
           <w:tcPr>
             <w:shd w:val="clear" w:color="auto" w:fill="2B547E"/>
             <w:vAlign w:val="center"/>
-            <w:tcW w:type="dxa" w:w="1155"/>
+            <w:tcW w:type="dxa" w:w="1183"/>
           </w:tcPr>
           <w:p>
             <w:pPr>
@@ -3564,7 +3500,7 @@
           <w:tcPr>
             <w:shd w:val="clear" w:color="auto" w:fill="2B547E"/>
             <w:vAlign w:val="center"/>
-            <w:tcW w:type="dxa" w:w="1782"/>
+            <w:tcW w:type="dxa" w:w="1614"/>
           </w:tcPr>
           <w:p>
             <w:pPr>
@@ -3581,7 +3517,7 @@
                 <w:color w:val="FFFFFF"/>
                 <w:sz w:val="18"/>
               </w:rPr>
-              <w:t>Контра-мостри (контејнери / g)</w:t>
+              <w:t>Контра мостри (контејнери / g)</w:t>
             </w:r>
             <w:r>
               <w:rPr>
@@ -3614,7 +3550,7 @@
           <w:tcPr>
             <w:shd w:val="clear" w:color="auto" w:fill="F2F2F2"/>
             <w:vAlign w:val="center"/>
-            <w:tcW w:type="dxa" w:w="1558"/>
+            <w:tcW w:type="dxa" w:w="1561"/>
           </w:tcPr>
           <w:p>
             <w:pPr>
@@ -3638,105 +3574,105 @@
         <w:tc>
           <w:tcPr>
             <w:vAlign w:val="center"/>
-            <w:tcW w:type="dxa" w:w="1083"/>
-          </w:tcPr>
-          <w:p>
-            <w:pPr>
-              <w:keepNext/>
-              <w:spacing w:before="20" w:after="20"/>
-              <w:jc w:val="center"/>
-            </w:pPr>
-            <w:r/>
-          </w:p>
-        </w:tc>
-        <w:tc>
-          <w:tcPr>
-            <w:vAlign w:val="center"/>
-            <w:tcW w:type="dxa" w:w="1383"/>
-          </w:tcPr>
-          <w:p>
-            <w:pPr>
-              <w:keepNext/>
-              <w:spacing w:before="20" w:after="20"/>
-              <w:jc w:val="center"/>
-            </w:pPr>
-            <w:r/>
-          </w:p>
-        </w:tc>
-        <w:tc>
-          <w:tcPr>
-            <w:vAlign w:val="center"/>
-            <w:tcW w:type="dxa" w:w="1058"/>
-          </w:tcPr>
-          <w:p>
-            <w:pPr>
-              <w:keepNext/>
-              <w:spacing w:before="20" w:after="20"/>
-              <w:jc w:val="center"/>
-            </w:pPr>
-            <w:r/>
-          </w:p>
-        </w:tc>
-        <w:tc>
-          <w:tcPr>
-            <w:vAlign w:val="center"/>
-            <w:tcW w:type="dxa" w:w="894"/>
-          </w:tcPr>
-          <w:p>
-            <w:pPr>
-              <w:keepNext/>
-              <w:spacing w:before="20" w:after="20"/>
-              <w:jc w:val="center"/>
-            </w:pPr>
-            <w:r/>
-          </w:p>
-        </w:tc>
-        <w:tc>
-          <w:tcPr>
-            <w:vAlign w:val="center"/>
-            <w:tcW w:type="dxa" w:w="722"/>
-          </w:tcPr>
-          <w:p>
-            <w:pPr>
-              <w:keepNext/>
-              <w:spacing w:before="20" w:after="20"/>
-              <w:jc w:val="center"/>
-            </w:pPr>
-            <w:r/>
-          </w:p>
-        </w:tc>
-        <w:tc>
-          <w:tcPr>
-            <w:vAlign w:val="center"/>
-            <w:tcW w:type="dxa" w:w="827"/>
-          </w:tcPr>
-          <w:p>
-            <w:pPr>
-              <w:keepNext/>
-              <w:spacing w:before="20" w:after="20"/>
-              <w:jc w:val="center"/>
-            </w:pPr>
-            <w:r/>
-          </w:p>
-        </w:tc>
-        <w:tc>
-          <w:tcPr>
-            <w:vAlign w:val="center"/>
-            <w:tcW w:type="dxa" w:w="1155"/>
-          </w:tcPr>
-          <w:p>
-            <w:pPr>
-              <w:keepNext/>
-              <w:spacing w:before="20" w:after="20"/>
-              <w:jc w:val="center"/>
-            </w:pPr>
-            <w:r/>
-          </w:p>
-        </w:tc>
-        <w:tc>
-          <w:tcPr>
-            <w:vAlign w:val="center"/>
-            <w:tcW w:type="dxa" w:w="1782"/>
+            <w:tcW w:type="dxa" w:w="1116"/>
+          </w:tcPr>
+          <w:p>
+            <w:pPr>
+              <w:keepNext/>
+              <w:spacing w:before="20" w:after="20"/>
+              <w:jc w:val="center"/>
+            </w:pPr>
+            <w:r/>
+          </w:p>
+        </w:tc>
+        <w:tc>
+          <w:tcPr>
+            <w:vAlign w:val="center"/>
+            <w:tcW w:type="dxa" w:w="1415"/>
+          </w:tcPr>
+          <w:p>
+            <w:pPr>
+              <w:keepNext/>
+              <w:spacing w:before="20" w:after="20"/>
+              <w:jc w:val="center"/>
+            </w:pPr>
+            <w:r/>
+          </w:p>
+        </w:tc>
+        <w:tc>
+          <w:tcPr>
+            <w:vAlign w:val="center"/>
+            <w:tcW w:type="dxa" w:w="1074"/>
+          </w:tcPr>
+          <w:p>
+            <w:pPr>
+              <w:keepNext/>
+              <w:spacing w:before="20" w:after="20"/>
+              <w:jc w:val="center"/>
+            </w:pPr>
+            <w:r/>
+          </w:p>
+        </w:tc>
+        <w:tc>
+          <w:tcPr>
+            <w:vAlign w:val="center"/>
+            <w:tcW w:type="dxa" w:w="914"/>
+          </w:tcPr>
+          <w:p>
+            <w:pPr>
+              <w:keepNext/>
+              <w:spacing w:before="20" w:after="20"/>
+              <w:jc w:val="center"/>
+            </w:pPr>
+            <w:r/>
+          </w:p>
+        </w:tc>
+        <w:tc>
+          <w:tcPr>
+            <w:vAlign w:val="center"/>
+            <w:tcW w:type="dxa" w:w="733"/>
+          </w:tcPr>
+          <w:p>
+            <w:pPr>
+              <w:keepNext/>
+              <w:spacing w:before="20" w:after="20"/>
+              <w:jc w:val="center"/>
+            </w:pPr>
+            <w:r/>
+          </w:p>
+        </w:tc>
+        <w:tc>
+          <w:tcPr>
+            <w:vAlign w:val="center"/>
+            <w:tcW w:type="dxa" w:w="851"/>
+          </w:tcPr>
+          <w:p>
+            <w:pPr>
+              <w:keepNext/>
+              <w:spacing w:before="20" w:after="20"/>
+              <w:jc w:val="center"/>
+            </w:pPr>
+            <w:r/>
+          </w:p>
+        </w:tc>
+        <w:tc>
+          <w:tcPr>
+            <w:vAlign w:val="center"/>
+            <w:tcW w:type="dxa" w:w="1183"/>
+          </w:tcPr>
+          <w:p>
+            <w:pPr>
+              <w:keepNext/>
+              <w:spacing w:before="20" w:after="20"/>
+              <w:jc w:val="center"/>
+            </w:pPr>
+            <w:r/>
+          </w:p>
+        </w:tc>
+        <w:tc>
+          <w:tcPr>
+            <w:vAlign w:val="center"/>
+            <w:tcW w:type="dxa" w:w="1614"/>
           </w:tcPr>
           <w:p>
             <w:pPr>
@@ -3756,7 +3692,7 @@
           <w:tcPr>
             <w:shd w:val="clear" w:color="auto" w:fill="F2F2F2"/>
             <w:vAlign w:val="center"/>
-            <w:tcW w:type="dxa" w:w="1558"/>
+            <w:tcW w:type="dxa" w:w="1561"/>
           </w:tcPr>
           <w:p>
             <w:pPr>
@@ -3781,7 +3717,7 @@
           <w:tcPr>
             <w:shd w:val="clear" w:color="auto" w:fill="F7FAFC"/>
             <w:vAlign w:val="center"/>
-            <w:tcW w:type="dxa" w:w="1083"/>
+            <w:tcW w:type="dxa" w:w="1116"/>
           </w:tcPr>
           <w:p>
             <w:pPr>
@@ -3796,7 +3732,7 @@
           <w:tcPr>
             <w:shd w:val="clear" w:color="auto" w:fill="F7FAFC"/>
             <w:vAlign w:val="center"/>
-            <w:tcW w:type="dxa" w:w="1383"/>
+            <w:tcW w:type="dxa" w:w="1415"/>
           </w:tcPr>
           <w:p>
             <w:pPr>
@@ -3811,7 +3747,7 @@
           <w:tcPr>
             <w:shd w:val="clear" w:color="auto" w:fill="F7FAFC"/>
             <w:vAlign w:val="center"/>
-            <w:tcW w:type="dxa" w:w="1058"/>
+            <w:tcW w:type="dxa" w:w="1074"/>
           </w:tcPr>
           <w:p>
             <w:pPr>
@@ -3826,7 +3762,7 @@
           <w:tcPr>
             <w:shd w:val="clear" w:color="auto" w:fill="F7FAFC"/>
             <w:vAlign w:val="center"/>
-            <w:tcW w:type="dxa" w:w="894"/>
+            <w:tcW w:type="dxa" w:w="914"/>
           </w:tcPr>
           <w:p>
             <w:pPr>
@@ -3841,7 +3777,7 @@
           <w:tcPr>
             <w:shd w:val="clear" w:color="auto" w:fill="F7FAFC"/>
             <w:vAlign w:val="center"/>
-            <w:tcW w:type="dxa" w:w="722"/>
+            <w:tcW w:type="dxa" w:w="733"/>
           </w:tcPr>
           <w:p>
             <w:pPr>
@@ -3856,7 +3792,7 @@
           <w:tcPr>
             <w:shd w:val="clear" w:color="auto" w:fill="F7FAFC"/>
             <w:vAlign w:val="center"/>
-            <w:tcW w:type="dxa" w:w="827"/>
+            <w:tcW w:type="dxa" w:w="851"/>
           </w:tcPr>
           <w:p>
             <w:pPr>
@@ -3871,7 +3807,7 @@
           <w:tcPr>
             <w:shd w:val="clear" w:color="auto" w:fill="F7FAFC"/>
             <w:vAlign w:val="center"/>
-            <w:tcW w:type="dxa" w:w="1155"/>
+            <w:tcW w:type="dxa" w:w="1183"/>
           </w:tcPr>
           <w:p>
             <w:pPr>
@@ -3886,7 +3822,7 @@
           <w:tcPr>
             <w:shd w:val="clear" w:color="auto" w:fill="F7FAFC"/>
             <w:vAlign w:val="center"/>
-            <w:tcW w:type="dxa" w:w="1782"/>
+            <w:tcW w:type="dxa" w:w="1614"/>
           </w:tcPr>
           <w:p>
             <w:pPr>
@@ -3906,7 +3842,7 @@
           <w:tcPr>
             <w:shd w:val="clear" w:color="auto" w:fill="F2F2F2"/>
             <w:vAlign w:val="center"/>
-            <w:tcW w:type="dxa" w:w="1558"/>
+            <w:tcW w:type="dxa" w:w="1561"/>
           </w:tcPr>
           <w:p>
             <w:pPr>
@@ -3930,105 +3866,105 @@
         <w:tc>
           <w:tcPr>
             <w:vAlign w:val="center"/>
-            <w:tcW w:type="dxa" w:w="1083"/>
-          </w:tcPr>
-          <w:p>
-            <w:pPr>
-              <w:keepNext/>
-              <w:spacing w:before="20" w:after="20"/>
-              <w:jc w:val="center"/>
-            </w:pPr>
-            <w:r/>
-          </w:p>
-        </w:tc>
-        <w:tc>
-          <w:tcPr>
-            <w:vAlign w:val="center"/>
-            <w:tcW w:type="dxa" w:w="1383"/>
-          </w:tcPr>
-          <w:p>
-            <w:pPr>
-              <w:keepNext/>
-              <w:spacing w:before="20" w:after="20"/>
-              <w:jc w:val="center"/>
-            </w:pPr>
-            <w:r/>
-          </w:p>
-        </w:tc>
-        <w:tc>
-          <w:tcPr>
-            <w:vAlign w:val="center"/>
-            <w:tcW w:type="dxa" w:w="1058"/>
-          </w:tcPr>
-          <w:p>
-            <w:pPr>
-              <w:keepNext/>
-              <w:spacing w:before="20" w:after="20"/>
-              <w:jc w:val="center"/>
-            </w:pPr>
-            <w:r/>
-          </w:p>
-        </w:tc>
-        <w:tc>
-          <w:tcPr>
-            <w:vAlign w:val="center"/>
-            <w:tcW w:type="dxa" w:w="894"/>
-          </w:tcPr>
-          <w:p>
-            <w:pPr>
-              <w:keepNext/>
-              <w:spacing w:before="20" w:after="20"/>
-              <w:jc w:val="center"/>
-            </w:pPr>
-            <w:r/>
-          </w:p>
-        </w:tc>
-        <w:tc>
-          <w:tcPr>
-            <w:vAlign w:val="center"/>
-            <w:tcW w:type="dxa" w:w="722"/>
-          </w:tcPr>
-          <w:p>
-            <w:pPr>
-              <w:keepNext/>
-              <w:spacing w:before="20" w:after="20"/>
-              <w:jc w:val="center"/>
-            </w:pPr>
-            <w:r/>
-          </w:p>
-        </w:tc>
-        <w:tc>
-          <w:tcPr>
-            <w:vAlign w:val="center"/>
-            <w:tcW w:type="dxa" w:w="827"/>
-          </w:tcPr>
-          <w:p>
-            <w:pPr>
-              <w:keepNext/>
-              <w:spacing w:before="20" w:after="20"/>
-              <w:jc w:val="center"/>
-            </w:pPr>
-            <w:r/>
-          </w:p>
-        </w:tc>
-        <w:tc>
-          <w:tcPr>
-            <w:vAlign w:val="center"/>
-            <w:tcW w:type="dxa" w:w="1155"/>
-          </w:tcPr>
-          <w:p>
-            <w:pPr>
-              <w:keepNext/>
-              <w:spacing w:before="20" w:after="20"/>
-              <w:jc w:val="center"/>
-            </w:pPr>
-            <w:r/>
-          </w:p>
-        </w:tc>
-        <w:tc>
-          <w:tcPr>
-            <w:vAlign w:val="center"/>
-            <w:tcW w:type="dxa" w:w="1782"/>
+            <w:tcW w:type="dxa" w:w="1116"/>
+          </w:tcPr>
+          <w:p>
+            <w:pPr>
+              <w:keepNext/>
+              <w:spacing w:before="20" w:after="20"/>
+              <w:jc w:val="center"/>
+            </w:pPr>
+            <w:r/>
+          </w:p>
+        </w:tc>
+        <w:tc>
+          <w:tcPr>
+            <w:vAlign w:val="center"/>
+            <w:tcW w:type="dxa" w:w="1415"/>
+          </w:tcPr>
+          <w:p>
+            <w:pPr>
+              <w:keepNext/>
+              <w:spacing w:before="20" w:after="20"/>
+              <w:jc w:val="center"/>
+            </w:pPr>
+            <w:r/>
+          </w:p>
+        </w:tc>
+        <w:tc>
+          <w:tcPr>
+            <w:vAlign w:val="center"/>
+            <w:tcW w:type="dxa" w:w="1074"/>
+          </w:tcPr>
+          <w:p>
+            <w:pPr>
+              <w:keepNext/>
+              <w:spacing w:before="20" w:after="20"/>
+              <w:jc w:val="center"/>
+            </w:pPr>
+            <w:r/>
+          </w:p>
+        </w:tc>
+        <w:tc>
+          <w:tcPr>
+            <w:vAlign w:val="center"/>
+            <w:tcW w:type="dxa" w:w="914"/>
+          </w:tcPr>
+          <w:p>
+            <w:pPr>
+              <w:keepNext/>
+              <w:spacing w:before="20" w:after="20"/>
+              <w:jc w:val="center"/>
+            </w:pPr>
+            <w:r/>
+          </w:p>
+        </w:tc>
+        <w:tc>
+          <w:tcPr>
+            <w:vAlign w:val="center"/>
+            <w:tcW w:type="dxa" w:w="733"/>
+          </w:tcPr>
+          <w:p>
+            <w:pPr>
+              <w:keepNext/>
+              <w:spacing w:before="20" w:after="20"/>
+              <w:jc w:val="center"/>
+            </w:pPr>
+            <w:r/>
+          </w:p>
+        </w:tc>
+        <w:tc>
+          <w:tcPr>
+            <w:vAlign w:val="center"/>
+            <w:tcW w:type="dxa" w:w="851"/>
+          </w:tcPr>
+          <w:p>
+            <w:pPr>
+              <w:keepNext/>
+              <w:spacing w:before="20" w:after="20"/>
+              <w:jc w:val="center"/>
+            </w:pPr>
+            <w:r/>
+          </w:p>
+        </w:tc>
+        <w:tc>
+          <w:tcPr>
+            <w:vAlign w:val="center"/>
+            <w:tcW w:type="dxa" w:w="1183"/>
+          </w:tcPr>
+          <w:p>
+            <w:pPr>
+              <w:keepNext/>
+              <w:spacing w:before="20" w:after="20"/>
+              <w:jc w:val="center"/>
+            </w:pPr>
+            <w:r/>
+          </w:p>
+        </w:tc>
+        <w:tc>
+          <w:tcPr>
+            <w:vAlign w:val="center"/>
+            <w:tcW w:type="dxa" w:w="1614"/>
           </w:tcPr>
           <w:p>
             <w:pPr>
@@ -4048,7 +3984,7 @@
           <w:tcPr>
             <w:shd w:val="clear" w:color="auto" w:fill="F2F2F2"/>
             <w:vAlign w:val="center"/>
-            <w:tcW w:type="dxa" w:w="1558"/>
+            <w:tcW w:type="dxa" w:w="1561"/>
           </w:tcPr>
           <w:p>
             <w:pPr>
@@ -4073,7 +4009,7 @@
           <w:tcPr>
             <w:shd w:val="clear" w:color="auto" w:fill="F7FAFC"/>
             <w:vAlign w:val="center"/>
-            <w:tcW w:type="dxa" w:w="1083"/>
+            <w:tcW w:type="dxa" w:w="1116"/>
           </w:tcPr>
           <w:p>
             <w:pPr>
@@ -4088,7 +4024,7 @@
           <w:tcPr>
             <w:shd w:val="clear" w:color="auto" w:fill="F7FAFC"/>
             <w:vAlign w:val="center"/>
-            <w:tcW w:type="dxa" w:w="1383"/>
+            <w:tcW w:type="dxa" w:w="1415"/>
           </w:tcPr>
           <w:p>
             <w:pPr>
@@ -4103,7 +4039,7 @@
           <w:tcPr>
             <w:shd w:val="clear" w:color="auto" w:fill="F7FAFC"/>
             <w:vAlign w:val="center"/>
-            <w:tcW w:type="dxa" w:w="1058"/>
+            <w:tcW w:type="dxa" w:w="1074"/>
           </w:tcPr>
           <w:p>
             <w:pPr>
@@ -4118,7 +4054,7 @@
           <w:tcPr>
             <w:shd w:val="clear" w:color="auto" w:fill="F7FAFC"/>
             <w:vAlign w:val="center"/>
-            <w:tcW w:type="dxa" w:w="894"/>
+            <w:tcW w:type="dxa" w:w="914"/>
           </w:tcPr>
           <w:p>
             <w:pPr>
@@ -4133,7 +4069,7 @@
           <w:tcPr>
             <w:shd w:val="clear" w:color="auto" w:fill="F7FAFC"/>
             <w:vAlign w:val="center"/>
-            <w:tcW w:type="dxa" w:w="722"/>
+            <w:tcW w:type="dxa" w:w="733"/>
           </w:tcPr>
           <w:p>
             <w:pPr>
@@ -4148,7 +4084,7 @@
           <w:tcPr>
             <w:shd w:val="clear" w:color="auto" w:fill="F7FAFC"/>
             <w:vAlign w:val="center"/>
-            <w:tcW w:type="dxa" w:w="827"/>
+            <w:tcW w:type="dxa" w:w="851"/>
           </w:tcPr>
           <w:p>
             <w:pPr>
@@ -4163,7 +4099,7 @@
           <w:tcPr>
             <w:shd w:val="clear" w:color="auto" w:fill="F7FAFC"/>
             <w:vAlign w:val="center"/>
-            <w:tcW w:type="dxa" w:w="1155"/>
+            <w:tcW w:type="dxa" w:w="1183"/>
           </w:tcPr>
           <w:p>
             <w:pPr>
@@ -4178,7 +4114,7 @@
           <w:tcPr>
             <w:shd w:val="clear" w:color="auto" w:fill="F7FAFC"/>
             <w:vAlign w:val="center"/>
-            <w:tcW w:type="dxa" w:w="1782"/>
+            <w:tcW w:type="dxa" w:w="1614"/>
           </w:tcPr>
           <w:p>
             <w:pPr>
@@ -4198,7 +4134,7 @@
           <w:tcPr>
             <w:shd w:val="clear" w:color="auto" w:fill="F2F2F2"/>
             <w:vAlign w:val="center"/>
-            <w:tcW w:type="dxa" w:w="1558"/>
+            <w:tcW w:type="dxa" w:w="1561"/>
           </w:tcPr>
           <w:p>
             <w:pPr>
@@ -4241,98 +4177,98 @@
         <w:tc>
           <w:tcPr>
             <w:vAlign w:val="center"/>
-            <w:tcW w:type="dxa" w:w="1083"/>
-          </w:tcPr>
-          <w:p>
-            <w:pPr>
-              <w:spacing w:before="20" w:after="20"/>
-              <w:jc w:val="center"/>
-            </w:pPr>
-            <w:r/>
-          </w:p>
-        </w:tc>
-        <w:tc>
-          <w:tcPr>
-            <w:vAlign w:val="center"/>
-            <w:tcW w:type="dxa" w:w="1383"/>
-          </w:tcPr>
-          <w:p>
-            <w:pPr>
-              <w:spacing w:before="20" w:after="20"/>
-              <w:jc w:val="center"/>
-            </w:pPr>
-            <w:r/>
-          </w:p>
-        </w:tc>
-        <w:tc>
-          <w:tcPr>
-            <w:vAlign w:val="center"/>
-            <w:tcW w:type="dxa" w:w="1058"/>
-          </w:tcPr>
-          <w:p>
-            <w:pPr>
-              <w:spacing w:before="20" w:after="20"/>
-              <w:jc w:val="center"/>
-            </w:pPr>
-            <w:r/>
-          </w:p>
-        </w:tc>
-        <w:tc>
-          <w:tcPr>
-            <w:vAlign w:val="center"/>
-            <w:tcW w:type="dxa" w:w="894"/>
-          </w:tcPr>
-          <w:p>
-            <w:pPr>
-              <w:spacing w:before="20" w:after="20"/>
-              <w:jc w:val="center"/>
-            </w:pPr>
-            <w:r/>
-          </w:p>
-        </w:tc>
-        <w:tc>
-          <w:tcPr>
-            <w:vAlign w:val="center"/>
-            <w:tcW w:type="dxa" w:w="722"/>
-          </w:tcPr>
-          <w:p>
-            <w:pPr>
-              <w:spacing w:before="20" w:after="20"/>
-              <w:jc w:val="center"/>
-            </w:pPr>
-            <w:r/>
-          </w:p>
-        </w:tc>
-        <w:tc>
-          <w:tcPr>
-            <w:vAlign w:val="center"/>
-            <w:tcW w:type="dxa" w:w="827"/>
-          </w:tcPr>
-          <w:p>
-            <w:pPr>
-              <w:spacing w:before="20" w:after="20"/>
-              <w:jc w:val="center"/>
-            </w:pPr>
-            <w:r/>
-          </w:p>
-        </w:tc>
-        <w:tc>
-          <w:tcPr>
-            <w:vAlign w:val="center"/>
-            <w:tcW w:type="dxa" w:w="1155"/>
-          </w:tcPr>
-          <w:p>
-            <w:pPr>
-              <w:spacing w:before="20" w:after="20"/>
-              <w:jc w:val="center"/>
-            </w:pPr>
-            <w:r/>
-          </w:p>
-        </w:tc>
-        <w:tc>
-          <w:tcPr>
-            <w:vAlign w:val="center"/>
-            <w:tcW w:type="dxa" w:w="1782"/>
+            <w:tcW w:type="dxa" w:w="1116"/>
+          </w:tcPr>
+          <w:p>
+            <w:pPr>
+              <w:spacing w:before="20" w:after="20"/>
+              <w:jc w:val="center"/>
+            </w:pPr>
+            <w:r/>
+          </w:p>
+        </w:tc>
+        <w:tc>
+          <w:tcPr>
+            <w:vAlign w:val="center"/>
+            <w:tcW w:type="dxa" w:w="1415"/>
+          </w:tcPr>
+          <w:p>
+            <w:pPr>
+              <w:spacing w:before="20" w:after="20"/>
+              <w:jc w:val="center"/>
+            </w:pPr>
+            <w:r/>
+          </w:p>
+        </w:tc>
+        <w:tc>
+          <w:tcPr>
+            <w:vAlign w:val="center"/>
+            <w:tcW w:type="dxa" w:w="1074"/>
+          </w:tcPr>
+          <w:p>
+            <w:pPr>
+              <w:spacing w:before="20" w:after="20"/>
+              <w:jc w:val="center"/>
+            </w:pPr>
+            <w:r/>
+          </w:p>
+        </w:tc>
+        <w:tc>
+          <w:tcPr>
+            <w:vAlign w:val="center"/>
+            <w:tcW w:type="dxa" w:w="914"/>
+          </w:tcPr>
+          <w:p>
+            <w:pPr>
+              <w:spacing w:before="20" w:after="20"/>
+              <w:jc w:val="center"/>
+            </w:pPr>
+            <w:r/>
+          </w:p>
+        </w:tc>
+        <w:tc>
+          <w:tcPr>
+            <w:vAlign w:val="center"/>
+            <w:tcW w:type="dxa" w:w="733"/>
+          </w:tcPr>
+          <w:p>
+            <w:pPr>
+              <w:spacing w:before="20" w:after="20"/>
+              <w:jc w:val="center"/>
+            </w:pPr>
+            <w:r/>
+          </w:p>
+        </w:tc>
+        <w:tc>
+          <w:tcPr>
+            <w:vAlign w:val="center"/>
+            <w:tcW w:type="dxa" w:w="851"/>
+          </w:tcPr>
+          <w:p>
+            <w:pPr>
+              <w:spacing w:before="20" w:after="20"/>
+              <w:jc w:val="center"/>
+            </w:pPr>
+            <w:r/>
+          </w:p>
+        </w:tc>
+        <w:tc>
+          <w:tcPr>
+            <w:vAlign w:val="center"/>
+            <w:tcW w:type="dxa" w:w="1183"/>
+          </w:tcPr>
+          <w:p>
+            <w:pPr>
+              <w:spacing w:before="20" w:after="20"/>
+              <w:jc w:val="center"/>
+            </w:pPr>
+            <w:r/>
+          </w:p>
+        </w:tc>
+        <w:tc>
+          <w:tcPr>
+            <w:vAlign w:val="center"/>
+            <w:tcW w:type="dxa" w:w="1614"/>
           </w:tcPr>
           <w:p>
             <w:pPr>
@@ -4806,7 +4742,7 @@
           <w:color w:val="000000"/>
           <w:sz w:val="22"/>
         </w:rPr>
-        <w:t>Товарниот простор има уред за ладење/греење (активна контрола); не се поставуваат логери во палетите. Записот за условите е USB логерот за температура и влага во товарниот простор, на позицијата утврдена со OQ (QASOP_0XX), и отчитувањата од дисплејот на возилото во §4.</w:t>
+        <w:t>Товарниот простор има уред за ладење/греење (активна контрола) со дисплеј без испис; не се поставуваат логери во палетите. Записот за условите се USB логерот на Пјурли Плант за температура и влага во товарниот простор, на позицијата утврдена со OQ (QASOP_0XX), USB логерот на превозникот вграден во возилото и рачно запишаните отчитувања од дисплејот во §4.</w:t>
       </w:r>
       <w:r>
         <w:rPr>
@@ -4826,7 +4762,7 @@
           <w:color w:val="595959"/>
           <w:sz w:val="16"/>
         </w:rPr>
-        <w:t>The load space has a cooling/heating unit (active control); no loggers are placed in the pallets. The record of the conditions is the USB temperature and humidity logger in the load space, at the position established in OQ (QASOP_0XX), and the vehicle display readings in §4.</w:t>
+        <w:t>The load space has a cooling/heating unit (active control) with a display and no printout; no loggers are placed in the pallets. The record of the conditions is the Purely Plant USB temperature and humidity logger in the load space, at the position established in OQ (QASOP_0XX), the carrier's USB logger fitted in the vehicle, and the hand-recorded display readings in §4.</w:t>
       </w:r>
     </w:p>
     <w:p>
@@ -5194,7 +5130,7 @@
                 <w:color w:val="000000"/>
                 <w:sz w:val="20"/>
               </w:rPr>
-              <w:t>USB логер — ID на логерот (сериски број)</w:t>
+              <w:t>USB логер на Пјурли Плант — ID на логерот (сериски број)</w:t>
             </w:r>
             <w:r>
               <w:rPr>
@@ -5214,7 +5150,7 @@
                 <w:color w:val="000000"/>
                 <w:sz w:val="16"/>
               </w:rPr>
-              <w:t>USB logger — logger ID (serial No.)</w:t>
+              <w:t>Purely Plant USB logger — logger ID (serial No.)</w:t>
             </w:r>
           </w:p>
         </w:tc>
@@ -5565,6 +5501,158 @@
       </w:tblPr>
       <w:tblGrid>
         <w:gridCol w:w="3288"/>
+        <w:gridCol w:w="1944"/>
+        <w:gridCol w:w="3288"/>
+        <w:gridCol w:w="1944"/>
+      </w:tblGrid>
+      <w:tr>
+        <w:trPr>
+          <w:cantSplit/>
+        </w:trPr>
+        <w:tc>
+          <w:tcPr>
+            <w:shd w:val="clear" w:color="auto" w:fill="F2F2F2"/>
+            <w:vAlign w:val="center"/>
+            <w:tcW w:type="pct" w:w="1570"/>
+          </w:tcPr>
+          <w:p>
+            <w:pPr>
+              <w:spacing w:before="20" w:after="20"/>
+              <w:jc w:val="left"/>
+            </w:pPr>
+            <w:r/>
+            <w:r>
+              <w:rPr>
+                <w:rFonts w:ascii="Calibri" w:hAnsi="Calibri"/>
+                <w:b/>
+                <w:i w:val="0"/>
+                <w:color w:val="000000"/>
+                <w:sz w:val="20"/>
+              </w:rPr>
+              <w:t>USB логер на превозникот (во возилото) — ID на логерот</w:t>
+            </w:r>
+            <w:r>
+              <w:rPr>
+                <w:rFonts w:ascii="Calibri" w:hAnsi="Calibri"/>
+                <w:b w:val="0"/>
+                <w:i w:val="0"/>
+                <w:color w:val="000000"/>
+                <w:sz w:val="16"/>
+              </w:rPr>
+              <w:t xml:space="preserve"> | </w:t>
+            </w:r>
+            <w:r>
+              <w:rPr>
+                <w:rFonts w:ascii="Calibri" w:hAnsi="Calibri"/>
+                <w:b w:val="0"/>
+                <w:i w:val="0"/>
+                <w:color w:val="000000"/>
+                <w:sz w:val="16"/>
+              </w:rPr>
+              <w:t>Carrier's USB logger (in the vehicle) — logger ID</w:t>
+            </w:r>
+          </w:p>
+        </w:tc>
+        <w:tc>
+          <w:tcPr>
+            <w:vAlign w:val="center"/>
+            <w:tcW w:type="pct" w:w="929"/>
+          </w:tcPr>
+          <w:p>
+            <w:pPr>
+              <w:spacing w:before="20" w:after="20"/>
+              <w:jc w:val="center"/>
+            </w:pPr>
+            <w:r/>
+          </w:p>
+        </w:tc>
+        <w:tc>
+          <w:tcPr>
+            <w:shd w:val="clear" w:color="auto" w:fill="F2F2F2"/>
+            <w:vAlign w:val="center"/>
+            <w:tcW w:type="pct" w:w="1570"/>
+          </w:tcPr>
+          <w:p>
+            <w:pPr>
+              <w:spacing w:before="20" w:after="20"/>
+              <w:jc w:val="left"/>
+            </w:pPr>
+            <w:r/>
+            <w:r>
+              <w:rPr>
+                <w:rFonts w:ascii="Calibri" w:hAnsi="Calibri"/>
+                <w:b/>
+                <w:i w:val="0"/>
+                <w:color w:val="000000"/>
+                <w:sz w:val="20"/>
+              </w:rPr>
+              <w:t>Логерот на превозникот активен; податоците се доставуваат до QA по транспортот</w:t>
+            </w:r>
+            <w:r>
+              <w:rPr>
+                <w:rFonts w:ascii="Calibri" w:hAnsi="Calibri"/>
+                <w:b w:val="0"/>
+                <w:i w:val="0"/>
+                <w:color w:val="000000"/>
+                <w:sz w:val="16"/>
+              </w:rPr>
+              <w:t xml:space="preserve"> | </w:t>
+            </w:r>
+            <w:r>
+              <w:rPr>
+                <w:rFonts w:ascii="Calibri" w:hAnsi="Calibri"/>
+                <w:b w:val="0"/>
+                <w:i w:val="0"/>
+                <w:color w:val="000000"/>
+                <w:sz w:val="16"/>
+              </w:rPr>
+              <w:t>Carrier's logger running; its data are provided to QA after the transport</w:t>
+            </w:r>
+          </w:p>
+        </w:tc>
+        <w:tc>
+          <w:tcPr>
+            <w:vAlign w:val="center"/>
+            <w:tcW w:type="pct" w:w="929"/>
+          </w:tcPr>
+          <w:p>
+            <w:pPr>
+              <w:spacing w:before="20" w:after="20"/>
+              <w:jc w:val="center"/>
+            </w:pPr>
+            <w:r/>
+            <w:r>
+              <w:rPr>
+                <w:rFonts w:ascii="Calibri" w:hAnsi="Calibri"/>
+                <w:b w:val="0"/>
+                <w:i w:val="0"/>
+                <w:color w:val="000000"/>
+                <w:sz w:val="20"/>
+              </w:rPr>
+              <w:t>☐</w:t>
+            </w:r>
+          </w:p>
+        </w:tc>
+      </w:tr>
+    </w:tbl>
+    <w:tbl>
+      <w:tblPr>
+        <w:jc w:val="center"/>
+        <w:tblLook w:firstColumn="1" w:firstRow="1" w:lastColumn="0" w:lastRow="0" w:noHBand="0" w:noVBand="1" w:val="04A0"/>
+        <w:tblLayout w:type="fixed"/>
+        <w:tblW w:type="pct" w:w="5000"/>
+        <w:tblInd w:type="dxa" w:w="0"/>
+        <w:tblBorders>
+          <w:top w:val="single" w:sz="4" w:space="0" w:color="2B547E"/>
+          <w:left w:val="single" w:sz="4" w:space="0" w:color="2B547E"/>
+          <w:bottom w:val="single" w:sz="4" w:space="0" w:color="2B547E"/>
+          <w:right w:val="single" w:sz="4" w:space="0" w:color="2B547E"/>
+          <w:insideH w:val="single" w:sz="4" w:space="0" w:color="2B547E"/>
+          <w:insideV w:val="single" w:sz="4" w:space="0" w:color="2B547E"/>
+        </w:tblBorders>
+      </w:tblPr>
+      <w:tblGrid>
+        <w:gridCol w:w="3288"/>
         <w:gridCol w:w="7178"/>
       </w:tblGrid>
       <w:tr>
@@ -5591,7 +5679,7 @@
                 <w:color w:val="000000"/>
                 <w:sz w:val="20"/>
               </w:rPr>
-              <w:t>Пломба на вратата на товарниот простор бр. (ако се користи серијализирана пломба; инаку N/A)</w:t>
+              <w:t>Пломба на вратата на товарниот простор (брендирана, ненумерирана)</w:t>
             </w:r>
             <w:r>
               <w:rPr>
@@ -5611,7 +5699,7 @@
                 <w:color w:val="000000"/>
                 <w:sz w:val="16"/>
               </w:rPr>
-              <w:t>Load-space door seal No. (if a serialised seal is used; otherwise N/A)</w:t>
+              <w:t>Load-space door seal (branded, not numbered)</w:t>
             </w:r>
           </w:p>
         </w:tc>
@@ -5626,6 +5714,36 @@
               <w:jc w:val="center"/>
             </w:pPr>
             <w:r/>
+            <w:r>
+              <w:rPr>
+                <w:rFonts w:ascii="Calibri" w:hAnsi="Calibri"/>
+                <w:b w:val="0"/>
+                <w:i w:val="0"/>
+                <w:color w:val="000000"/>
+                <w:sz w:val="20"/>
+              </w:rPr>
+              <w:t>☐ поставена</w:t>
+            </w:r>
+            <w:r>
+              <w:rPr>
+                <w:rFonts w:ascii="Calibri" w:hAnsi="Calibri"/>
+                <w:b w:val="0"/>
+                <w:i w:val="0"/>
+                <w:color w:val="000000"/>
+                <w:sz w:val="16"/>
+              </w:rPr>
+              <w:t xml:space="preserve"> | </w:t>
+            </w:r>
+            <w:r>
+              <w:rPr>
+                <w:rFonts w:ascii="Calibri" w:hAnsi="Calibri"/>
+                <w:b w:val="0"/>
+                <w:i/>
+                <w:color w:val="000000"/>
+                <w:sz w:val="16"/>
+              </w:rPr>
+              <w:t>applied</w:t>
+            </w:r>
           </w:p>
         </w:tc>
       </w:tr>
@@ -6885,7 +7003,7 @@
                 <w:color w:val="000000"/>
                 <w:sz w:val="18"/>
               </w:rPr>
-              <w:t>USB логерот е активиран и на позиција</w:t>
+              <w:t>Двата USB логери (Пјурли Плант, превозник) активирани и на позиција</w:t>
             </w:r>
             <w:r>
               <w:rPr>
@@ -6905,7 +7023,7 @@
                 <w:color w:val="000000"/>
                 <w:sz w:val="14"/>
               </w:rPr>
-              <w:t>USB logger started and in position</w:t>
+              <w:t>Both USB loggers (Purely Plant, carrier) started and in position</w:t>
             </w:r>
           </w:p>
         </w:tc>
@@ -6962,7 +7080,7 @@
                 <w:color w:val="000000"/>
                 <w:sz w:val="18"/>
               </w:rPr>
-              <w:t>Пломбата на вратата е поставена и бројот е проверен (или N/A)</w:t>
+              <w:t>Брендираната пломба на вратата е поставена и цела</w:t>
             </w:r>
             <w:r>
               <w:rPr>
@@ -6982,7 +7100,7 @@
                 <w:color w:val="000000"/>
                 <w:sz w:val="14"/>
               </w:rPr>
-              <w:t>Door seal applied and number verified (or N/A)</w:t>
+              <w:t>Branded door seal applied and intact</w:t>
             </w:r>
           </w:p>
         </w:tc>
@@ -9196,11 +9314,11 @@
     </w:p>
     <w:tbl>
       <w:tblPr>
-        <w:jc w:val="center"/>
         <w:tblLook w:firstColumn="1" w:firstRow="1" w:lastColumn="0" w:lastRow="0" w:noHBand="0" w:noVBand="1" w:val="04A0"/>
         <w:tblLayout w:type="fixed"/>
-        <w:tblW w:type="pct" w:w="5000"/>
+        <w:tblW w:type="dxa" w:w="10466"/>
         <w:tblInd w:type="dxa" w:w="0"/>
+        <w:jc w:val="center"/>
         <w:tblBorders>
           <w:top w:val="single" w:sz="4" w:space="0" w:color="2B547E"/>
           <w:left w:val="single" w:sz="4" w:space="0" w:color="2B547E"/>
@@ -9211,275 +9329,98 @@
         </w:tblBorders>
       </w:tblPr>
       <w:tblGrid>
-        <w:gridCol w:w="623"/>
-        <w:gridCol w:w="4467"/>
-        <w:gridCol w:w="283"/>
-        <w:gridCol w:w="623"/>
-        <w:gridCol w:w="4467"/>
+        <w:gridCol w:w="3277"/>
+        <w:gridCol w:w="7189"/>
       </w:tblGrid>
       <w:tr>
-        <w:tc>
-          <w:tcPr>
-            <w:vAlign w:val="center"/>
-            <w:tcW w:type="pct" w:w="297"/>
-          </w:tcPr>
-          <w:p>
-            <w:pPr>
-              <w:spacing w:before="20" w:after="20"/>
-              <w:jc w:val="center"/>
-            </w:pPr>
-            <w:r/>
-            <w:r>
-              <w:rPr>
-                <w:rFonts w:ascii="Calibri" w:hAnsi="Calibri"/>
-                <w:b w:val="0"/>
-                <w:i w:val="0"/>
-                <w:color w:val="000000"/>
-                <w:sz w:val="24"/>
-              </w:rPr>
-              <w:t>☐</w:t>
-            </w:r>
-          </w:p>
-        </w:tc>
-        <w:tc>
-          <w:tcPr>
-            <w:vAlign w:val="center"/>
-            <w:tcW w:type="pct" w:w="2134"/>
-          </w:tcPr>
-          <w:p>
-            <w:pPr>
-              <w:spacing w:before="20" w:after="20"/>
-              <w:jc w:val="center"/>
-            </w:pPr>
-            <w:r/>
-            <w:r>
-              <w:rPr>
-                <w:rFonts w:ascii="Calibri" w:hAnsi="Calibri"/>
-                <w:b w:val="0"/>
-                <w:i w:val="0"/>
-                <w:color w:val="000000"/>
-                <w:sz w:val="24"/>
-              </w:rPr>
-              <w:t>Прифатено</w:t>
-            </w:r>
-            <w:r>
-              <w:rPr>
-                <w:rFonts w:ascii="Calibri" w:hAnsi="Calibri"/>
-                <w:b w:val="0"/>
+        <w:trPr>
+          <w:cantSplit/>
+        </w:trPr>
+        <w:tc>
+          <w:tcPr>
+            <w:shd w:val="clear" w:color="auto" w:fill="F2F2F2"/>
+            <w:vAlign w:val="center"/>
+            <w:tcW w:type="dxa" w:w="3277"/>
+          </w:tcPr>
+          <w:p>
+            <w:pPr>
+              <w:spacing w:before="20" w:after="20"/>
+              <w:jc w:val="left"/>
+            </w:pPr>
+            <w:r/>
+            <w:r>
+              <w:rPr>
+                <w:rFonts w:ascii="Calibri" w:hAnsi="Calibri"/>
+                <w:b/>
                 <w:i w:val="0"/>
                 <w:color w:val="000000"/>
                 <w:sz w:val="20"/>
               </w:rPr>
+              <w:t>Статус на приемот (A05, дел Б)</w:t>
+            </w:r>
+            <w:r>
+              <w:rPr>
+                <w:rFonts w:ascii="Calibri" w:hAnsi="Calibri"/>
+                <w:b w:val="0"/>
+                <w:i w:val="0"/>
+                <w:color w:val="000000"/>
+                <w:sz w:val="16"/>
+              </w:rPr>
               <w:t xml:space="preserve"> | </w:t>
             </w:r>
             <w:r>
               <w:rPr>
                 <w:rFonts w:ascii="Calibri" w:hAnsi="Calibri"/>
                 <w:b w:val="0"/>
+                <w:i w:val="0"/>
+                <w:color w:val="000000"/>
+                <w:sz w:val="16"/>
+              </w:rPr>
+              <w:t>Receipt status (A05, part B)</w:t>
+            </w:r>
+          </w:p>
+        </w:tc>
+        <w:tc>
+          <w:tcPr>
+            <w:vAlign w:val="center"/>
+            <w:tcW w:type="dxa" w:w="7189"/>
+          </w:tcPr>
+          <w:p>
+            <w:pPr>
+              <w:spacing w:before="20" w:after="20"/>
+              <w:jc w:val="center"/>
+            </w:pPr>
+            <w:r/>
+            <w:r>
+              <w:rPr>
+                <w:rFonts w:ascii="Calibri" w:hAnsi="Calibri"/>
+                <w:b w:val="0"/>
+                <w:i w:val="0"/>
+                <w:color w:val="000000"/>
+                <w:sz w:val="20"/>
+              </w:rPr>
+              <w:t>☐ Прифатено</w:t>
+            </w:r>
+            <w:r>
+              <w:rPr>
+                <w:rFonts w:ascii="Calibri" w:hAnsi="Calibri"/>
+                <w:b w:val="0"/>
+                <w:i w:val="0"/>
+                <w:color w:val="000000"/>
+                <w:sz w:val="16"/>
+              </w:rPr>
+              <w:t xml:space="preserve"> | </w:t>
+            </w:r>
+            <w:r>
+              <w:rPr>
+                <w:rFonts w:ascii="Calibri" w:hAnsi="Calibri"/>
+                <w:b w:val="0"/>
                 <w:i/>
                 <w:color w:val="000000"/>
-                <w:sz w:val="20"/>
-              </w:rPr>
-              <w:t>Accepted</w:t>
-            </w:r>
-          </w:p>
-        </w:tc>
-        <w:tc>
-          <w:tcPr>
-            <w:vAlign w:val="center"/>
-            <w:tcW w:type="pct" w:w="135"/>
-            <w:tcBorders>
-              <w:top w:val="nil"/>
-              <w:left w:val="nil"/>
-              <w:bottom w:val="nil"/>
-              <w:right w:val="nil"/>
-            </w:tcBorders>
-          </w:tcPr>
-          <w:p>
-            <w:pPr>
-              <w:spacing w:before="20" w:after="20"/>
-              <w:jc w:val="center"/>
-            </w:pPr>
-            <w:r/>
-          </w:p>
-        </w:tc>
-        <w:tc>
-          <w:tcPr>
-            <w:vAlign w:val="center"/>
-            <w:tcW w:type="pct" w:w="297"/>
-          </w:tcPr>
-          <w:p>
-            <w:pPr>
-              <w:spacing w:before="20" w:after="20"/>
-              <w:jc w:val="center"/>
-            </w:pPr>
-            <w:r/>
-            <w:r>
-              <w:rPr>
-                <w:rFonts w:ascii="Calibri" w:hAnsi="Calibri"/>
-                <w:b w:val="0"/>
-                <w:i w:val="0"/>
-                <w:color w:val="000000"/>
-                <w:sz w:val="24"/>
-              </w:rPr>
-              <w:t>☐</w:t>
-            </w:r>
-          </w:p>
-        </w:tc>
-        <w:tc>
-          <w:tcPr>
-            <w:vAlign w:val="center"/>
-            <w:tcW w:type="pct" w:w="2134"/>
-          </w:tcPr>
-          <w:p>
-            <w:pPr>
-              <w:spacing w:before="20" w:after="20"/>
-              <w:jc w:val="center"/>
-            </w:pPr>
-            <w:r/>
-            <w:r>
-              <w:rPr>
-                <w:rFonts w:ascii="Calibri" w:hAnsi="Calibri"/>
-                <w:b w:val="0"/>
-                <w:i w:val="0"/>
-                <w:color w:val="000000"/>
-                <w:sz w:val="24"/>
-              </w:rPr>
-              <w:t>Одбиено</w:t>
-            </w:r>
-            <w:r>
-              <w:rPr>
-                <w:rFonts w:ascii="Calibri" w:hAnsi="Calibri"/>
-                <w:b w:val="0"/>
-                <w:i w:val="0"/>
-                <w:color w:val="000000"/>
-                <w:sz w:val="20"/>
-              </w:rPr>
-              <w:t xml:space="preserve"> | </w:t>
-            </w:r>
-            <w:r>
-              <w:rPr>
-                <w:rFonts w:ascii="Calibri" w:hAnsi="Calibri"/>
-                <w:b w:val="0"/>
-                <w:i/>
-                <w:color w:val="000000"/>
-                <w:sz w:val="20"/>
-              </w:rPr>
-              <w:t>Rejected</w:t>
-            </w:r>
-          </w:p>
-        </w:tc>
-      </w:tr>
-      <w:tr>
-        <w:tc>
-          <w:tcPr>
-            <w:vAlign w:val="center"/>
-            <w:tcW w:type="pct" w:w="297"/>
-          </w:tcPr>
-          <w:p>
-            <w:pPr>
-              <w:spacing w:before="20" w:after="20"/>
-              <w:jc w:val="center"/>
-            </w:pPr>
-            <w:r/>
-            <w:r>
-              <w:rPr>
-                <w:rFonts w:ascii="Calibri" w:hAnsi="Calibri"/>
-                <w:b w:val="0"/>
-                <w:i w:val="0"/>
-                <w:color w:val="000000"/>
-                <w:sz w:val="24"/>
-              </w:rPr>
-              <w:t>☐</w:t>
-            </w:r>
-          </w:p>
-        </w:tc>
-        <w:tc>
-          <w:tcPr>
-            <w:vAlign w:val="center"/>
-            <w:tcW w:type="pct" w:w="2134"/>
-          </w:tcPr>
-          <w:p>
-            <w:pPr>
-              <w:spacing w:before="20" w:after="20"/>
-              <w:jc w:val="center"/>
-            </w:pPr>
-            <w:r/>
-            <w:r>
-              <w:rPr>
-                <w:rFonts w:ascii="Calibri" w:hAnsi="Calibri"/>
-                <w:b w:val="0"/>
-                <w:i w:val="0"/>
-                <w:color w:val="000000"/>
-                <w:sz w:val="24"/>
-              </w:rPr>
-              <w:t>Прифатено со резерва</w:t>
-            </w:r>
-            <w:r>
-              <w:rPr>
-                <w:rFonts w:ascii="Calibri" w:hAnsi="Calibri"/>
-                <w:b w:val="0"/>
-                <w:i w:val="0"/>
-                <w:color w:val="000000"/>
-                <w:sz w:val="20"/>
-              </w:rPr>
-              <w:t xml:space="preserve"> | </w:t>
-            </w:r>
-            <w:r>
-              <w:rPr>
-                <w:rFonts w:ascii="Calibri" w:hAnsi="Calibri"/>
-                <w:b w:val="0"/>
-                <w:i/>
-                <w:color w:val="000000"/>
-                <w:sz w:val="20"/>
-              </w:rPr>
-              <w:t>Accepted with reservation</w:t>
-            </w:r>
-          </w:p>
-        </w:tc>
-        <w:tc>
-          <w:tcPr>
-            <w:vAlign w:val="center"/>
-            <w:tcW w:type="pct" w:w="135"/>
-            <w:tcBorders>
-              <w:top w:val="nil"/>
-              <w:left w:val="nil"/>
-              <w:bottom w:val="nil"/>
-              <w:right w:val="nil"/>
-            </w:tcBorders>
-          </w:tcPr>
-          <w:p>
-            <w:pPr>
-              <w:spacing w:before="20" w:after="20"/>
-              <w:jc w:val="center"/>
-            </w:pPr>
-            <w:r/>
-          </w:p>
-        </w:tc>
-        <w:tc>
-          <w:tcPr>
-            <w:vAlign w:val="center"/>
-            <w:tcW w:type="pct" w:w="297"/>
-          </w:tcPr>
-          <w:p>
-            <w:pPr>
-              <w:spacing w:before="20" w:after="20"/>
-              <w:jc w:val="center"/>
-            </w:pPr>
-            <w:r/>
-          </w:p>
-        </w:tc>
-        <w:tc>
-          <w:tcPr>
-            <w:vAlign w:val="center"/>
-            <w:tcW w:type="pct" w:w="2134"/>
-          </w:tcPr>
-          <w:p>
-            <w:pPr>
-              <w:spacing w:before="20" w:after="20"/>
-              <w:jc w:val="center"/>
-            </w:pPr>
-            <w:r/>
+                <w:sz w:val="16"/>
+              </w:rPr>
+              <w:t>Accepted   ☐ Прифатено со резерва | Accepted with reservation   ☐ Одбиено | Rejected</w:t>
+            </w:r>
           </w:p>
         </w:tc>
       </w:tr>
@@ -10182,7 +10123,7 @@
                 <w:color w:val="000000"/>
                 <w:sz w:val="20"/>
               </w:rPr>
-              <w:t>Пломба на вратата вратена (или N/A)</w:t>
+              <w:t>Скршената пломба на вратата вратена</w:t>
             </w:r>
             <w:r>
               <w:rPr>
@@ -10202,7 +10143,7 @@
                 <w:color w:val="000000"/>
                 <w:sz w:val="16"/>
               </w:rPr>
-              <w:t>Door seal returned (or N/A)</w:t>
+              <w:t>Broken door seal returned</w:t>
             </w:r>
           </w:p>
         </w:tc>
@@ -10402,6 +10343,7 @@
           </w:tcPr>
           <w:p>
             <w:pPr>
+              <w:keepNext/>
               <w:spacing w:before="20" w:after="20"/>
               <w:jc w:val="left"/>
             </w:pPr>
@@ -10445,6 +10387,7 @@
           </w:tcPr>
           <w:p>
             <w:pPr>
+              <w:keepNext/>
               <w:spacing w:before="20" w:after="20"/>
               <w:jc w:val="center"/>
             </w:pPr>
@@ -10459,6 +10402,7 @@
           </w:tcPr>
           <w:p>
             <w:pPr>
+              <w:keepNext/>
               <w:spacing w:before="20" w:after="20"/>
               <w:jc w:val="left"/>
             </w:pPr>
@@ -10471,6 +10415,90 @@
                 <w:color w:val="000000"/>
                 <w:sz w:val="20"/>
               </w:rPr>
+              <w:t>Податоци од логерот на превозникот примени (датум, формат)</w:t>
+            </w:r>
+            <w:r>
+              <w:rPr>
+                <w:rFonts w:ascii="Calibri" w:hAnsi="Calibri"/>
+                <w:b w:val="0"/>
+                <w:i w:val="0"/>
+                <w:color w:val="000000"/>
+                <w:sz w:val="16"/>
+              </w:rPr>
+              <w:t xml:space="preserve"> | </w:t>
+            </w:r>
+            <w:r>
+              <w:rPr>
+                <w:rFonts w:ascii="Calibri" w:hAnsi="Calibri"/>
+                <w:b w:val="0"/>
+                <w:i w:val="0"/>
+                <w:color w:val="000000"/>
+                <w:sz w:val="16"/>
+              </w:rPr>
+              <w:t>Carrier's logger data received (date, format)</w:t>
+            </w:r>
+          </w:p>
+        </w:tc>
+        <w:tc>
+          <w:tcPr>
+            <w:vAlign w:val="center"/>
+            <w:tcW w:type="pct" w:w="929"/>
+          </w:tcPr>
+          <w:p>
+            <w:pPr>
+              <w:keepNext/>
+              <w:spacing w:before="20" w:after="20"/>
+              <w:jc w:val="center"/>
+            </w:pPr>
+            <w:r/>
+          </w:p>
+        </w:tc>
+      </w:tr>
+    </w:tbl>
+    <w:tbl>
+      <w:tblPr>
+        <w:jc w:val="center"/>
+        <w:tblLook w:firstColumn="1" w:firstRow="1" w:lastColumn="0" w:lastRow="0" w:noHBand="0" w:noVBand="1" w:val="04A0"/>
+        <w:tblLayout w:type="fixed"/>
+        <w:tblW w:type="pct" w:w="5000"/>
+        <w:tblInd w:type="dxa" w:w="0"/>
+        <w:tblBorders>
+          <w:top w:val="single" w:sz="4" w:space="0" w:color="2B547E"/>
+          <w:left w:val="single" w:sz="4" w:space="0" w:color="2B547E"/>
+          <w:bottom w:val="single" w:sz="4" w:space="0" w:color="2B547E"/>
+          <w:right w:val="single" w:sz="4" w:space="0" w:color="2B547E"/>
+          <w:insideH w:val="single" w:sz="4" w:space="0" w:color="2B547E"/>
+          <w:insideV w:val="single" w:sz="4" w:space="0" w:color="2B547E"/>
+        </w:tblBorders>
+      </w:tblPr>
+      <w:tblGrid>
+        <w:gridCol w:w="3288"/>
+        <w:gridCol w:w="7178"/>
+      </w:tblGrid>
+      <w:tr>
+        <w:trPr>
+          <w:cantSplit/>
+        </w:trPr>
+        <w:tc>
+          <w:tcPr>
+            <w:shd w:val="clear" w:color="auto" w:fill="F2F2F2"/>
+            <w:vAlign w:val="center"/>
+            <w:tcW w:type="pct" w:w="1570"/>
+          </w:tcPr>
+          <w:p>
+            <w:pPr>
+              <w:spacing w:before="20" w:after="20"/>
+              <w:jc w:val="left"/>
+            </w:pPr>
+            <w:r/>
+            <w:r>
+              <w:rPr>
+                <w:rFonts w:ascii="Calibri" w:hAnsi="Calibri"/>
+                <w:b/>
+                <w:i w:val="0"/>
+                <w:color w:val="000000"/>
+                <w:sz w:val="20"/>
+              </w:rPr>
               <w:t>Примил (Обезбедување) — име, потпис</w:t>
             </w:r>
             <w:r>
@@ -10498,7 +10526,7 @@
         <w:tc>
           <w:tcPr>
             <w:vAlign w:val="center"/>
-            <w:tcW w:type="pct" w:w="929"/>
+            <w:tcW w:type="pct" w:w="3429"/>
           </w:tcPr>
           <w:p>
             <w:pPr>

--- a/deliverables/inland_transport_2026-10/v02_2026-10-13/docx/WHSOP_003_A04.docx
+++ b/deliverables/inland_transport_2026-10/v02_2026-10-13/docx/WHSOP_003_A04.docx
@@ -1362,15 +1362,15 @@
         </w:tblBorders>
       </w:tblPr>
       <w:tblGrid>
-        <w:gridCol w:w="1575"/>
-        <w:gridCol w:w="1130"/>
-        <w:gridCol w:w="1151"/>
-        <w:gridCol w:w="1014"/>
-        <w:gridCol w:w="1471"/>
-        <w:gridCol w:w="787"/>
-        <w:gridCol w:w="971"/>
-        <w:gridCol w:w="1102"/>
-        <w:gridCol w:w="1260"/>
+        <w:gridCol w:w="836"/>
+        <w:gridCol w:w="1153"/>
+        <w:gridCol w:w="1081"/>
+        <w:gridCol w:w="1065"/>
+        <w:gridCol w:w="1734"/>
+        <w:gridCol w:w="1065"/>
+        <w:gridCol w:w="1200"/>
+        <w:gridCol w:w="1246"/>
+        <w:gridCol w:w="1081"/>
       </w:tblGrid>
       <w:tr>
         <w:trPr>
@@ -1381,7 +1381,7 @@
           <w:tcPr>
             <w:shd w:val="clear" w:color="auto" w:fill="2B547E"/>
             <w:vAlign w:val="center"/>
-            <w:tcW w:type="dxa" w:w="1575"/>
+            <w:tcW w:type="dxa" w:w="836"/>
           </w:tcPr>
           <w:p>
             <w:pPr>
@@ -1406,7 +1406,7 @@
           <w:tcPr>
             <w:shd w:val="clear" w:color="auto" w:fill="2B547E"/>
             <w:vAlign w:val="center"/>
-            <w:tcW w:type="dxa" w:w="1130"/>
+            <w:tcW w:type="dxa" w:w="1153"/>
           </w:tcPr>
           <w:p>
             <w:pPr>
@@ -1451,7 +1451,7 @@
           <w:tcPr>
             <w:shd w:val="clear" w:color="auto" w:fill="2B547E"/>
             <w:vAlign w:val="center"/>
-            <w:tcW w:type="dxa" w:w="1151"/>
+            <w:tcW w:type="dxa" w:w="1081"/>
           </w:tcPr>
           <w:p>
             <w:pPr>
@@ -1496,7 +1496,7 @@
           <w:tcPr>
             <w:shd w:val="clear" w:color="auto" w:fill="2B547E"/>
             <w:vAlign w:val="center"/>
-            <w:tcW w:type="dxa" w:w="1014"/>
+            <w:tcW w:type="dxa" w:w="1065"/>
           </w:tcPr>
           <w:p>
             <w:pPr>
@@ -1541,7 +1541,7 @@
           <w:tcPr>
             <w:shd w:val="clear" w:color="auto" w:fill="2B547E"/>
             <w:vAlign w:val="center"/>
-            <w:tcW w:type="dxa" w:w="1471"/>
+            <w:tcW w:type="dxa" w:w="1734"/>
           </w:tcPr>
           <w:p>
             <w:pPr>
@@ -1586,7 +1586,7 @@
           <w:tcPr>
             <w:shd w:val="clear" w:color="auto" w:fill="2B547E"/>
             <w:vAlign w:val="center"/>
-            <w:tcW w:type="dxa" w:w="787"/>
+            <w:tcW w:type="dxa" w:w="1065"/>
           </w:tcPr>
           <w:p>
             <w:pPr>
@@ -1631,7 +1631,7 @@
           <w:tcPr>
             <w:shd w:val="clear" w:color="auto" w:fill="2B547E"/>
             <w:vAlign w:val="center"/>
-            <w:tcW w:type="dxa" w:w="971"/>
+            <w:tcW w:type="dxa" w:w="1200"/>
           </w:tcPr>
           <w:p>
             <w:pPr>
@@ -1676,7 +1676,7 @@
           <w:tcPr>
             <w:shd w:val="clear" w:color="auto" w:fill="2B547E"/>
             <w:vAlign w:val="center"/>
-            <w:tcW w:type="dxa" w:w="1102"/>
+            <w:tcW w:type="dxa" w:w="1246"/>
           </w:tcPr>
           <w:p>
             <w:pPr>
@@ -1721,7 +1721,7 @@
           <w:tcPr>
             <w:shd w:val="clear" w:color="auto" w:fill="2B547E"/>
             <w:vAlign w:val="center"/>
-            <w:tcW w:type="dxa" w:w="1260"/>
+            <w:tcW w:type="dxa" w:w="1081"/>
           </w:tcPr>
           <w:p>
             <w:pPr>
@@ -1771,7 +1771,7 @@
           <w:tcPr>
             <w:shd w:val="clear" w:color="auto" w:fill="F2F2F2"/>
             <w:vAlign w:val="center"/>
-            <w:tcW w:type="dxa" w:w="1575"/>
+            <w:tcW w:type="dxa" w:w="836"/>
           </w:tcPr>
           <w:p>
             <w:pPr>
@@ -1795,105 +1795,105 @@
         <w:tc>
           <w:tcPr>
             <w:vAlign w:val="center"/>
-            <w:tcW w:type="dxa" w:w="1130"/>
-          </w:tcPr>
-          <w:p>
-            <w:pPr>
-              <w:keepNext/>
-              <w:spacing w:before="20" w:after="20"/>
-              <w:jc w:val="center"/>
-            </w:pPr>
-            <w:r/>
-          </w:p>
-        </w:tc>
-        <w:tc>
-          <w:tcPr>
-            <w:vAlign w:val="center"/>
-            <w:tcW w:type="dxa" w:w="1151"/>
-          </w:tcPr>
-          <w:p>
-            <w:pPr>
-              <w:keepNext/>
-              <w:spacing w:before="20" w:after="20"/>
-              <w:jc w:val="center"/>
-            </w:pPr>
-            <w:r/>
-          </w:p>
-        </w:tc>
-        <w:tc>
-          <w:tcPr>
-            <w:vAlign w:val="center"/>
-            <w:tcW w:type="dxa" w:w="1014"/>
-          </w:tcPr>
-          <w:p>
-            <w:pPr>
-              <w:keepNext/>
-              <w:spacing w:before="20" w:after="20"/>
-              <w:jc w:val="center"/>
-            </w:pPr>
-            <w:r/>
-          </w:p>
-        </w:tc>
-        <w:tc>
-          <w:tcPr>
-            <w:vAlign w:val="center"/>
-            <w:tcW w:type="dxa" w:w="1471"/>
-          </w:tcPr>
-          <w:p>
-            <w:pPr>
-              <w:keepNext/>
-              <w:spacing w:before="20" w:after="20"/>
-              <w:jc w:val="center"/>
-            </w:pPr>
-            <w:r/>
-          </w:p>
-        </w:tc>
-        <w:tc>
-          <w:tcPr>
-            <w:vAlign w:val="center"/>
-            <w:tcW w:type="dxa" w:w="787"/>
-          </w:tcPr>
-          <w:p>
-            <w:pPr>
-              <w:keepNext/>
-              <w:spacing w:before="20" w:after="20"/>
-              <w:jc w:val="center"/>
-            </w:pPr>
-            <w:r/>
-          </w:p>
-        </w:tc>
-        <w:tc>
-          <w:tcPr>
-            <w:vAlign w:val="center"/>
-            <w:tcW w:type="dxa" w:w="971"/>
-          </w:tcPr>
-          <w:p>
-            <w:pPr>
-              <w:keepNext/>
-              <w:spacing w:before="20" w:after="20"/>
-              <w:jc w:val="center"/>
-            </w:pPr>
-            <w:r/>
-          </w:p>
-        </w:tc>
-        <w:tc>
-          <w:tcPr>
-            <w:vAlign w:val="center"/>
-            <w:tcW w:type="dxa" w:w="1102"/>
-          </w:tcPr>
-          <w:p>
-            <w:pPr>
-              <w:keepNext/>
-              <w:spacing w:before="20" w:after="20"/>
-              <w:jc w:val="center"/>
-            </w:pPr>
-            <w:r/>
-          </w:p>
-        </w:tc>
-        <w:tc>
-          <w:tcPr>
-            <w:vAlign w:val="center"/>
-            <w:tcW w:type="dxa" w:w="1260"/>
+            <w:tcW w:type="dxa" w:w="1153"/>
+          </w:tcPr>
+          <w:p>
+            <w:pPr>
+              <w:keepNext/>
+              <w:spacing w:before="20" w:after="20"/>
+              <w:jc w:val="center"/>
+            </w:pPr>
+            <w:r/>
+          </w:p>
+        </w:tc>
+        <w:tc>
+          <w:tcPr>
+            <w:vAlign w:val="center"/>
+            <w:tcW w:type="dxa" w:w="1081"/>
+          </w:tcPr>
+          <w:p>
+            <w:pPr>
+              <w:keepNext/>
+              <w:spacing w:before="20" w:after="20"/>
+              <w:jc w:val="center"/>
+            </w:pPr>
+            <w:r/>
+          </w:p>
+        </w:tc>
+        <w:tc>
+          <w:tcPr>
+            <w:vAlign w:val="center"/>
+            <w:tcW w:type="dxa" w:w="1065"/>
+          </w:tcPr>
+          <w:p>
+            <w:pPr>
+              <w:keepNext/>
+              <w:spacing w:before="20" w:after="20"/>
+              <w:jc w:val="center"/>
+            </w:pPr>
+            <w:r/>
+          </w:p>
+        </w:tc>
+        <w:tc>
+          <w:tcPr>
+            <w:vAlign w:val="center"/>
+            <w:tcW w:type="dxa" w:w="1734"/>
+          </w:tcPr>
+          <w:p>
+            <w:pPr>
+              <w:keepNext/>
+              <w:spacing w:before="20" w:after="20"/>
+              <w:jc w:val="center"/>
+            </w:pPr>
+            <w:r/>
+          </w:p>
+        </w:tc>
+        <w:tc>
+          <w:tcPr>
+            <w:vAlign w:val="center"/>
+            <w:tcW w:type="dxa" w:w="1065"/>
+          </w:tcPr>
+          <w:p>
+            <w:pPr>
+              <w:keepNext/>
+              <w:spacing w:before="20" w:after="20"/>
+              <w:jc w:val="center"/>
+            </w:pPr>
+            <w:r/>
+          </w:p>
+        </w:tc>
+        <w:tc>
+          <w:tcPr>
+            <w:vAlign w:val="center"/>
+            <w:tcW w:type="dxa" w:w="1200"/>
+          </w:tcPr>
+          <w:p>
+            <w:pPr>
+              <w:keepNext/>
+              <w:spacing w:before="20" w:after="20"/>
+              <w:jc w:val="center"/>
+            </w:pPr>
+            <w:r/>
+          </w:p>
+        </w:tc>
+        <w:tc>
+          <w:tcPr>
+            <w:vAlign w:val="center"/>
+            <w:tcW w:type="dxa" w:w="1246"/>
+          </w:tcPr>
+          <w:p>
+            <w:pPr>
+              <w:keepNext/>
+              <w:spacing w:before="20" w:after="20"/>
+              <w:jc w:val="center"/>
+            </w:pPr>
+            <w:r/>
+          </w:p>
+        </w:tc>
+        <w:tc>
+          <w:tcPr>
+            <w:vAlign w:val="center"/>
+            <w:tcW w:type="dxa" w:w="1081"/>
           </w:tcPr>
           <w:p>
             <w:pPr>
@@ -1913,7 +1913,7 @@
           <w:tcPr>
             <w:shd w:val="clear" w:color="auto" w:fill="F2F2F2"/>
             <w:vAlign w:val="center"/>
-            <w:tcW w:type="dxa" w:w="1575"/>
+            <w:tcW w:type="dxa" w:w="836"/>
           </w:tcPr>
           <w:p>
             <w:pPr>
@@ -1938,7 +1938,7 @@
           <w:tcPr>
             <w:shd w:val="clear" w:color="auto" w:fill="F7FAFC"/>
             <w:vAlign w:val="center"/>
-            <w:tcW w:type="dxa" w:w="1130"/>
+            <w:tcW w:type="dxa" w:w="1153"/>
           </w:tcPr>
           <w:p>
             <w:pPr>
@@ -1953,7 +1953,7 @@
           <w:tcPr>
             <w:shd w:val="clear" w:color="auto" w:fill="F7FAFC"/>
             <w:vAlign w:val="center"/>
-            <w:tcW w:type="dxa" w:w="1151"/>
+            <w:tcW w:type="dxa" w:w="1081"/>
           </w:tcPr>
           <w:p>
             <w:pPr>
@@ -1968,7 +1968,7 @@
           <w:tcPr>
             <w:shd w:val="clear" w:color="auto" w:fill="F7FAFC"/>
             <w:vAlign w:val="center"/>
-            <w:tcW w:type="dxa" w:w="1014"/>
+            <w:tcW w:type="dxa" w:w="1065"/>
           </w:tcPr>
           <w:p>
             <w:pPr>
@@ -1983,7 +1983,7 @@
           <w:tcPr>
             <w:shd w:val="clear" w:color="auto" w:fill="F7FAFC"/>
             <w:vAlign w:val="center"/>
-            <w:tcW w:type="dxa" w:w="1471"/>
+            <w:tcW w:type="dxa" w:w="1734"/>
           </w:tcPr>
           <w:p>
             <w:pPr>
@@ -1998,7 +1998,7 @@
           <w:tcPr>
             <w:shd w:val="clear" w:color="auto" w:fill="F7FAFC"/>
             <w:vAlign w:val="center"/>
-            <w:tcW w:type="dxa" w:w="787"/>
+            <w:tcW w:type="dxa" w:w="1065"/>
           </w:tcPr>
           <w:p>
             <w:pPr>
@@ -2013,7 +2013,7 @@
           <w:tcPr>
             <w:shd w:val="clear" w:color="auto" w:fill="F7FAFC"/>
             <w:vAlign w:val="center"/>
-            <w:tcW w:type="dxa" w:w="971"/>
+            <w:tcW w:type="dxa" w:w="1200"/>
           </w:tcPr>
           <w:p>
             <w:pPr>
@@ -2028,7 +2028,7 @@
           <w:tcPr>
             <w:shd w:val="clear" w:color="auto" w:fill="F7FAFC"/>
             <w:vAlign w:val="center"/>
-            <w:tcW w:type="dxa" w:w="1102"/>
+            <w:tcW w:type="dxa" w:w="1246"/>
           </w:tcPr>
           <w:p>
             <w:pPr>
@@ -2043,7 +2043,7 @@
           <w:tcPr>
             <w:shd w:val="clear" w:color="auto" w:fill="F7FAFC"/>
             <w:vAlign w:val="center"/>
-            <w:tcW w:type="dxa" w:w="1260"/>
+            <w:tcW w:type="dxa" w:w="1081"/>
           </w:tcPr>
           <w:p>
             <w:pPr>
@@ -2063,7 +2063,7 @@
           <w:tcPr>
             <w:shd w:val="clear" w:color="auto" w:fill="F2F2F2"/>
             <w:vAlign w:val="center"/>
-            <w:tcW w:type="dxa" w:w="1575"/>
+            <w:tcW w:type="dxa" w:w="836"/>
           </w:tcPr>
           <w:p>
             <w:pPr>
@@ -2086,98 +2086,98 @@
         <w:tc>
           <w:tcPr>
             <w:vAlign w:val="center"/>
-            <w:tcW w:type="dxa" w:w="1130"/>
-          </w:tcPr>
-          <w:p>
-            <w:pPr>
-              <w:spacing w:before="20" w:after="20"/>
-              <w:jc w:val="center"/>
-            </w:pPr>
-            <w:r/>
-          </w:p>
-        </w:tc>
-        <w:tc>
-          <w:tcPr>
-            <w:vAlign w:val="center"/>
-            <w:tcW w:type="dxa" w:w="1151"/>
-          </w:tcPr>
-          <w:p>
-            <w:pPr>
-              <w:spacing w:before="20" w:after="20"/>
-              <w:jc w:val="center"/>
-            </w:pPr>
-            <w:r/>
-          </w:p>
-        </w:tc>
-        <w:tc>
-          <w:tcPr>
-            <w:vAlign w:val="center"/>
-            <w:tcW w:type="dxa" w:w="1014"/>
-          </w:tcPr>
-          <w:p>
-            <w:pPr>
-              <w:spacing w:before="20" w:after="20"/>
-              <w:jc w:val="center"/>
-            </w:pPr>
-            <w:r/>
-          </w:p>
-        </w:tc>
-        <w:tc>
-          <w:tcPr>
-            <w:vAlign w:val="center"/>
-            <w:tcW w:type="dxa" w:w="1471"/>
-          </w:tcPr>
-          <w:p>
-            <w:pPr>
-              <w:spacing w:before="20" w:after="20"/>
-              <w:jc w:val="center"/>
-            </w:pPr>
-            <w:r/>
-          </w:p>
-        </w:tc>
-        <w:tc>
-          <w:tcPr>
-            <w:vAlign w:val="center"/>
-            <w:tcW w:type="dxa" w:w="787"/>
-          </w:tcPr>
-          <w:p>
-            <w:pPr>
-              <w:spacing w:before="20" w:after="20"/>
-              <w:jc w:val="center"/>
-            </w:pPr>
-            <w:r/>
-          </w:p>
-        </w:tc>
-        <w:tc>
-          <w:tcPr>
-            <w:vAlign w:val="center"/>
-            <w:tcW w:type="dxa" w:w="971"/>
-          </w:tcPr>
-          <w:p>
-            <w:pPr>
-              <w:spacing w:before="20" w:after="20"/>
-              <w:jc w:val="center"/>
-            </w:pPr>
-            <w:r/>
-          </w:p>
-        </w:tc>
-        <w:tc>
-          <w:tcPr>
-            <w:vAlign w:val="center"/>
-            <w:tcW w:type="dxa" w:w="1102"/>
-          </w:tcPr>
-          <w:p>
-            <w:pPr>
-              <w:spacing w:before="20" w:after="20"/>
-              <w:jc w:val="center"/>
-            </w:pPr>
-            <w:r/>
-          </w:p>
-        </w:tc>
-        <w:tc>
-          <w:tcPr>
-            <w:vAlign w:val="center"/>
-            <w:tcW w:type="dxa" w:w="1260"/>
+            <w:tcW w:type="dxa" w:w="1153"/>
+          </w:tcPr>
+          <w:p>
+            <w:pPr>
+              <w:spacing w:before="20" w:after="20"/>
+              <w:jc w:val="center"/>
+            </w:pPr>
+            <w:r/>
+          </w:p>
+        </w:tc>
+        <w:tc>
+          <w:tcPr>
+            <w:vAlign w:val="center"/>
+            <w:tcW w:type="dxa" w:w="1081"/>
+          </w:tcPr>
+          <w:p>
+            <w:pPr>
+              <w:spacing w:before="20" w:after="20"/>
+              <w:jc w:val="center"/>
+            </w:pPr>
+            <w:r/>
+          </w:p>
+        </w:tc>
+        <w:tc>
+          <w:tcPr>
+            <w:vAlign w:val="center"/>
+            <w:tcW w:type="dxa" w:w="1065"/>
+          </w:tcPr>
+          <w:p>
+            <w:pPr>
+              <w:spacing w:before="20" w:after="20"/>
+              <w:jc w:val="center"/>
+            </w:pPr>
+            <w:r/>
+          </w:p>
+        </w:tc>
+        <w:tc>
+          <w:tcPr>
+            <w:vAlign w:val="center"/>
+            <w:tcW w:type="dxa" w:w="1734"/>
+          </w:tcPr>
+          <w:p>
+            <w:pPr>
+              <w:spacing w:before="20" w:after="20"/>
+              <w:jc w:val="center"/>
+            </w:pPr>
+            <w:r/>
+          </w:p>
+        </w:tc>
+        <w:tc>
+          <w:tcPr>
+            <w:vAlign w:val="center"/>
+            <w:tcW w:type="dxa" w:w="1065"/>
+          </w:tcPr>
+          <w:p>
+            <w:pPr>
+              <w:spacing w:before="20" w:after="20"/>
+              <w:jc w:val="center"/>
+            </w:pPr>
+            <w:r/>
+          </w:p>
+        </w:tc>
+        <w:tc>
+          <w:tcPr>
+            <w:vAlign w:val="center"/>
+            <w:tcW w:type="dxa" w:w="1200"/>
+          </w:tcPr>
+          <w:p>
+            <w:pPr>
+              <w:spacing w:before="20" w:after="20"/>
+              <w:jc w:val="center"/>
+            </w:pPr>
+            <w:r/>
+          </w:p>
+        </w:tc>
+        <w:tc>
+          <w:tcPr>
+            <w:vAlign w:val="center"/>
+            <w:tcW w:type="dxa" w:w="1246"/>
+          </w:tcPr>
+          <w:p>
+            <w:pPr>
+              <w:spacing w:before="20" w:after="20"/>
+              <w:jc w:val="center"/>
+            </w:pPr>
+            <w:r/>
+          </w:p>
+        </w:tc>
+        <w:tc>
+          <w:tcPr>
+            <w:vAlign w:val="center"/>
+            <w:tcW w:type="dxa" w:w="1081"/>
           </w:tcPr>
           <w:p>
             <w:pPr>
@@ -2196,7 +2196,7 @@
           <w:tcPr>
             <w:shd w:val="clear" w:color="auto" w:fill="F2F2F2"/>
             <w:vAlign w:val="center"/>
-            <w:tcW w:type="dxa" w:w="1575"/>
+            <w:tcW w:type="dxa" w:w="836"/>
           </w:tcPr>
           <w:p>
             <w:pPr>
@@ -2220,7 +2220,7 @@
           <w:tcPr>
             <w:shd w:val="clear" w:color="auto" w:fill="F7FAFC"/>
             <w:vAlign w:val="center"/>
-            <w:tcW w:type="dxa" w:w="1130"/>
+            <w:tcW w:type="dxa" w:w="1153"/>
           </w:tcPr>
           <w:p>
             <w:pPr>
@@ -2234,7 +2234,7 @@
           <w:tcPr>
             <w:shd w:val="clear" w:color="auto" w:fill="F7FAFC"/>
             <w:vAlign w:val="center"/>
-            <w:tcW w:type="dxa" w:w="1151"/>
+            <w:tcW w:type="dxa" w:w="1081"/>
           </w:tcPr>
           <w:p>
             <w:pPr>
@@ -2248,7 +2248,7 @@
           <w:tcPr>
             <w:shd w:val="clear" w:color="auto" w:fill="F7FAFC"/>
             <w:vAlign w:val="center"/>
-            <w:tcW w:type="dxa" w:w="1014"/>
+            <w:tcW w:type="dxa" w:w="1065"/>
           </w:tcPr>
           <w:p>
             <w:pPr>
@@ -2262,7 +2262,7 @@
           <w:tcPr>
             <w:shd w:val="clear" w:color="auto" w:fill="F7FAFC"/>
             <w:vAlign w:val="center"/>
-            <w:tcW w:type="dxa" w:w="1471"/>
+            <w:tcW w:type="dxa" w:w="1734"/>
           </w:tcPr>
           <w:p>
             <w:pPr>
@@ -2276,7 +2276,7 @@
           <w:tcPr>
             <w:shd w:val="clear" w:color="auto" w:fill="F7FAFC"/>
             <w:vAlign w:val="center"/>
-            <w:tcW w:type="dxa" w:w="787"/>
+            <w:tcW w:type="dxa" w:w="1065"/>
           </w:tcPr>
           <w:p>
             <w:pPr>
@@ -2290,7 +2290,7 @@
           <w:tcPr>
             <w:shd w:val="clear" w:color="auto" w:fill="F7FAFC"/>
             <w:vAlign w:val="center"/>
-            <w:tcW w:type="dxa" w:w="971"/>
+            <w:tcW w:type="dxa" w:w="1200"/>
           </w:tcPr>
           <w:p>
             <w:pPr>
@@ -2304,7 +2304,7 @@
           <w:tcPr>
             <w:shd w:val="clear" w:color="auto" w:fill="F7FAFC"/>
             <w:vAlign w:val="center"/>
-            <w:tcW w:type="dxa" w:w="1102"/>
+            <w:tcW w:type="dxa" w:w="1246"/>
           </w:tcPr>
           <w:p>
             <w:pPr>
@@ -2318,7 +2318,7 @@
           <w:tcPr>
             <w:shd w:val="clear" w:color="auto" w:fill="F7FAFC"/>
             <w:vAlign w:val="center"/>
-            <w:tcW w:type="dxa" w:w="1260"/>
+            <w:tcW w:type="dxa" w:w="1081"/>
           </w:tcPr>
           <w:p>
             <w:pPr>
@@ -2337,7 +2337,7 @@
           <w:tcPr>
             <w:shd w:val="clear" w:color="auto" w:fill="F2F2F2"/>
             <w:vAlign w:val="center"/>
-            <w:tcW w:type="dxa" w:w="1575"/>
+            <w:tcW w:type="dxa" w:w="836"/>
           </w:tcPr>
           <w:p>
             <w:pPr>
@@ -2360,98 +2360,98 @@
         <w:tc>
           <w:tcPr>
             <w:vAlign w:val="center"/>
-            <w:tcW w:type="dxa" w:w="1130"/>
-          </w:tcPr>
-          <w:p>
-            <w:pPr>
-              <w:spacing w:before="20" w:after="20"/>
-              <w:jc w:val="center"/>
-            </w:pPr>
-            <w:r/>
-          </w:p>
-        </w:tc>
-        <w:tc>
-          <w:tcPr>
-            <w:vAlign w:val="center"/>
-            <w:tcW w:type="dxa" w:w="1151"/>
-          </w:tcPr>
-          <w:p>
-            <w:pPr>
-              <w:spacing w:before="20" w:after="20"/>
-              <w:jc w:val="center"/>
-            </w:pPr>
-            <w:r/>
-          </w:p>
-        </w:tc>
-        <w:tc>
-          <w:tcPr>
-            <w:vAlign w:val="center"/>
-            <w:tcW w:type="dxa" w:w="1014"/>
-          </w:tcPr>
-          <w:p>
-            <w:pPr>
-              <w:spacing w:before="20" w:after="20"/>
-              <w:jc w:val="center"/>
-            </w:pPr>
-            <w:r/>
-          </w:p>
-        </w:tc>
-        <w:tc>
-          <w:tcPr>
-            <w:vAlign w:val="center"/>
-            <w:tcW w:type="dxa" w:w="1471"/>
-          </w:tcPr>
-          <w:p>
-            <w:pPr>
-              <w:spacing w:before="20" w:after="20"/>
-              <w:jc w:val="center"/>
-            </w:pPr>
-            <w:r/>
-          </w:p>
-        </w:tc>
-        <w:tc>
-          <w:tcPr>
-            <w:vAlign w:val="center"/>
-            <w:tcW w:type="dxa" w:w="787"/>
-          </w:tcPr>
-          <w:p>
-            <w:pPr>
-              <w:spacing w:before="20" w:after="20"/>
-              <w:jc w:val="center"/>
-            </w:pPr>
-            <w:r/>
-          </w:p>
-        </w:tc>
-        <w:tc>
-          <w:tcPr>
-            <w:vAlign w:val="center"/>
-            <w:tcW w:type="dxa" w:w="971"/>
-          </w:tcPr>
-          <w:p>
-            <w:pPr>
-              <w:spacing w:before="20" w:after="20"/>
-              <w:jc w:val="center"/>
-            </w:pPr>
-            <w:r/>
-          </w:p>
-        </w:tc>
-        <w:tc>
-          <w:tcPr>
-            <w:vAlign w:val="center"/>
-            <w:tcW w:type="dxa" w:w="1102"/>
-          </w:tcPr>
-          <w:p>
-            <w:pPr>
-              <w:spacing w:before="20" w:after="20"/>
-              <w:jc w:val="center"/>
-            </w:pPr>
-            <w:r/>
-          </w:p>
-        </w:tc>
-        <w:tc>
-          <w:tcPr>
-            <w:vAlign w:val="center"/>
-            <w:tcW w:type="dxa" w:w="1260"/>
+            <w:tcW w:type="dxa" w:w="1153"/>
+          </w:tcPr>
+          <w:p>
+            <w:pPr>
+              <w:spacing w:before="20" w:after="20"/>
+              <w:jc w:val="center"/>
+            </w:pPr>
+            <w:r/>
+          </w:p>
+        </w:tc>
+        <w:tc>
+          <w:tcPr>
+            <w:vAlign w:val="center"/>
+            <w:tcW w:type="dxa" w:w="1081"/>
+          </w:tcPr>
+          <w:p>
+            <w:pPr>
+              <w:spacing w:before="20" w:after="20"/>
+              <w:jc w:val="center"/>
+            </w:pPr>
+            <w:r/>
+          </w:p>
+        </w:tc>
+        <w:tc>
+          <w:tcPr>
+            <w:vAlign w:val="center"/>
+            <w:tcW w:type="dxa" w:w="1065"/>
+          </w:tcPr>
+          <w:p>
+            <w:pPr>
+              <w:spacing w:before="20" w:after="20"/>
+              <w:jc w:val="center"/>
+            </w:pPr>
+            <w:r/>
+          </w:p>
+        </w:tc>
+        <w:tc>
+          <w:tcPr>
+            <w:vAlign w:val="center"/>
+            <w:tcW w:type="dxa" w:w="1734"/>
+          </w:tcPr>
+          <w:p>
+            <w:pPr>
+              <w:spacing w:before="20" w:after="20"/>
+              <w:jc w:val="center"/>
+            </w:pPr>
+            <w:r/>
+          </w:p>
+        </w:tc>
+        <w:tc>
+          <w:tcPr>
+            <w:vAlign w:val="center"/>
+            <w:tcW w:type="dxa" w:w="1065"/>
+          </w:tcPr>
+          <w:p>
+            <w:pPr>
+              <w:spacing w:before="20" w:after="20"/>
+              <w:jc w:val="center"/>
+            </w:pPr>
+            <w:r/>
+          </w:p>
+        </w:tc>
+        <w:tc>
+          <w:tcPr>
+            <w:vAlign w:val="center"/>
+            <w:tcW w:type="dxa" w:w="1200"/>
+          </w:tcPr>
+          <w:p>
+            <w:pPr>
+              <w:spacing w:before="20" w:after="20"/>
+              <w:jc w:val="center"/>
+            </w:pPr>
+            <w:r/>
+          </w:p>
+        </w:tc>
+        <w:tc>
+          <w:tcPr>
+            <w:vAlign w:val="center"/>
+            <w:tcW w:type="dxa" w:w="1246"/>
+          </w:tcPr>
+          <w:p>
+            <w:pPr>
+              <w:spacing w:before="20" w:after="20"/>
+              <w:jc w:val="center"/>
+            </w:pPr>
+            <w:r/>
+          </w:p>
+        </w:tc>
+        <w:tc>
+          <w:tcPr>
+            <w:vAlign w:val="center"/>
+            <w:tcW w:type="dxa" w:w="1081"/>
           </w:tcPr>
           <w:p>
             <w:pPr>
@@ -2470,7 +2470,7 @@
           <w:tcPr>
             <w:shd w:val="clear" w:color="auto" w:fill="F2F2F2"/>
             <w:vAlign w:val="center"/>
-            <w:tcW w:type="dxa" w:w="1575"/>
+            <w:tcW w:type="dxa" w:w="836"/>
           </w:tcPr>
           <w:p>
             <w:pPr>
@@ -2494,7 +2494,7 @@
           <w:tcPr>
             <w:shd w:val="clear" w:color="auto" w:fill="F7FAFC"/>
             <w:vAlign w:val="center"/>
-            <w:tcW w:type="dxa" w:w="1130"/>
+            <w:tcW w:type="dxa" w:w="1153"/>
           </w:tcPr>
           <w:p>
             <w:pPr>
@@ -2508,7 +2508,7 @@
           <w:tcPr>
             <w:shd w:val="clear" w:color="auto" w:fill="F7FAFC"/>
             <w:vAlign w:val="center"/>
-            <w:tcW w:type="dxa" w:w="1151"/>
+            <w:tcW w:type="dxa" w:w="1081"/>
           </w:tcPr>
           <w:p>
             <w:pPr>
@@ -2522,7 +2522,7 @@
           <w:tcPr>
             <w:shd w:val="clear" w:color="auto" w:fill="F7FAFC"/>
             <w:vAlign w:val="center"/>
-            <w:tcW w:type="dxa" w:w="1014"/>
+            <w:tcW w:type="dxa" w:w="1065"/>
           </w:tcPr>
           <w:p>
             <w:pPr>
@@ -2536,7 +2536,7 @@
           <w:tcPr>
             <w:shd w:val="clear" w:color="auto" w:fill="F7FAFC"/>
             <w:vAlign w:val="center"/>
-            <w:tcW w:type="dxa" w:w="1471"/>
+            <w:tcW w:type="dxa" w:w="1734"/>
           </w:tcPr>
           <w:p>
             <w:pPr>
@@ -2550,7 +2550,7 @@
           <w:tcPr>
             <w:shd w:val="clear" w:color="auto" w:fill="F7FAFC"/>
             <w:vAlign w:val="center"/>
-            <w:tcW w:type="dxa" w:w="787"/>
+            <w:tcW w:type="dxa" w:w="1065"/>
           </w:tcPr>
           <w:p>
             <w:pPr>
@@ -2564,7 +2564,7 @@
           <w:tcPr>
             <w:shd w:val="clear" w:color="auto" w:fill="F7FAFC"/>
             <w:vAlign w:val="center"/>
-            <w:tcW w:type="dxa" w:w="971"/>
+            <w:tcW w:type="dxa" w:w="1200"/>
           </w:tcPr>
           <w:p>
             <w:pPr>
@@ -2578,7 +2578,7 @@
           <w:tcPr>
             <w:shd w:val="clear" w:color="auto" w:fill="F7FAFC"/>
             <w:vAlign w:val="center"/>
-            <w:tcW w:type="dxa" w:w="1102"/>
+            <w:tcW w:type="dxa" w:w="1246"/>
           </w:tcPr>
           <w:p>
             <w:pPr>
@@ -2592,7 +2592,7 @@
           <w:tcPr>
             <w:shd w:val="clear" w:color="auto" w:fill="F7FAFC"/>
             <w:vAlign w:val="center"/>
-            <w:tcW w:type="dxa" w:w="1260"/>
+            <w:tcW w:type="dxa" w:w="1081"/>
           </w:tcPr>
           <w:p>
             <w:pPr>
@@ -2611,7 +2611,7 @@
           <w:tcPr>
             <w:shd w:val="clear" w:color="auto" w:fill="F2F2F2"/>
             <w:vAlign w:val="center"/>
-            <w:tcW w:type="dxa" w:w="1575"/>
+            <w:tcW w:type="dxa" w:w="836"/>
           </w:tcPr>
           <w:p>
             <w:pPr>
@@ -2634,98 +2634,98 @@
         <w:tc>
           <w:tcPr>
             <w:vAlign w:val="center"/>
-            <w:tcW w:type="dxa" w:w="1130"/>
-          </w:tcPr>
-          <w:p>
-            <w:pPr>
-              <w:spacing w:before="20" w:after="20"/>
-              <w:jc w:val="center"/>
-            </w:pPr>
-            <w:r/>
-          </w:p>
-        </w:tc>
-        <w:tc>
-          <w:tcPr>
-            <w:vAlign w:val="center"/>
-            <w:tcW w:type="dxa" w:w="1151"/>
-          </w:tcPr>
-          <w:p>
-            <w:pPr>
-              <w:spacing w:before="20" w:after="20"/>
-              <w:jc w:val="center"/>
-            </w:pPr>
-            <w:r/>
-          </w:p>
-        </w:tc>
-        <w:tc>
-          <w:tcPr>
-            <w:vAlign w:val="center"/>
-            <w:tcW w:type="dxa" w:w="1014"/>
-          </w:tcPr>
-          <w:p>
-            <w:pPr>
-              <w:spacing w:before="20" w:after="20"/>
-              <w:jc w:val="center"/>
-            </w:pPr>
-            <w:r/>
-          </w:p>
-        </w:tc>
-        <w:tc>
-          <w:tcPr>
-            <w:vAlign w:val="center"/>
-            <w:tcW w:type="dxa" w:w="1471"/>
-          </w:tcPr>
-          <w:p>
-            <w:pPr>
-              <w:spacing w:before="20" w:after="20"/>
-              <w:jc w:val="center"/>
-            </w:pPr>
-            <w:r/>
-          </w:p>
-        </w:tc>
-        <w:tc>
-          <w:tcPr>
-            <w:vAlign w:val="center"/>
-            <w:tcW w:type="dxa" w:w="787"/>
-          </w:tcPr>
-          <w:p>
-            <w:pPr>
-              <w:spacing w:before="20" w:after="20"/>
-              <w:jc w:val="center"/>
-            </w:pPr>
-            <w:r/>
-          </w:p>
-        </w:tc>
-        <w:tc>
-          <w:tcPr>
-            <w:vAlign w:val="center"/>
-            <w:tcW w:type="dxa" w:w="971"/>
-          </w:tcPr>
-          <w:p>
-            <w:pPr>
-              <w:spacing w:before="20" w:after="20"/>
-              <w:jc w:val="center"/>
-            </w:pPr>
-            <w:r/>
-          </w:p>
-        </w:tc>
-        <w:tc>
-          <w:tcPr>
-            <w:vAlign w:val="center"/>
-            <w:tcW w:type="dxa" w:w="1102"/>
-          </w:tcPr>
-          <w:p>
-            <w:pPr>
-              <w:spacing w:before="20" w:after="20"/>
-              <w:jc w:val="center"/>
-            </w:pPr>
-            <w:r/>
-          </w:p>
-        </w:tc>
-        <w:tc>
-          <w:tcPr>
-            <w:vAlign w:val="center"/>
-            <w:tcW w:type="dxa" w:w="1260"/>
+            <w:tcW w:type="dxa" w:w="1153"/>
+          </w:tcPr>
+          <w:p>
+            <w:pPr>
+              <w:spacing w:before="20" w:after="20"/>
+              <w:jc w:val="center"/>
+            </w:pPr>
+            <w:r/>
+          </w:p>
+        </w:tc>
+        <w:tc>
+          <w:tcPr>
+            <w:vAlign w:val="center"/>
+            <w:tcW w:type="dxa" w:w="1081"/>
+          </w:tcPr>
+          <w:p>
+            <w:pPr>
+              <w:spacing w:before="20" w:after="20"/>
+              <w:jc w:val="center"/>
+            </w:pPr>
+            <w:r/>
+          </w:p>
+        </w:tc>
+        <w:tc>
+          <w:tcPr>
+            <w:vAlign w:val="center"/>
+            <w:tcW w:type="dxa" w:w="1065"/>
+          </w:tcPr>
+          <w:p>
+            <w:pPr>
+              <w:spacing w:before="20" w:after="20"/>
+              <w:jc w:val="center"/>
+            </w:pPr>
+            <w:r/>
+          </w:p>
+        </w:tc>
+        <w:tc>
+          <w:tcPr>
+            <w:vAlign w:val="center"/>
+            <w:tcW w:type="dxa" w:w="1734"/>
+          </w:tcPr>
+          <w:p>
+            <w:pPr>
+              <w:spacing w:before="20" w:after="20"/>
+              <w:jc w:val="center"/>
+            </w:pPr>
+            <w:r/>
+          </w:p>
+        </w:tc>
+        <w:tc>
+          <w:tcPr>
+            <w:vAlign w:val="center"/>
+            <w:tcW w:type="dxa" w:w="1065"/>
+          </w:tcPr>
+          <w:p>
+            <w:pPr>
+              <w:spacing w:before="20" w:after="20"/>
+              <w:jc w:val="center"/>
+            </w:pPr>
+            <w:r/>
+          </w:p>
+        </w:tc>
+        <w:tc>
+          <w:tcPr>
+            <w:vAlign w:val="center"/>
+            <w:tcW w:type="dxa" w:w="1200"/>
+          </w:tcPr>
+          <w:p>
+            <w:pPr>
+              <w:spacing w:before="20" w:after="20"/>
+              <w:jc w:val="center"/>
+            </w:pPr>
+            <w:r/>
+          </w:p>
+        </w:tc>
+        <w:tc>
+          <w:tcPr>
+            <w:vAlign w:val="center"/>
+            <w:tcW w:type="dxa" w:w="1246"/>
+          </w:tcPr>
+          <w:p>
+            <w:pPr>
+              <w:spacing w:before="20" w:after="20"/>
+              <w:jc w:val="center"/>
+            </w:pPr>
+            <w:r/>
+          </w:p>
+        </w:tc>
+        <w:tc>
+          <w:tcPr>
+            <w:vAlign w:val="center"/>
+            <w:tcW w:type="dxa" w:w="1081"/>
           </w:tcPr>
           <w:p>
             <w:pPr>
@@ -2744,7 +2744,7 @@
           <w:tcPr>
             <w:shd w:val="clear" w:color="auto" w:fill="F2F2F2"/>
             <w:vAlign w:val="center"/>
-            <w:tcW w:type="dxa" w:w="1575"/>
+            <w:tcW w:type="dxa" w:w="836"/>
           </w:tcPr>
           <w:p>
             <w:pPr>
@@ -2768,7 +2768,7 @@
           <w:tcPr>
             <w:shd w:val="clear" w:color="auto" w:fill="F7FAFC"/>
             <w:vAlign w:val="center"/>
-            <w:tcW w:type="dxa" w:w="1130"/>
+            <w:tcW w:type="dxa" w:w="1153"/>
           </w:tcPr>
           <w:p>
             <w:pPr>
@@ -2782,7 +2782,7 @@
           <w:tcPr>
             <w:shd w:val="clear" w:color="auto" w:fill="F7FAFC"/>
             <w:vAlign w:val="center"/>
-            <w:tcW w:type="dxa" w:w="1151"/>
+            <w:tcW w:type="dxa" w:w="1081"/>
           </w:tcPr>
           <w:p>
             <w:pPr>
@@ -2796,7 +2796,7 @@
           <w:tcPr>
             <w:shd w:val="clear" w:color="auto" w:fill="F7FAFC"/>
             <w:vAlign w:val="center"/>
-            <w:tcW w:type="dxa" w:w="1014"/>
+            <w:tcW w:type="dxa" w:w="1065"/>
           </w:tcPr>
           <w:p>
             <w:pPr>
@@ -2810,7 +2810,7 @@
           <w:tcPr>
             <w:shd w:val="clear" w:color="auto" w:fill="F7FAFC"/>
             <w:vAlign w:val="center"/>
-            <w:tcW w:type="dxa" w:w="1471"/>
+            <w:tcW w:type="dxa" w:w="1734"/>
           </w:tcPr>
           <w:p>
             <w:pPr>
@@ -2824,7 +2824,7 @@
           <w:tcPr>
             <w:shd w:val="clear" w:color="auto" w:fill="F7FAFC"/>
             <w:vAlign w:val="center"/>
-            <w:tcW w:type="dxa" w:w="787"/>
+            <w:tcW w:type="dxa" w:w="1065"/>
           </w:tcPr>
           <w:p>
             <w:pPr>
@@ -2838,7 +2838,7 @@
           <w:tcPr>
             <w:shd w:val="clear" w:color="auto" w:fill="F7FAFC"/>
             <w:vAlign w:val="center"/>
-            <w:tcW w:type="dxa" w:w="971"/>
+            <w:tcW w:type="dxa" w:w="1200"/>
           </w:tcPr>
           <w:p>
             <w:pPr>
@@ -2852,7 +2852,7 @@
           <w:tcPr>
             <w:shd w:val="clear" w:color="auto" w:fill="F7FAFC"/>
             <w:vAlign w:val="center"/>
-            <w:tcW w:type="dxa" w:w="1102"/>
+            <w:tcW w:type="dxa" w:w="1246"/>
           </w:tcPr>
           <w:p>
             <w:pPr>
@@ -2866,7 +2866,7 @@
           <w:tcPr>
             <w:shd w:val="clear" w:color="auto" w:fill="F7FAFC"/>
             <w:vAlign w:val="center"/>
-            <w:tcW w:type="dxa" w:w="1260"/>
+            <w:tcW w:type="dxa" w:w="1081"/>
           </w:tcPr>
           <w:p>
             <w:pPr>
@@ -2885,7 +2885,7 @@
           <w:tcPr>
             <w:shd w:val="clear" w:color="auto" w:fill="F2F2F2"/>
             <w:vAlign w:val="center"/>
-            <w:tcW w:type="dxa" w:w="1575"/>
+            <w:tcW w:type="dxa" w:w="836"/>
           </w:tcPr>
           <w:p>
             <w:pPr>
@@ -2928,98 +2928,98 @@
         <w:tc>
           <w:tcPr>
             <w:vAlign w:val="center"/>
-            <w:tcW w:type="dxa" w:w="1130"/>
-          </w:tcPr>
-          <w:p>
-            <w:pPr>
-              <w:spacing w:before="20" w:after="20"/>
-              <w:jc w:val="center"/>
-            </w:pPr>
-            <w:r/>
-          </w:p>
-        </w:tc>
-        <w:tc>
-          <w:tcPr>
-            <w:vAlign w:val="center"/>
-            <w:tcW w:type="dxa" w:w="1151"/>
-          </w:tcPr>
-          <w:p>
-            <w:pPr>
-              <w:spacing w:before="20" w:after="20"/>
-              <w:jc w:val="center"/>
-            </w:pPr>
-            <w:r/>
-          </w:p>
-        </w:tc>
-        <w:tc>
-          <w:tcPr>
-            <w:vAlign w:val="center"/>
-            <w:tcW w:type="dxa" w:w="1014"/>
-          </w:tcPr>
-          <w:p>
-            <w:pPr>
-              <w:spacing w:before="20" w:after="20"/>
-              <w:jc w:val="center"/>
-            </w:pPr>
-            <w:r/>
-          </w:p>
-        </w:tc>
-        <w:tc>
-          <w:tcPr>
-            <w:vAlign w:val="center"/>
-            <w:tcW w:type="dxa" w:w="1471"/>
-          </w:tcPr>
-          <w:p>
-            <w:pPr>
-              <w:spacing w:before="20" w:after="20"/>
-              <w:jc w:val="center"/>
-            </w:pPr>
-            <w:r/>
-          </w:p>
-        </w:tc>
-        <w:tc>
-          <w:tcPr>
-            <w:vAlign w:val="center"/>
-            <w:tcW w:type="dxa" w:w="787"/>
-          </w:tcPr>
-          <w:p>
-            <w:pPr>
-              <w:spacing w:before="20" w:after="20"/>
-              <w:jc w:val="center"/>
-            </w:pPr>
-            <w:r/>
-          </w:p>
-        </w:tc>
-        <w:tc>
-          <w:tcPr>
-            <w:vAlign w:val="center"/>
-            <w:tcW w:type="dxa" w:w="971"/>
-          </w:tcPr>
-          <w:p>
-            <w:pPr>
-              <w:spacing w:before="20" w:after="20"/>
-              <w:jc w:val="center"/>
-            </w:pPr>
-            <w:r/>
-          </w:p>
-        </w:tc>
-        <w:tc>
-          <w:tcPr>
-            <w:vAlign w:val="center"/>
-            <w:tcW w:type="dxa" w:w="1102"/>
-          </w:tcPr>
-          <w:p>
-            <w:pPr>
-              <w:spacing w:before="20" w:after="20"/>
-              <w:jc w:val="center"/>
-            </w:pPr>
-            <w:r/>
-          </w:p>
-        </w:tc>
-        <w:tc>
-          <w:tcPr>
-            <w:vAlign w:val="center"/>
-            <w:tcW w:type="dxa" w:w="1260"/>
+            <w:tcW w:type="dxa" w:w="1153"/>
+          </w:tcPr>
+          <w:p>
+            <w:pPr>
+              <w:spacing w:before="20" w:after="20"/>
+              <w:jc w:val="center"/>
+            </w:pPr>
+            <w:r/>
+          </w:p>
+        </w:tc>
+        <w:tc>
+          <w:tcPr>
+            <w:vAlign w:val="center"/>
+            <w:tcW w:type="dxa" w:w="1081"/>
+          </w:tcPr>
+          <w:p>
+            <w:pPr>
+              <w:spacing w:before="20" w:after="20"/>
+              <w:jc w:val="center"/>
+            </w:pPr>
+            <w:r/>
+          </w:p>
+        </w:tc>
+        <w:tc>
+          <w:tcPr>
+            <w:vAlign w:val="center"/>
+            <w:tcW w:type="dxa" w:w="1065"/>
+          </w:tcPr>
+          <w:p>
+            <w:pPr>
+              <w:spacing w:before="20" w:after="20"/>
+              <w:jc w:val="center"/>
+            </w:pPr>
+            <w:r/>
+          </w:p>
+        </w:tc>
+        <w:tc>
+          <w:tcPr>
+            <w:vAlign w:val="center"/>
+            <w:tcW w:type="dxa" w:w="1734"/>
+          </w:tcPr>
+          <w:p>
+            <w:pPr>
+              <w:spacing w:before="20" w:after="20"/>
+              <w:jc w:val="center"/>
+            </w:pPr>
+            <w:r/>
+          </w:p>
+        </w:tc>
+        <w:tc>
+          <w:tcPr>
+            <w:vAlign w:val="center"/>
+            <w:tcW w:type="dxa" w:w="1065"/>
+          </w:tcPr>
+          <w:p>
+            <w:pPr>
+              <w:spacing w:before="20" w:after="20"/>
+              <w:jc w:val="center"/>
+            </w:pPr>
+            <w:r/>
+          </w:p>
+        </w:tc>
+        <w:tc>
+          <w:tcPr>
+            <w:vAlign w:val="center"/>
+            <w:tcW w:type="dxa" w:w="1200"/>
+          </w:tcPr>
+          <w:p>
+            <w:pPr>
+              <w:spacing w:before="20" w:after="20"/>
+              <w:jc w:val="center"/>
+            </w:pPr>
+            <w:r/>
+          </w:p>
+        </w:tc>
+        <w:tc>
+          <w:tcPr>
+            <w:vAlign w:val="center"/>
+            <w:tcW w:type="dxa" w:w="1246"/>
+          </w:tcPr>
+          <w:p>
+            <w:pPr>
+              <w:spacing w:before="20" w:after="20"/>
+              <w:jc w:val="center"/>
+            </w:pPr>
+            <w:r/>
+          </w:p>
+        </w:tc>
+        <w:tc>
+          <w:tcPr>
+            <w:vAlign w:val="center"/>
+            <w:tcW w:type="dxa" w:w="1081"/>
           </w:tcPr>
           <w:p>
             <w:pPr>
@@ -3141,15 +3141,15 @@
         </w:tblBorders>
       </w:tblPr>
       <w:tblGrid>
-        <w:gridCol w:w="1561"/>
-        <w:gridCol w:w="1116"/>
-        <w:gridCol w:w="1415"/>
-        <w:gridCol w:w="1074"/>
-        <w:gridCol w:w="914"/>
-        <w:gridCol w:w="733"/>
-        <w:gridCol w:w="851"/>
-        <w:gridCol w:w="1183"/>
-        <w:gridCol w:w="1614"/>
+        <w:gridCol w:w="836"/>
+        <w:gridCol w:w="1383"/>
+        <w:gridCol w:w="1301"/>
+        <w:gridCol w:w="1027"/>
+        <w:gridCol w:w="1006"/>
+        <w:gridCol w:w="1006"/>
+        <w:gridCol w:w="1091"/>
+        <w:gridCol w:w="1120"/>
+        <w:gridCol w:w="1691"/>
       </w:tblGrid>
       <w:tr>
         <w:trPr>
@@ -3160,7 +3160,7 @@
           <w:tcPr>
             <w:shd w:val="clear" w:color="auto" w:fill="2B547E"/>
             <w:vAlign w:val="center"/>
-            <w:tcW w:type="dxa" w:w="1561"/>
+            <w:tcW w:type="dxa" w:w="836"/>
           </w:tcPr>
           <w:p>
             <w:pPr>
@@ -3185,7 +3185,7 @@
           <w:tcPr>
             <w:shd w:val="clear" w:color="auto" w:fill="2B547E"/>
             <w:vAlign w:val="center"/>
-            <w:tcW w:type="dxa" w:w="1116"/>
+            <w:tcW w:type="dxa" w:w="1383"/>
           </w:tcPr>
           <w:p>
             <w:pPr>
@@ -3230,7 +3230,7 @@
           <w:tcPr>
             <w:shd w:val="clear" w:color="auto" w:fill="2B547E"/>
             <w:vAlign w:val="center"/>
-            <w:tcW w:type="dxa" w:w="1415"/>
+            <w:tcW w:type="dxa" w:w="1301"/>
           </w:tcPr>
           <w:p>
             <w:pPr>
@@ -3275,7 +3275,7 @@
           <w:tcPr>
             <w:shd w:val="clear" w:color="auto" w:fill="2B547E"/>
             <w:vAlign w:val="center"/>
-            <w:tcW w:type="dxa" w:w="1074"/>
+            <w:tcW w:type="dxa" w:w="1027"/>
           </w:tcPr>
           <w:p>
             <w:pPr>
@@ -3320,7 +3320,7 @@
           <w:tcPr>
             <w:shd w:val="clear" w:color="auto" w:fill="2B547E"/>
             <w:vAlign w:val="center"/>
-            <w:tcW w:type="dxa" w:w="914"/>
+            <w:tcW w:type="dxa" w:w="1006"/>
           </w:tcPr>
           <w:p>
             <w:pPr>
@@ -3365,7 +3365,7 @@
           <w:tcPr>
             <w:shd w:val="clear" w:color="auto" w:fill="2B547E"/>
             <w:vAlign w:val="center"/>
-            <w:tcW w:type="dxa" w:w="733"/>
+            <w:tcW w:type="dxa" w:w="1006"/>
           </w:tcPr>
           <w:p>
             <w:pPr>
@@ -3410,7 +3410,7 @@
           <w:tcPr>
             <w:shd w:val="clear" w:color="auto" w:fill="2B547E"/>
             <w:vAlign w:val="center"/>
-            <w:tcW w:type="dxa" w:w="851"/>
+            <w:tcW w:type="dxa" w:w="1091"/>
           </w:tcPr>
           <w:p>
             <w:pPr>
@@ -3455,7 +3455,7 @@
           <w:tcPr>
             <w:shd w:val="clear" w:color="auto" w:fill="2B547E"/>
             <w:vAlign w:val="center"/>
-            <w:tcW w:type="dxa" w:w="1183"/>
+            <w:tcW w:type="dxa" w:w="1120"/>
           </w:tcPr>
           <w:p>
             <w:pPr>
@@ -3500,7 +3500,7 @@
           <w:tcPr>
             <w:shd w:val="clear" w:color="auto" w:fill="2B547E"/>
             <w:vAlign w:val="center"/>
-            <w:tcW w:type="dxa" w:w="1614"/>
+            <w:tcW w:type="dxa" w:w="1691"/>
           </w:tcPr>
           <w:p>
             <w:pPr>
@@ -3550,7 +3550,7 @@
           <w:tcPr>
             <w:shd w:val="clear" w:color="auto" w:fill="F2F2F2"/>
             <w:vAlign w:val="center"/>
-            <w:tcW w:type="dxa" w:w="1561"/>
+            <w:tcW w:type="dxa" w:w="836"/>
           </w:tcPr>
           <w:p>
             <w:pPr>
@@ -3574,105 +3574,105 @@
         <w:tc>
           <w:tcPr>
             <w:vAlign w:val="center"/>
-            <w:tcW w:type="dxa" w:w="1116"/>
-          </w:tcPr>
-          <w:p>
-            <w:pPr>
-              <w:keepNext/>
-              <w:spacing w:before="20" w:after="20"/>
-              <w:jc w:val="center"/>
-            </w:pPr>
-            <w:r/>
-          </w:p>
-        </w:tc>
-        <w:tc>
-          <w:tcPr>
-            <w:vAlign w:val="center"/>
-            <w:tcW w:type="dxa" w:w="1415"/>
-          </w:tcPr>
-          <w:p>
-            <w:pPr>
-              <w:keepNext/>
-              <w:spacing w:before="20" w:after="20"/>
-              <w:jc w:val="center"/>
-            </w:pPr>
-            <w:r/>
-          </w:p>
-        </w:tc>
-        <w:tc>
-          <w:tcPr>
-            <w:vAlign w:val="center"/>
-            <w:tcW w:type="dxa" w:w="1074"/>
-          </w:tcPr>
-          <w:p>
-            <w:pPr>
-              <w:keepNext/>
-              <w:spacing w:before="20" w:after="20"/>
-              <w:jc w:val="center"/>
-            </w:pPr>
-            <w:r/>
-          </w:p>
-        </w:tc>
-        <w:tc>
-          <w:tcPr>
-            <w:vAlign w:val="center"/>
-            <w:tcW w:type="dxa" w:w="914"/>
-          </w:tcPr>
-          <w:p>
-            <w:pPr>
-              <w:keepNext/>
-              <w:spacing w:before="20" w:after="20"/>
-              <w:jc w:val="center"/>
-            </w:pPr>
-            <w:r/>
-          </w:p>
-        </w:tc>
-        <w:tc>
-          <w:tcPr>
-            <w:vAlign w:val="center"/>
-            <w:tcW w:type="dxa" w:w="733"/>
-          </w:tcPr>
-          <w:p>
-            <w:pPr>
-              <w:keepNext/>
-              <w:spacing w:before="20" w:after="20"/>
-              <w:jc w:val="center"/>
-            </w:pPr>
-            <w:r/>
-          </w:p>
-        </w:tc>
-        <w:tc>
-          <w:tcPr>
-            <w:vAlign w:val="center"/>
-            <w:tcW w:type="dxa" w:w="851"/>
-          </w:tcPr>
-          <w:p>
-            <w:pPr>
-              <w:keepNext/>
-              <w:spacing w:before="20" w:after="20"/>
-              <w:jc w:val="center"/>
-            </w:pPr>
-            <w:r/>
-          </w:p>
-        </w:tc>
-        <w:tc>
-          <w:tcPr>
-            <w:vAlign w:val="center"/>
-            <w:tcW w:type="dxa" w:w="1183"/>
-          </w:tcPr>
-          <w:p>
-            <w:pPr>
-              <w:keepNext/>
-              <w:spacing w:before="20" w:after="20"/>
-              <w:jc w:val="center"/>
-            </w:pPr>
-            <w:r/>
-          </w:p>
-        </w:tc>
-        <w:tc>
-          <w:tcPr>
-            <w:vAlign w:val="center"/>
-            <w:tcW w:type="dxa" w:w="1614"/>
+            <w:tcW w:type="dxa" w:w="1383"/>
+          </w:tcPr>
+          <w:p>
+            <w:pPr>
+              <w:keepNext/>
+              <w:spacing w:before="20" w:after="20"/>
+              <w:jc w:val="center"/>
+            </w:pPr>
+            <w:r/>
+          </w:p>
+        </w:tc>
+        <w:tc>
+          <w:tcPr>
+            <w:vAlign w:val="center"/>
+            <w:tcW w:type="dxa" w:w="1301"/>
+          </w:tcPr>
+          <w:p>
+            <w:pPr>
+              <w:keepNext/>
+              <w:spacing w:before="20" w:after="20"/>
+              <w:jc w:val="center"/>
+            </w:pPr>
+            <w:r/>
+          </w:p>
+        </w:tc>
+        <w:tc>
+          <w:tcPr>
+            <w:vAlign w:val="center"/>
+            <w:tcW w:type="dxa" w:w="1027"/>
+          </w:tcPr>
+          <w:p>
+            <w:pPr>
+              <w:keepNext/>
+              <w:spacing w:before="20" w:after="20"/>
+              <w:jc w:val="center"/>
+            </w:pPr>
+            <w:r/>
+          </w:p>
+        </w:tc>
+        <w:tc>
+          <w:tcPr>
+            <w:vAlign w:val="center"/>
+            <w:tcW w:type="dxa" w:w="1006"/>
+          </w:tcPr>
+          <w:p>
+            <w:pPr>
+              <w:keepNext/>
+              <w:spacing w:before="20" w:after="20"/>
+              <w:jc w:val="center"/>
+            </w:pPr>
+            <w:r/>
+          </w:p>
+        </w:tc>
+        <w:tc>
+          <w:tcPr>
+            <w:vAlign w:val="center"/>
+            <w:tcW w:type="dxa" w:w="1006"/>
+          </w:tcPr>
+          <w:p>
+            <w:pPr>
+              <w:keepNext/>
+              <w:spacing w:before="20" w:after="20"/>
+              <w:jc w:val="center"/>
+            </w:pPr>
+            <w:r/>
+          </w:p>
+        </w:tc>
+        <w:tc>
+          <w:tcPr>
+            <w:vAlign w:val="center"/>
+            <w:tcW w:type="dxa" w:w="1091"/>
+          </w:tcPr>
+          <w:p>
+            <w:pPr>
+              <w:keepNext/>
+              <w:spacing w:before="20" w:after="20"/>
+              <w:jc w:val="center"/>
+            </w:pPr>
+            <w:r/>
+          </w:p>
+        </w:tc>
+        <w:tc>
+          <w:tcPr>
+            <w:vAlign w:val="center"/>
+            <w:tcW w:type="dxa" w:w="1120"/>
+          </w:tcPr>
+          <w:p>
+            <w:pPr>
+              <w:keepNext/>
+              <w:spacing w:before="20" w:after="20"/>
+              <w:jc w:val="center"/>
+            </w:pPr>
+            <w:r/>
+          </w:p>
+        </w:tc>
+        <w:tc>
+          <w:tcPr>
+            <w:vAlign w:val="center"/>
+            <w:tcW w:type="dxa" w:w="1691"/>
           </w:tcPr>
           <w:p>
             <w:pPr>
@@ -3692,7 +3692,7 @@
           <w:tcPr>
             <w:shd w:val="clear" w:color="auto" w:fill="F2F2F2"/>
             <w:vAlign w:val="center"/>
-            <w:tcW w:type="dxa" w:w="1561"/>
+            <w:tcW w:type="dxa" w:w="836"/>
           </w:tcPr>
           <w:p>
             <w:pPr>
@@ -3717,7 +3717,7 @@
           <w:tcPr>
             <w:shd w:val="clear" w:color="auto" w:fill="F7FAFC"/>
             <w:vAlign w:val="center"/>
-            <w:tcW w:type="dxa" w:w="1116"/>
+            <w:tcW w:type="dxa" w:w="1383"/>
           </w:tcPr>
           <w:p>
             <w:pPr>
@@ -3732,7 +3732,7 @@
           <w:tcPr>
             <w:shd w:val="clear" w:color="auto" w:fill="F7FAFC"/>
             <w:vAlign w:val="center"/>
-            <w:tcW w:type="dxa" w:w="1415"/>
+            <w:tcW w:type="dxa" w:w="1301"/>
           </w:tcPr>
           <w:p>
             <w:pPr>
@@ -3747,7 +3747,7 @@
           <w:tcPr>
             <w:shd w:val="clear" w:color="auto" w:fill="F7FAFC"/>
             <w:vAlign w:val="center"/>
-            <w:tcW w:type="dxa" w:w="1074"/>
+            <w:tcW w:type="dxa" w:w="1027"/>
           </w:tcPr>
           <w:p>
             <w:pPr>
@@ -3762,7 +3762,7 @@
           <w:tcPr>
             <w:shd w:val="clear" w:color="auto" w:fill="F7FAFC"/>
             <w:vAlign w:val="center"/>
-            <w:tcW w:type="dxa" w:w="914"/>
+            <w:tcW w:type="dxa" w:w="1006"/>
           </w:tcPr>
           <w:p>
             <w:pPr>
@@ -3777,7 +3777,7 @@
           <w:tcPr>
             <w:shd w:val="clear" w:color="auto" w:fill="F7FAFC"/>
             <w:vAlign w:val="center"/>
-            <w:tcW w:type="dxa" w:w="733"/>
+            <w:tcW w:type="dxa" w:w="1006"/>
           </w:tcPr>
           <w:p>
             <w:pPr>
@@ -3792,7 +3792,7 @@
           <w:tcPr>
             <w:shd w:val="clear" w:color="auto" w:fill="F7FAFC"/>
             <w:vAlign w:val="center"/>
-            <w:tcW w:type="dxa" w:w="851"/>
+            <w:tcW w:type="dxa" w:w="1091"/>
           </w:tcPr>
           <w:p>
             <w:pPr>
@@ -3807,7 +3807,7 @@
           <w:tcPr>
             <w:shd w:val="clear" w:color="auto" w:fill="F7FAFC"/>
             <w:vAlign w:val="center"/>
-            <w:tcW w:type="dxa" w:w="1183"/>
+            <w:tcW w:type="dxa" w:w="1120"/>
           </w:tcPr>
           <w:p>
             <w:pPr>
@@ -3822,7 +3822,7 @@
           <w:tcPr>
             <w:shd w:val="clear" w:color="auto" w:fill="F7FAFC"/>
             <w:vAlign w:val="center"/>
-            <w:tcW w:type="dxa" w:w="1614"/>
+            <w:tcW w:type="dxa" w:w="1691"/>
           </w:tcPr>
           <w:p>
             <w:pPr>
@@ -3842,7 +3842,7 @@
           <w:tcPr>
             <w:shd w:val="clear" w:color="auto" w:fill="F2F2F2"/>
             <w:vAlign w:val="center"/>
-            <w:tcW w:type="dxa" w:w="1561"/>
+            <w:tcW w:type="dxa" w:w="836"/>
           </w:tcPr>
           <w:p>
             <w:pPr>
@@ -3866,105 +3866,105 @@
         <w:tc>
           <w:tcPr>
             <w:vAlign w:val="center"/>
-            <w:tcW w:type="dxa" w:w="1116"/>
-          </w:tcPr>
-          <w:p>
-            <w:pPr>
-              <w:keepNext/>
-              <w:spacing w:before="20" w:after="20"/>
-              <w:jc w:val="center"/>
-            </w:pPr>
-            <w:r/>
-          </w:p>
-        </w:tc>
-        <w:tc>
-          <w:tcPr>
-            <w:vAlign w:val="center"/>
-            <w:tcW w:type="dxa" w:w="1415"/>
-          </w:tcPr>
-          <w:p>
-            <w:pPr>
-              <w:keepNext/>
-              <w:spacing w:before="20" w:after="20"/>
-              <w:jc w:val="center"/>
-            </w:pPr>
-            <w:r/>
-          </w:p>
-        </w:tc>
-        <w:tc>
-          <w:tcPr>
-            <w:vAlign w:val="center"/>
-            <w:tcW w:type="dxa" w:w="1074"/>
-          </w:tcPr>
-          <w:p>
-            <w:pPr>
-              <w:keepNext/>
-              <w:spacing w:before="20" w:after="20"/>
-              <w:jc w:val="center"/>
-            </w:pPr>
-            <w:r/>
-          </w:p>
-        </w:tc>
-        <w:tc>
-          <w:tcPr>
-            <w:vAlign w:val="center"/>
-            <w:tcW w:type="dxa" w:w="914"/>
-          </w:tcPr>
-          <w:p>
-            <w:pPr>
-              <w:keepNext/>
-              <w:spacing w:before="20" w:after="20"/>
-              <w:jc w:val="center"/>
-            </w:pPr>
-            <w:r/>
-          </w:p>
-        </w:tc>
-        <w:tc>
-          <w:tcPr>
-            <w:vAlign w:val="center"/>
-            <w:tcW w:type="dxa" w:w="733"/>
-          </w:tcPr>
-          <w:p>
-            <w:pPr>
-              <w:keepNext/>
-              <w:spacing w:before="20" w:after="20"/>
-              <w:jc w:val="center"/>
-            </w:pPr>
-            <w:r/>
-          </w:p>
-        </w:tc>
-        <w:tc>
-          <w:tcPr>
-            <w:vAlign w:val="center"/>
-            <w:tcW w:type="dxa" w:w="851"/>
-          </w:tcPr>
-          <w:p>
-            <w:pPr>
-              <w:keepNext/>
-              <w:spacing w:before="20" w:after="20"/>
-              <w:jc w:val="center"/>
-            </w:pPr>
-            <w:r/>
-          </w:p>
-        </w:tc>
-        <w:tc>
-          <w:tcPr>
-            <w:vAlign w:val="center"/>
-            <w:tcW w:type="dxa" w:w="1183"/>
-          </w:tcPr>
-          <w:p>
-            <w:pPr>
-              <w:keepNext/>
-              <w:spacing w:before="20" w:after="20"/>
-              <w:jc w:val="center"/>
-            </w:pPr>
-            <w:r/>
-          </w:p>
-        </w:tc>
-        <w:tc>
-          <w:tcPr>
-            <w:vAlign w:val="center"/>
-            <w:tcW w:type="dxa" w:w="1614"/>
+            <w:tcW w:type="dxa" w:w="1383"/>
+          </w:tcPr>
+          <w:p>
+            <w:pPr>
+              <w:keepNext/>
+              <w:spacing w:before="20" w:after="20"/>
+              <w:jc w:val="center"/>
+            </w:pPr>
+            <w:r/>
+          </w:p>
+        </w:tc>
+        <w:tc>
+          <w:tcPr>
+            <w:vAlign w:val="center"/>
+            <w:tcW w:type="dxa" w:w="1301"/>
+          </w:tcPr>
+          <w:p>
+            <w:pPr>
+              <w:keepNext/>
+              <w:spacing w:before="20" w:after="20"/>
+              <w:jc w:val="center"/>
+            </w:pPr>
+            <w:r/>
+          </w:p>
+        </w:tc>
+        <w:tc>
+          <w:tcPr>
+            <w:vAlign w:val="center"/>
+            <w:tcW w:type="dxa" w:w="1027"/>
+          </w:tcPr>
+          <w:p>
+            <w:pPr>
+              <w:keepNext/>
+              <w:spacing w:before="20" w:after="20"/>
+              <w:jc w:val="center"/>
+            </w:pPr>
+            <w:r/>
+          </w:p>
+        </w:tc>
+        <w:tc>
+          <w:tcPr>
+            <w:vAlign w:val="center"/>
+            <w:tcW w:type="dxa" w:w="1006"/>
+          </w:tcPr>
+          <w:p>
+            <w:pPr>
+              <w:keepNext/>
+              <w:spacing w:before="20" w:after="20"/>
+              <w:jc w:val="center"/>
+            </w:pPr>
+            <w:r/>
+          </w:p>
+        </w:tc>
+        <w:tc>
+          <w:tcPr>
+            <w:vAlign w:val="center"/>
+            <w:tcW w:type="dxa" w:w="1006"/>
+          </w:tcPr>
+          <w:p>
+            <w:pPr>
+              <w:keepNext/>
+              <w:spacing w:before="20" w:after="20"/>
+              <w:jc w:val="center"/>
+            </w:pPr>
+            <w:r/>
+          </w:p>
+        </w:tc>
+        <w:tc>
+          <w:tcPr>
+            <w:vAlign w:val="center"/>
+            <w:tcW w:type="dxa" w:w="1091"/>
+          </w:tcPr>
+          <w:p>
+            <w:pPr>
+              <w:keepNext/>
+              <w:spacing w:before="20" w:after="20"/>
+              <w:jc w:val="center"/>
+            </w:pPr>
+            <w:r/>
+          </w:p>
+        </w:tc>
+        <w:tc>
+          <w:tcPr>
+            <w:vAlign w:val="center"/>
+            <w:tcW w:type="dxa" w:w="1120"/>
+          </w:tcPr>
+          <w:p>
+            <w:pPr>
+              <w:keepNext/>
+              <w:spacing w:before="20" w:after="20"/>
+              <w:jc w:val="center"/>
+            </w:pPr>
+            <w:r/>
+          </w:p>
+        </w:tc>
+        <w:tc>
+          <w:tcPr>
+            <w:vAlign w:val="center"/>
+            <w:tcW w:type="dxa" w:w="1691"/>
           </w:tcPr>
           <w:p>
             <w:pPr>
@@ -3984,7 +3984,7 @@
           <w:tcPr>
             <w:shd w:val="clear" w:color="auto" w:fill="F2F2F2"/>
             <w:vAlign w:val="center"/>
-            <w:tcW w:type="dxa" w:w="1561"/>
+            <w:tcW w:type="dxa" w:w="836"/>
           </w:tcPr>
           <w:p>
             <w:pPr>
@@ -4009,7 +4009,7 @@
           <w:tcPr>
             <w:shd w:val="clear" w:color="auto" w:fill="F7FAFC"/>
             <w:vAlign w:val="center"/>
-            <w:tcW w:type="dxa" w:w="1116"/>
+            <w:tcW w:type="dxa" w:w="1383"/>
           </w:tcPr>
           <w:p>
             <w:pPr>
@@ -4024,7 +4024,7 @@
           <w:tcPr>
             <w:shd w:val="clear" w:color="auto" w:fill="F7FAFC"/>
             <w:vAlign w:val="center"/>
-            <w:tcW w:type="dxa" w:w="1415"/>
+            <w:tcW w:type="dxa" w:w="1301"/>
           </w:tcPr>
           <w:p>
             <w:pPr>
@@ -4039,7 +4039,7 @@
           <w:tcPr>
             <w:shd w:val="clear" w:color="auto" w:fill="F7FAFC"/>
             <w:vAlign w:val="center"/>
-            <w:tcW w:type="dxa" w:w="1074"/>
+            <w:tcW w:type="dxa" w:w="1027"/>
           </w:tcPr>
           <w:p>
             <w:pPr>
@@ -4054,7 +4054,7 @@
           <w:tcPr>
             <w:shd w:val="clear" w:color="auto" w:fill="F7FAFC"/>
             <w:vAlign w:val="center"/>
-            <w:tcW w:type="dxa" w:w="914"/>
+            <w:tcW w:type="dxa" w:w="1006"/>
           </w:tcPr>
           <w:p>
             <w:pPr>
@@ -4069,7 +4069,7 @@
           <w:tcPr>
             <w:shd w:val="clear" w:color="auto" w:fill="F7FAFC"/>
             <w:vAlign w:val="center"/>
-            <w:tcW w:type="dxa" w:w="733"/>
+            <w:tcW w:type="dxa" w:w="1006"/>
           </w:tcPr>
           <w:p>
             <w:pPr>
@@ -4084,7 +4084,7 @@
           <w:tcPr>
             <w:shd w:val="clear" w:color="auto" w:fill="F7FAFC"/>
             <w:vAlign w:val="center"/>
-            <w:tcW w:type="dxa" w:w="851"/>
+            <w:tcW w:type="dxa" w:w="1091"/>
           </w:tcPr>
           <w:p>
             <w:pPr>
@@ -4099,7 +4099,7 @@
           <w:tcPr>
             <w:shd w:val="clear" w:color="auto" w:fill="F7FAFC"/>
             <w:vAlign w:val="center"/>
-            <w:tcW w:type="dxa" w:w="1183"/>
+            <w:tcW w:type="dxa" w:w="1120"/>
           </w:tcPr>
           <w:p>
             <w:pPr>
@@ -4114,7 +4114,7 @@
           <w:tcPr>
             <w:shd w:val="clear" w:color="auto" w:fill="F7FAFC"/>
             <w:vAlign w:val="center"/>
-            <w:tcW w:type="dxa" w:w="1614"/>
+            <w:tcW w:type="dxa" w:w="1691"/>
           </w:tcPr>
           <w:p>
             <w:pPr>
@@ -4134,7 +4134,7 @@
           <w:tcPr>
             <w:shd w:val="clear" w:color="auto" w:fill="F2F2F2"/>
             <w:vAlign w:val="center"/>
-            <w:tcW w:type="dxa" w:w="1561"/>
+            <w:tcW w:type="dxa" w:w="836"/>
           </w:tcPr>
           <w:p>
             <w:pPr>
@@ -4177,98 +4177,98 @@
         <w:tc>
           <w:tcPr>
             <w:vAlign w:val="center"/>
-            <w:tcW w:type="dxa" w:w="1116"/>
-          </w:tcPr>
-          <w:p>
-            <w:pPr>
-              <w:spacing w:before="20" w:after="20"/>
-              <w:jc w:val="center"/>
-            </w:pPr>
-            <w:r/>
-          </w:p>
-        </w:tc>
-        <w:tc>
-          <w:tcPr>
-            <w:vAlign w:val="center"/>
-            <w:tcW w:type="dxa" w:w="1415"/>
-          </w:tcPr>
-          <w:p>
-            <w:pPr>
-              <w:spacing w:before="20" w:after="20"/>
-              <w:jc w:val="center"/>
-            </w:pPr>
-            <w:r/>
-          </w:p>
-        </w:tc>
-        <w:tc>
-          <w:tcPr>
-            <w:vAlign w:val="center"/>
-            <w:tcW w:type="dxa" w:w="1074"/>
-          </w:tcPr>
-          <w:p>
-            <w:pPr>
-              <w:spacing w:before="20" w:after="20"/>
-              <w:jc w:val="center"/>
-            </w:pPr>
-            <w:r/>
-          </w:p>
-        </w:tc>
-        <w:tc>
-          <w:tcPr>
-            <w:vAlign w:val="center"/>
-            <w:tcW w:type="dxa" w:w="914"/>
-          </w:tcPr>
-          <w:p>
-            <w:pPr>
-              <w:spacing w:before="20" w:after="20"/>
-              <w:jc w:val="center"/>
-            </w:pPr>
-            <w:r/>
-          </w:p>
-        </w:tc>
-        <w:tc>
-          <w:tcPr>
-            <w:vAlign w:val="center"/>
-            <w:tcW w:type="dxa" w:w="733"/>
-          </w:tcPr>
-          <w:p>
-            <w:pPr>
-              <w:spacing w:before="20" w:after="20"/>
-              <w:jc w:val="center"/>
-            </w:pPr>
-            <w:r/>
-          </w:p>
-        </w:tc>
-        <w:tc>
-          <w:tcPr>
-            <w:vAlign w:val="center"/>
-            <w:tcW w:type="dxa" w:w="851"/>
-          </w:tcPr>
-          <w:p>
-            <w:pPr>
-              <w:spacing w:before="20" w:after="20"/>
-              <w:jc w:val="center"/>
-            </w:pPr>
-            <w:r/>
-          </w:p>
-        </w:tc>
-        <w:tc>
-          <w:tcPr>
-            <w:vAlign w:val="center"/>
-            <w:tcW w:type="dxa" w:w="1183"/>
-          </w:tcPr>
-          <w:p>
-            <w:pPr>
-              <w:spacing w:before="20" w:after="20"/>
-              <w:jc w:val="center"/>
-            </w:pPr>
-            <w:r/>
-          </w:p>
-        </w:tc>
-        <w:tc>
-          <w:tcPr>
-            <w:vAlign w:val="center"/>
-            <w:tcW w:type="dxa" w:w="1614"/>
+            <w:tcW w:type="dxa" w:w="1383"/>
+          </w:tcPr>
+          <w:p>
+            <w:pPr>
+              <w:spacing w:before="20" w:after="20"/>
+              <w:jc w:val="center"/>
+            </w:pPr>
+            <w:r/>
+          </w:p>
+        </w:tc>
+        <w:tc>
+          <w:tcPr>
+            <w:vAlign w:val="center"/>
+            <w:tcW w:type="dxa" w:w="1301"/>
+          </w:tcPr>
+          <w:p>
+            <w:pPr>
+              <w:spacing w:before="20" w:after="20"/>
+              <w:jc w:val="center"/>
+            </w:pPr>
+            <w:r/>
+          </w:p>
+        </w:tc>
+        <w:tc>
+          <w:tcPr>
+            <w:vAlign w:val="center"/>
+            <w:tcW w:type="dxa" w:w="1027"/>
+          </w:tcPr>
+          <w:p>
+            <w:pPr>
+              <w:spacing w:before="20" w:after="20"/>
+              <w:jc w:val="center"/>
+            </w:pPr>
+            <w:r/>
+          </w:p>
+        </w:tc>
+        <w:tc>
+          <w:tcPr>
+            <w:vAlign w:val="center"/>
+            <w:tcW w:type="dxa" w:w="1006"/>
+          </w:tcPr>
+          <w:p>
+            <w:pPr>
+              <w:spacing w:before="20" w:after="20"/>
+              <w:jc w:val="center"/>
+            </w:pPr>
+            <w:r/>
+          </w:p>
+        </w:tc>
+        <w:tc>
+          <w:tcPr>
+            <w:vAlign w:val="center"/>
+            <w:tcW w:type="dxa" w:w="1006"/>
+          </w:tcPr>
+          <w:p>
+            <w:pPr>
+              <w:spacing w:before="20" w:after="20"/>
+              <w:jc w:val="center"/>
+            </w:pPr>
+            <w:r/>
+          </w:p>
+        </w:tc>
+        <w:tc>
+          <w:tcPr>
+            <w:vAlign w:val="center"/>
+            <w:tcW w:type="dxa" w:w="1091"/>
+          </w:tcPr>
+          <w:p>
+            <w:pPr>
+              <w:spacing w:before="20" w:after="20"/>
+              <w:jc w:val="center"/>
+            </w:pPr>
+            <w:r/>
+          </w:p>
+        </w:tc>
+        <w:tc>
+          <w:tcPr>
+            <w:vAlign w:val="center"/>
+            <w:tcW w:type="dxa" w:w="1120"/>
+          </w:tcPr>
+          <w:p>
+            <w:pPr>
+              <w:spacing w:before="20" w:after="20"/>
+              <w:jc w:val="center"/>
+            </w:pPr>
+            <w:r/>
+          </w:p>
+        </w:tc>
+        <w:tc>
+          <w:tcPr>
+            <w:vAlign w:val="center"/>
+            <w:tcW w:type="dxa" w:w="1691"/>
           </w:tcPr>
           <w:p>
             <w:pPr>
@@ -5871,9 +5871,9 @@
         </w:tblBorders>
       </w:tblPr>
       <w:tblGrid>
-        <w:gridCol w:w="2158"/>
+        <w:gridCol w:w="2848"/>
         <w:gridCol w:w="2948"/>
-        <w:gridCol w:w="1731"/>
+        <w:gridCol w:w="1040"/>
         <w:gridCol w:w="1474"/>
         <w:gridCol w:w="2154"/>
       </w:tblGrid>
@@ -5886,7 +5886,7 @@
           <w:tcPr>
             <w:shd w:val="clear" w:color="auto" w:fill="2B547E"/>
             <w:vAlign w:val="center"/>
-            <w:tcW w:type="dxa" w:w="2158"/>
+            <w:tcW w:type="dxa" w:w="2848"/>
           </w:tcPr>
           <w:p>
             <w:pPr>
@@ -5976,7 +5976,7 @@
           <w:tcPr>
             <w:shd w:val="clear" w:color="auto" w:fill="2B547E"/>
             <w:vAlign w:val="center"/>
-            <w:tcW w:type="dxa" w:w="1731"/>
+            <w:tcW w:type="dxa" w:w="1040"/>
           </w:tcPr>
           <w:p>
             <w:pPr>
@@ -6116,7 +6116,7 @@
           <w:tcPr>
             <w:shd w:val="clear" w:color="auto" w:fill="F2F2F2"/>
             <w:vAlign w:val="center"/>
-            <w:tcW w:type="dxa" w:w="2158"/>
+            <w:tcW w:type="dxa" w:w="2848"/>
           </w:tcPr>
           <w:p>
             <w:pPr>
@@ -6174,7 +6174,7 @@
         <w:tc>
           <w:tcPr>
             <w:vAlign w:val="center"/>
-            <w:tcW w:type="dxa" w:w="1731"/>
+            <w:tcW w:type="dxa" w:w="1040"/>
           </w:tcPr>
           <w:p>
             <w:pPr>
@@ -6222,7 +6222,7 @@
           <w:tcPr>
             <w:shd w:val="clear" w:color="auto" w:fill="F2F2F2"/>
             <w:vAlign w:val="center"/>
-            <w:tcW w:type="dxa" w:w="2158"/>
+            <w:tcW w:type="dxa" w:w="2848"/>
           </w:tcPr>
           <w:p>
             <w:pPr>
@@ -6282,7 +6282,7 @@
           <w:tcPr>
             <w:shd w:val="clear" w:color="auto" w:fill="F7FAFC"/>
             <w:vAlign w:val="center"/>
-            <w:tcW w:type="dxa" w:w="1731"/>
+            <w:tcW w:type="dxa" w:w="1040"/>
           </w:tcPr>
           <w:p>
             <w:pPr>
@@ -6332,7 +6332,7 @@
           <w:tcPr>
             <w:shd w:val="clear" w:color="auto" w:fill="F2F2F2"/>
             <w:vAlign w:val="center"/>
-            <w:tcW w:type="dxa" w:w="2158"/>
+            <w:tcW w:type="dxa" w:w="2848"/>
           </w:tcPr>
           <w:p>
             <w:pPr>
@@ -6388,7 +6388,7 @@
         <w:tc>
           <w:tcPr>
             <w:vAlign w:val="center"/>
-            <w:tcW w:type="dxa" w:w="1731"/>
+            <w:tcW w:type="dxa" w:w="1040"/>
           </w:tcPr>
           <w:p>
             <w:pPr>
@@ -6449,9 +6449,9 @@
         </w:tblBorders>
       </w:tblPr>
       <w:tblGrid>
-        <w:gridCol w:w="6904"/>
-        <w:gridCol w:w="1857"/>
-        <w:gridCol w:w="1705"/>
+        <w:gridCol w:w="9219"/>
+        <w:gridCol w:w="623"/>
+        <w:gridCol w:w="623"/>
       </w:tblGrid>
       <w:tr>
         <w:trPr>
@@ -6462,7 +6462,7 @@
           <w:tcPr>
             <w:shd w:val="clear" w:color="auto" w:fill="2B547E"/>
             <w:vAlign w:val="center"/>
-            <w:tcW w:type="dxa" w:w="6904"/>
+            <w:tcW w:type="dxa" w:w="9219"/>
           </w:tcPr>
           <w:p>
             <w:pPr>
@@ -6507,7 +6507,7 @@
           <w:tcPr>
             <w:shd w:val="clear" w:color="auto" w:fill="2B547E"/>
             <w:vAlign w:val="center"/>
-            <w:tcW w:type="dxa" w:w="1857"/>
+            <w:tcW w:type="dxa" w:w="623"/>
           </w:tcPr>
           <w:p>
             <w:pPr>
@@ -6552,7 +6552,7 @@
           <w:tcPr>
             <w:shd w:val="clear" w:color="auto" w:fill="2B547E"/>
             <w:vAlign w:val="center"/>
-            <w:tcW w:type="dxa" w:w="1705"/>
+            <w:tcW w:type="dxa" w:w="623"/>
           </w:tcPr>
           <w:p>
             <w:pPr>
@@ -6602,7 +6602,7 @@
           <w:tcPr>
             <w:shd w:val="clear" w:color="auto" w:fill="F2F2F2"/>
             <w:vAlign w:val="center"/>
-            <w:tcW w:type="dxa" w:w="6904"/>
+            <w:tcW w:type="dxa" w:w="9219"/>
           </w:tcPr>
           <w:p>
             <w:pPr>
@@ -6646,21 +6646,21 @@
         <w:tc>
           <w:tcPr>
             <w:vAlign w:val="center"/>
-            <w:tcW w:type="dxa" w:w="1857"/>
-          </w:tcPr>
-          <w:p>
-            <w:pPr>
-              <w:keepNext/>
-              <w:spacing w:before="20" w:after="20"/>
-              <w:jc w:val="center"/>
-            </w:pPr>
-            <w:r/>
-          </w:p>
-        </w:tc>
-        <w:tc>
-          <w:tcPr>
-            <w:vAlign w:val="center"/>
-            <w:tcW w:type="dxa" w:w="1705"/>
+            <w:tcW w:type="dxa" w:w="623"/>
+          </w:tcPr>
+          <w:p>
+            <w:pPr>
+              <w:keepNext/>
+              <w:spacing w:before="20" w:after="20"/>
+              <w:jc w:val="center"/>
+            </w:pPr>
+            <w:r/>
+          </w:p>
+        </w:tc>
+        <w:tc>
+          <w:tcPr>
+            <w:vAlign w:val="center"/>
+            <w:tcW w:type="dxa" w:w="623"/>
           </w:tcPr>
           <w:p>
             <w:pPr>
@@ -6680,7 +6680,7 @@
           <w:tcPr>
             <w:shd w:val="clear" w:color="auto" w:fill="F2F2F2"/>
             <w:vAlign w:val="center"/>
-            <w:tcW w:type="dxa" w:w="6904"/>
+            <w:tcW w:type="dxa" w:w="9219"/>
           </w:tcPr>
           <w:p>
             <w:pPr>
@@ -6725,7 +6725,7 @@
           <w:tcPr>
             <w:shd w:val="clear" w:color="auto" w:fill="F7FAFC"/>
             <w:vAlign w:val="center"/>
-            <w:tcW w:type="dxa" w:w="1857"/>
+            <w:tcW w:type="dxa" w:w="623"/>
           </w:tcPr>
           <w:p>
             <w:pPr>
@@ -6740,7 +6740,7 @@
           <w:tcPr>
             <w:shd w:val="clear" w:color="auto" w:fill="F7FAFC"/>
             <w:vAlign w:val="center"/>
-            <w:tcW w:type="dxa" w:w="1705"/>
+            <w:tcW w:type="dxa" w:w="623"/>
           </w:tcPr>
           <w:p>
             <w:pPr>
@@ -6760,7 +6760,7 @@
           <w:tcPr>
             <w:shd w:val="clear" w:color="auto" w:fill="F2F2F2"/>
             <w:vAlign w:val="center"/>
-            <w:tcW w:type="dxa" w:w="6904"/>
+            <w:tcW w:type="dxa" w:w="9219"/>
           </w:tcPr>
           <w:p>
             <w:pPr>
@@ -6803,20 +6803,20 @@
         <w:tc>
           <w:tcPr>
             <w:vAlign w:val="center"/>
-            <w:tcW w:type="dxa" w:w="1857"/>
-          </w:tcPr>
-          <w:p>
-            <w:pPr>
-              <w:spacing w:before="20" w:after="20"/>
-              <w:jc w:val="center"/>
-            </w:pPr>
-            <w:r/>
-          </w:p>
-        </w:tc>
-        <w:tc>
-          <w:tcPr>
-            <w:vAlign w:val="center"/>
-            <w:tcW w:type="dxa" w:w="1705"/>
+            <w:tcW w:type="dxa" w:w="623"/>
+          </w:tcPr>
+          <w:p>
+            <w:pPr>
+              <w:spacing w:before="20" w:after="20"/>
+              <w:jc w:val="center"/>
+            </w:pPr>
+            <w:r/>
+          </w:p>
+        </w:tc>
+        <w:tc>
+          <w:tcPr>
+            <w:vAlign w:val="center"/>
+            <w:tcW w:type="dxa" w:w="623"/>
           </w:tcPr>
           <w:p>
             <w:pPr>
@@ -6835,7 +6835,7 @@
           <w:tcPr>
             <w:shd w:val="clear" w:color="auto" w:fill="F2F2F2"/>
             <w:vAlign w:val="center"/>
-            <w:tcW w:type="dxa" w:w="6904"/>
+            <w:tcW w:type="dxa" w:w="9219"/>
           </w:tcPr>
           <w:p>
             <w:pPr>
@@ -6879,7 +6879,7 @@
           <w:tcPr>
             <w:shd w:val="clear" w:color="auto" w:fill="F7FAFC"/>
             <w:vAlign w:val="center"/>
-            <w:tcW w:type="dxa" w:w="1857"/>
+            <w:tcW w:type="dxa" w:w="623"/>
           </w:tcPr>
           <w:p>
             <w:pPr>
@@ -6893,7 +6893,7 @@
           <w:tcPr>
             <w:shd w:val="clear" w:color="auto" w:fill="F7FAFC"/>
             <w:vAlign w:val="center"/>
-            <w:tcW w:type="dxa" w:w="1705"/>
+            <w:tcW w:type="dxa" w:w="623"/>
           </w:tcPr>
           <w:p>
             <w:pPr>
@@ -6912,7 +6912,7 @@
           <w:tcPr>
             <w:shd w:val="clear" w:color="auto" w:fill="F2F2F2"/>
             <w:vAlign w:val="center"/>
-            <w:tcW w:type="dxa" w:w="6904"/>
+            <w:tcW w:type="dxa" w:w="9219"/>
           </w:tcPr>
           <w:p>
             <w:pPr>
@@ -6955,20 +6955,20 @@
         <w:tc>
           <w:tcPr>
             <w:vAlign w:val="center"/>
-            <w:tcW w:type="dxa" w:w="1857"/>
-          </w:tcPr>
-          <w:p>
-            <w:pPr>
-              <w:spacing w:before="20" w:after="20"/>
-              <w:jc w:val="center"/>
-            </w:pPr>
-            <w:r/>
-          </w:p>
-        </w:tc>
-        <w:tc>
-          <w:tcPr>
-            <w:vAlign w:val="center"/>
-            <w:tcW w:type="dxa" w:w="1705"/>
+            <w:tcW w:type="dxa" w:w="623"/>
+          </w:tcPr>
+          <w:p>
+            <w:pPr>
+              <w:spacing w:before="20" w:after="20"/>
+              <w:jc w:val="center"/>
+            </w:pPr>
+            <w:r/>
+          </w:p>
+        </w:tc>
+        <w:tc>
+          <w:tcPr>
+            <w:vAlign w:val="center"/>
+            <w:tcW w:type="dxa" w:w="623"/>
           </w:tcPr>
           <w:p>
             <w:pPr>
@@ -6987,7 +6987,7 @@
           <w:tcPr>
             <w:shd w:val="clear" w:color="auto" w:fill="F2F2F2"/>
             <w:vAlign w:val="center"/>
-            <w:tcW w:type="dxa" w:w="6904"/>
+            <w:tcW w:type="dxa" w:w="9219"/>
           </w:tcPr>
           <w:p>
             <w:pPr>
@@ -7031,7 +7031,7 @@
           <w:tcPr>
             <w:shd w:val="clear" w:color="auto" w:fill="F7FAFC"/>
             <w:vAlign w:val="center"/>
-            <w:tcW w:type="dxa" w:w="1857"/>
+            <w:tcW w:type="dxa" w:w="623"/>
           </w:tcPr>
           <w:p>
             <w:pPr>
@@ -7045,7 +7045,7 @@
           <w:tcPr>
             <w:shd w:val="clear" w:color="auto" w:fill="F7FAFC"/>
             <w:vAlign w:val="center"/>
-            <w:tcW w:type="dxa" w:w="1705"/>
+            <w:tcW w:type="dxa" w:w="623"/>
           </w:tcPr>
           <w:p>
             <w:pPr>
@@ -7064,7 +7064,7 @@
           <w:tcPr>
             <w:shd w:val="clear" w:color="auto" w:fill="F2F2F2"/>
             <w:vAlign w:val="center"/>
-            <w:tcW w:type="dxa" w:w="6904"/>
+            <w:tcW w:type="dxa" w:w="9219"/>
           </w:tcPr>
           <w:p>
             <w:pPr>
@@ -7107,20 +7107,20 @@
         <w:tc>
           <w:tcPr>
             <w:vAlign w:val="center"/>
-            <w:tcW w:type="dxa" w:w="1857"/>
-          </w:tcPr>
-          <w:p>
-            <w:pPr>
-              <w:spacing w:before="20" w:after="20"/>
-              <w:jc w:val="center"/>
-            </w:pPr>
-            <w:r/>
-          </w:p>
-        </w:tc>
-        <w:tc>
-          <w:tcPr>
-            <w:vAlign w:val="center"/>
-            <w:tcW w:type="dxa" w:w="1705"/>
+            <w:tcW w:type="dxa" w:w="623"/>
+          </w:tcPr>
+          <w:p>
+            <w:pPr>
+              <w:spacing w:before="20" w:after="20"/>
+              <w:jc w:val="center"/>
+            </w:pPr>
+            <w:r/>
+          </w:p>
+        </w:tc>
+        <w:tc>
+          <w:tcPr>
+            <w:vAlign w:val="center"/>
+            <w:tcW w:type="dxa" w:w="623"/>
           </w:tcPr>
           <w:p>
             <w:pPr>
@@ -7139,7 +7139,7 @@
           <w:tcPr>
             <w:shd w:val="clear" w:color="auto" w:fill="F2F2F2"/>
             <w:vAlign w:val="center"/>
-            <w:tcW w:type="dxa" w:w="6904"/>
+            <w:tcW w:type="dxa" w:w="9219"/>
           </w:tcPr>
           <w:p>
             <w:pPr>
@@ -7183,7 +7183,7 @@
           <w:tcPr>
             <w:shd w:val="clear" w:color="auto" w:fill="F7FAFC"/>
             <w:vAlign w:val="center"/>
-            <w:tcW w:type="dxa" w:w="1857"/>
+            <w:tcW w:type="dxa" w:w="623"/>
           </w:tcPr>
           <w:p>
             <w:pPr>
@@ -7197,7 +7197,7 @@
           <w:tcPr>
             <w:shd w:val="clear" w:color="auto" w:fill="F7FAFC"/>
             <w:vAlign w:val="center"/>
-            <w:tcW w:type="dxa" w:w="1705"/>
+            <w:tcW w:type="dxa" w:w="623"/>
           </w:tcPr>
           <w:p>
             <w:pPr>
@@ -7216,7 +7216,7 @@
           <w:tcPr>
             <w:shd w:val="clear" w:color="auto" w:fill="F2F2F2"/>
             <w:vAlign w:val="center"/>
-            <w:tcW w:type="dxa" w:w="6904"/>
+            <w:tcW w:type="dxa" w:w="9219"/>
           </w:tcPr>
           <w:p>
             <w:pPr>
@@ -7259,20 +7259,20 @@
         <w:tc>
           <w:tcPr>
             <w:vAlign w:val="center"/>
-            <w:tcW w:type="dxa" w:w="1857"/>
-          </w:tcPr>
-          <w:p>
-            <w:pPr>
-              <w:spacing w:before="20" w:after="20"/>
-              <w:jc w:val="center"/>
-            </w:pPr>
-            <w:r/>
-          </w:p>
-        </w:tc>
-        <w:tc>
-          <w:tcPr>
-            <w:vAlign w:val="center"/>
-            <w:tcW w:type="dxa" w:w="1705"/>
+            <w:tcW w:type="dxa" w:w="623"/>
+          </w:tcPr>
+          <w:p>
+            <w:pPr>
+              <w:spacing w:before="20" w:after="20"/>
+              <w:jc w:val="center"/>
+            </w:pPr>
+            <w:r/>
+          </w:p>
+        </w:tc>
+        <w:tc>
+          <w:tcPr>
+            <w:vAlign w:val="center"/>
+            <w:tcW w:type="dxa" w:w="623"/>
           </w:tcPr>
           <w:p>
             <w:pPr>
@@ -7291,7 +7291,7 @@
           <w:tcPr>
             <w:shd w:val="clear" w:color="auto" w:fill="F2F2F2"/>
             <w:vAlign w:val="center"/>
-            <w:tcW w:type="dxa" w:w="6904"/>
+            <w:tcW w:type="dxa" w:w="9219"/>
           </w:tcPr>
           <w:p>
             <w:pPr>
@@ -7335,7 +7335,7 @@
           <w:tcPr>
             <w:shd w:val="clear" w:color="auto" w:fill="F7FAFC"/>
             <w:vAlign w:val="center"/>
-            <w:tcW w:type="dxa" w:w="1857"/>
+            <w:tcW w:type="dxa" w:w="623"/>
           </w:tcPr>
           <w:p>
             <w:pPr>
@@ -7349,7 +7349,7 @@
           <w:tcPr>
             <w:shd w:val="clear" w:color="auto" w:fill="F7FAFC"/>
             <w:vAlign w:val="center"/>
-            <w:tcW w:type="dxa" w:w="1705"/>
+            <w:tcW w:type="dxa" w:w="623"/>
           </w:tcPr>
           <w:p>
             <w:pPr>
@@ -7765,13 +7765,13 @@
         </w:tblBorders>
       </w:tblPr>
       <w:tblGrid>
-        <w:gridCol w:w="3711"/>
-        <w:gridCol w:w="796"/>
-        <w:gridCol w:w="800"/>
-        <w:gridCol w:w="996"/>
-        <w:gridCol w:w="1495"/>
-        <w:gridCol w:w="1220"/>
-        <w:gridCol w:w="1446"/>
+        <w:gridCol w:w="2850"/>
+        <w:gridCol w:w="1021"/>
+        <w:gridCol w:w="1021"/>
+        <w:gridCol w:w="1319"/>
+        <w:gridCol w:w="1744"/>
+        <w:gridCol w:w="1173"/>
+        <w:gridCol w:w="1335"/>
       </w:tblGrid>
       <w:tr>
         <w:trPr>
@@ -7782,7 +7782,7 @@
           <w:tcPr>
             <w:shd w:val="clear" w:color="auto" w:fill="2B547E"/>
             <w:vAlign w:val="center"/>
-            <w:tcW w:type="dxa" w:w="3711"/>
+            <w:tcW w:type="dxa" w:w="2850"/>
           </w:tcPr>
           <w:p>
             <w:pPr>
@@ -7827,7 +7827,7 @@
           <w:tcPr>
             <w:shd w:val="clear" w:color="auto" w:fill="2B547E"/>
             <w:vAlign w:val="center"/>
-            <w:tcW w:type="dxa" w:w="796"/>
+            <w:tcW w:type="dxa" w:w="1021"/>
           </w:tcPr>
           <w:p>
             <w:pPr>
@@ -7872,7 +7872,7 @@
           <w:tcPr>
             <w:shd w:val="clear" w:color="auto" w:fill="2B547E"/>
             <w:vAlign w:val="center"/>
-            <w:tcW w:type="dxa" w:w="800"/>
+            <w:tcW w:type="dxa" w:w="1021"/>
           </w:tcPr>
           <w:p>
             <w:pPr>
@@ -7917,7 +7917,7 @@
           <w:tcPr>
             <w:shd w:val="clear" w:color="auto" w:fill="2B547E"/>
             <w:vAlign w:val="center"/>
-            <w:tcW w:type="dxa" w:w="996"/>
+            <w:tcW w:type="dxa" w:w="1319"/>
           </w:tcPr>
           <w:p>
             <w:pPr>
@@ -7962,7 +7962,7 @@
           <w:tcPr>
             <w:shd w:val="clear" w:color="auto" w:fill="2B547E"/>
             <w:vAlign w:val="center"/>
-            <w:tcW w:type="dxa" w:w="1495"/>
+            <w:tcW w:type="dxa" w:w="1744"/>
           </w:tcPr>
           <w:p>
             <w:pPr>
@@ -8007,7 +8007,7 @@
           <w:tcPr>
             <w:shd w:val="clear" w:color="auto" w:fill="2B547E"/>
             <w:vAlign w:val="center"/>
-            <w:tcW w:type="dxa" w:w="1220"/>
+            <w:tcW w:type="dxa" w:w="1173"/>
           </w:tcPr>
           <w:p>
             <w:pPr>
@@ -8052,7 +8052,7 @@
           <w:tcPr>
             <w:shd w:val="clear" w:color="auto" w:fill="2B547E"/>
             <w:vAlign w:val="center"/>
-            <w:tcW w:type="dxa" w:w="1446"/>
+            <w:tcW w:type="dxa" w:w="1335"/>
           </w:tcPr>
           <w:p>
             <w:pPr>
@@ -8102,7 +8102,7 @@
           <w:tcPr>
             <w:shd w:val="clear" w:color="auto" w:fill="F2F2F2"/>
             <w:vAlign w:val="center"/>
-            <w:tcW w:type="dxa" w:w="3711"/>
+            <w:tcW w:type="dxa" w:w="2850"/>
           </w:tcPr>
           <w:p>
             <w:pPr>
@@ -8146,77 +8146,77 @@
         <w:tc>
           <w:tcPr>
             <w:vAlign w:val="center"/>
-            <w:tcW w:type="dxa" w:w="796"/>
-          </w:tcPr>
-          <w:p>
-            <w:pPr>
-              <w:keepNext/>
-              <w:spacing w:before="20" w:after="20"/>
-              <w:jc w:val="center"/>
-            </w:pPr>
-            <w:r/>
-          </w:p>
-        </w:tc>
-        <w:tc>
-          <w:tcPr>
-            <w:vAlign w:val="center"/>
-            <w:tcW w:type="dxa" w:w="800"/>
-          </w:tcPr>
-          <w:p>
-            <w:pPr>
-              <w:keepNext/>
-              <w:spacing w:before="20" w:after="20"/>
-              <w:jc w:val="center"/>
-            </w:pPr>
-            <w:r/>
-          </w:p>
-        </w:tc>
-        <w:tc>
-          <w:tcPr>
-            <w:vAlign w:val="center"/>
-            <w:tcW w:type="dxa" w:w="996"/>
-          </w:tcPr>
-          <w:p>
-            <w:pPr>
-              <w:keepNext/>
-              <w:spacing w:before="20" w:after="20"/>
-              <w:jc w:val="center"/>
-            </w:pPr>
-            <w:r/>
-          </w:p>
-        </w:tc>
-        <w:tc>
-          <w:tcPr>
-            <w:vAlign w:val="center"/>
-            <w:tcW w:type="dxa" w:w="1495"/>
-          </w:tcPr>
-          <w:p>
-            <w:pPr>
-              <w:keepNext/>
-              <w:spacing w:before="20" w:after="20"/>
-              <w:jc w:val="center"/>
-            </w:pPr>
-            <w:r/>
-          </w:p>
-        </w:tc>
-        <w:tc>
-          <w:tcPr>
-            <w:vAlign w:val="center"/>
-            <w:tcW w:type="dxa" w:w="1220"/>
-          </w:tcPr>
-          <w:p>
-            <w:pPr>
-              <w:keepNext/>
-              <w:spacing w:before="20" w:after="20"/>
-              <w:jc w:val="center"/>
-            </w:pPr>
-            <w:r/>
-          </w:p>
-        </w:tc>
-        <w:tc>
-          <w:tcPr>
-            <w:vAlign w:val="center"/>
-            <w:tcW w:type="dxa" w:w="1446"/>
+            <w:tcW w:type="dxa" w:w="1021"/>
+          </w:tcPr>
+          <w:p>
+            <w:pPr>
+              <w:keepNext/>
+              <w:spacing w:before="20" w:after="20"/>
+              <w:jc w:val="center"/>
+            </w:pPr>
+            <w:r/>
+          </w:p>
+        </w:tc>
+        <w:tc>
+          <w:tcPr>
+            <w:vAlign w:val="center"/>
+            <w:tcW w:type="dxa" w:w="1021"/>
+          </w:tcPr>
+          <w:p>
+            <w:pPr>
+              <w:keepNext/>
+              <w:spacing w:before="20" w:after="20"/>
+              <w:jc w:val="center"/>
+            </w:pPr>
+            <w:r/>
+          </w:p>
+        </w:tc>
+        <w:tc>
+          <w:tcPr>
+            <w:vAlign w:val="center"/>
+            <w:tcW w:type="dxa" w:w="1319"/>
+          </w:tcPr>
+          <w:p>
+            <w:pPr>
+              <w:keepNext/>
+              <w:spacing w:before="20" w:after="20"/>
+              <w:jc w:val="center"/>
+            </w:pPr>
+            <w:r/>
+          </w:p>
+        </w:tc>
+        <w:tc>
+          <w:tcPr>
+            <w:vAlign w:val="center"/>
+            <w:tcW w:type="dxa" w:w="1744"/>
+          </w:tcPr>
+          <w:p>
+            <w:pPr>
+              <w:keepNext/>
+              <w:spacing w:before="20" w:after="20"/>
+              <w:jc w:val="center"/>
+            </w:pPr>
+            <w:r/>
+          </w:p>
+        </w:tc>
+        <w:tc>
+          <w:tcPr>
+            <w:vAlign w:val="center"/>
+            <w:tcW w:type="dxa" w:w="1173"/>
+          </w:tcPr>
+          <w:p>
+            <w:pPr>
+              <w:keepNext/>
+              <w:spacing w:before="20" w:after="20"/>
+              <w:jc w:val="center"/>
+            </w:pPr>
+            <w:r/>
+          </w:p>
+        </w:tc>
+        <w:tc>
+          <w:tcPr>
+            <w:vAlign w:val="center"/>
+            <w:tcW w:type="dxa" w:w="1335"/>
           </w:tcPr>
           <w:p>
             <w:pPr>
@@ -8236,7 +8236,7 @@
           <w:tcPr>
             <w:shd w:val="clear" w:color="auto" w:fill="F2F2F2"/>
             <w:vAlign w:val="center"/>
-            <w:tcW w:type="dxa" w:w="3711"/>
+            <w:tcW w:type="dxa" w:w="2850"/>
           </w:tcPr>
           <w:p>
             <w:pPr>
@@ -8281,7 +8281,7 @@
           <w:tcPr>
             <w:shd w:val="clear" w:color="auto" w:fill="F7FAFC"/>
             <w:vAlign w:val="center"/>
-            <w:tcW w:type="dxa" w:w="796"/>
+            <w:tcW w:type="dxa" w:w="1021"/>
           </w:tcPr>
           <w:p>
             <w:pPr>
@@ -8296,7 +8296,7 @@
           <w:tcPr>
             <w:shd w:val="clear" w:color="auto" w:fill="F7FAFC"/>
             <w:vAlign w:val="center"/>
-            <w:tcW w:type="dxa" w:w="800"/>
+            <w:tcW w:type="dxa" w:w="1021"/>
           </w:tcPr>
           <w:p>
             <w:pPr>
@@ -8311,7 +8311,7 @@
           <w:tcPr>
             <w:shd w:val="clear" w:color="auto" w:fill="F7FAFC"/>
             <w:vAlign w:val="center"/>
-            <w:tcW w:type="dxa" w:w="996"/>
+            <w:tcW w:type="dxa" w:w="1319"/>
           </w:tcPr>
           <w:p>
             <w:pPr>
@@ -8326,7 +8326,7 @@
           <w:tcPr>
             <w:shd w:val="clear" w:color="auto" w:fill="F7FAFC"/>
             <w:vAlign w:val="center"/>
-            <w:tcW w:type="dxa" w:w="1495"/>
+            <w:tcW w:type="dxa" w:w="1744"/>
           </w:tcPr>
           <w:p>
             <w:pPr>
@@ -8341,7 +8341,7 @@
           <w:tcPr>
             <w:shd w:val="clear" w:color="auto" w:fill="F7FAFC"/>
             <w:vAlign w:val="center"/>
-            <w:tcW w:type="dxa" w:w="1220"/>
+            <w:tcW w:type="dxa" w:w="1173"/>
           </w:tcPr>
           <w:p>
             <w:pPr>
@@ -8356,7 +8356,7 @@
           <w:tcPr>
             <w:shd w:val="clear" w:color="auto" w:fill="F7FAFC"/>
             <w:vAlign w:val="center"/>
-            <w:tcW w:type="dxa" w:w="1446"/>
+            <w:tcW w:type="dxa" w:w="1335"/>
           </w:tcPr>
           <w:p>
             <w:pPr>
@@ -8376,7 +8376,7 @@
           <w:tcPr>
             <w:shd w:val="clear" w:color="auto" w:fill="F2F2F2"/>
             <w:vAlign w:val="center"/>
-            <w:tcW w:type="dxa" w:w="3711"/>
+            <w:tcW w:type="dxa" w:w="2850"/>
           </w:tcPr>
           <w:p>
             <w:pPr>
@@ -8420,77 +8420,77 @@
         <w:tc>
           <w:tcPr>
             <w:vAlign w:val="center"/>
-            <w:tcW w:type="dxa" w:w="796"/>
-          </w:tcPr>
-          <w:p>
-            <w:pPr>
-              <w:keepNext/>
-              <w:spacing w:before="20" w:after="20"/>
-              <w:jc w:val="center"/>
-            </w:pPr>
-            <w:r/>
-          </w:p>
-        </w:tc>
-        <w:tc>
-          <w:tcPr>
-            <w:vAlign w:val="center"/>
-            <w:tcW w:type="dxa" w:w="800"/>
-          </w:tcPr>
-          <w:p>
-            <w:pPr>
-              <w:keepNext/>
-              <w:spacing w:before="20" w:after="20"/>
-              <w:jc w:val="center"/>
-            </w:pPr>
-            <w:r/>
-          </w:p>
-        </w:tc>
-        <w:tc>
-          <w:tcPr>
-            <w:vAlign w:val="center"/>
-            <w:tcW w:type="dxa" w:w="996"/>
-          </w:tcPr>
-          <w:p>
-            <w:pPr>
-              <w:keepNext/>
-              <w:spacing w:before="20" w:after="20"/>
-              <w:jc w:val="center"/>
-            </w:pPr>
-            <w:r/>
-          </w:p>
-        </w:tc>
-        <w:tc>
-          <w:tcPr>
-            <w:vAlign w:val="center"/>
-            <w:tcW w:type="dxa" w:w="1495"/>
-          </w:tcPr>
-          <w:p>
-            <w:pPr>
-              <w:keepNext/>
-              <w:spacing w:before="20" w:after="20"/>
-              <w:jc w:val="center"/>
-            </w:pPr>
-            <w:r/>
-          </w:p>
-        </w:tc>
-        <w:tc>
-          <w:tcPr>
-            <w:vAlign w:val="center"/>
-            <w:tcW w:type="dxa" w:w="1220"/>
-          </w:tcPr>
-          <w:p>
-            <w:pPr>
-              <w:keepNext/>
-              <w:spacing w:before="20" w:after="20"/>
-              <w:jc w:val="center"/>
-            </w:pPr>
-            <w:r/>
-          </w:p>
-        </w:tc>
-        <w:tc>
-          <w:tcPr>
-            <w:vAlign w:val="center"/>
-            <w:tcW w:type="dxa" w:w="1446"/>
+            <w:tcW w:type="dxa" w:w="1021"/>
+          </w:tcPr>
+          <w:p>
+            <w:pPr>
+              <w:keepNext/>
+              <w:spacing w:before="20" w:after="20"/>
+              <w:jc w:val="center"/>
+            </w:pPr>
+            <w:r/>
+          </w:p>
+        </w:tc>
+        <w:tc>
+          <w:tcPr>
+            <w:vAlign w:val="center"/>
+            <w:tcW w:type="dxa" w:w="1021"/>
+          </w:tcPr>
+          <w:p>
+            <w:pPr>
+              <w:keepNext/>
+              <w:spacing w:before="20" w:after="20"/>
+              <w:jc w:val="center"/>
+            </w:pPr>
+            <w:r/>
+          </w:p>
+        </w:tc>
+        <w:tc>
+          <w:tcPr>
+            <w:vAlign w:val="center"/>
+            <w:tcW w:type="dxa" w:w="1319"/>
+          </w:tcPr>
+          <w:p>
+            <w:pPr>
+              <w:keepNext/>
+              <w:spacing w:before="20" w:after="20"/>
+              <w:jc w:val="center"/>
+            </w:pPr>
+            <w:r/>
+          </w:p>
+        </w:tc>
+        <w:tc>
+          <w:tcPr>
+            <w:vAlign w:val="center"/>
+            <w:tcW w:type="dxa" w:w="1744"/>
+          </w:tcPr>
+          <w:p>
+            <w:pPr>
+              <w:keepNext/>
+              <w:spacing w:before="20" w:after="20"/>
+              <w:jc w:val="center"/>
+            </w:pPr>
+            <w:r/>
+          </w:p>
+        </w:tc>
+        <w:tc>
+          <w:tcPr>
+            <w:vAlign w:val="center"/>
+            <w:tcW w:type="dxa" w:w="1173"/>
+          </w:tcPr>
+          <w:p>
+            <w:pPr>
+              <w:keepNext/>
+              <w:spacing w:before="20" w:after="20"/>
+              <w:jc w:val="center"/>
+            </w:pPr>
+            <w:r/>
+          </w:p>
+        </w:tc>
+        <w:tc>
+          <w:tcPr>
+            <w:vAlign w:val="center"/>
+            <w:tcW w:type="dxa" w:w="1335"/>
           </w:tcPr>
           <w:p>
             <w:pPr>
@@ -8510,7 +8510,7 @@
           <w:tcPr>
             <w:shd w:val="clear" w:color="auto" w:fill="F2F2F2"/>
             <w:vAlign w:val="center"/>
-            <w:tcW w:type="dxa" w:w="3711"/>
+            <w:tcW w:type="dxa" w:w="2850"/>
           </w:tcPr>
           <w:p>
             <w:pPr>
@@ -8554,7 +8554,7 @@
           <w:tcPr>
             <w:shd w:val="clear" w:color="auto" w:fill="F7FAFC"/>
             <w:vAlign w:val="center"/>
-            <w:tcW w:type="dxa" w:w="796"/>
+            <w:tcW w:type="dxa" w:w="1021"/>
           </w:tcPr>
           <w:p>
             <w:pPr>
@@ -8568,7 +8568,7 @@
           <w:tcPr>
             <w:shd w:val="clear" w:color="auto" w:fill="F7FAFC"/>
             <w:vAlign w:val="center"/>
-            <w:tcW w:type="dxa" w:w="800"/>
+            <w:tcW w:type="dxa" w:w="1021"/>
           </w:tcPr>
           <w:p>
             <w:pPr>
@@ -8582,7 +8582,7 @@
           <w:tcPr>
             <w:shd w:val="clear" w:color="auto" w:fill="F7FAFC"/>
             <w:vAlign w:val="center"/>
-            <w:tcW w:type="dxa" w:w="996"/>
+            <w:tcW w:type="dxa" w:w="1319"/>
           </w:tcPr>
           <w:p>
             <w:pPr>
@@ -8596,7 +8596,7 @@
           <w:tcPr>
             <w:shd w:val="clear" w:color="auto" w:fill="F7FAFC"/>
             <w:vAlign w:val="center"/>
-            <w:tcW w:type="dxa" w:w="1495"/>
+            <w:tcW w:type="dxa" w:w="1744"/>
           </w:tcPr>
           <w:p>
             <w:pPr>
@@ -8610,7 +8610,7 @@
           <w:tcPr>
             <w:shd w:val="clear" w:color="auto" w:fill="F7FAFC"/>
             <w:vAlign w:val="center"/>
-            <w:tcW w:type="dxa" w:w="1220"/>
+            <w:tcW w:type="dxa" w:w="1173"/>
           </w:tcPr>
           <w:p>
             <w:pPr>
@@ -8624,7 +8624,7 @@
           <w:tcPr>
             <w:shd w:val="clear" w:color="auto" w:fill="F7FAFC"/>
             <w:vAlign w:val="center"/>
-            <w:tcW w:type="dxa" w:w="1446"/>
+            <w:tcW w:type="dxa" w:w="1335"/>
           </w:tcPr>
           <w:p>
             <w:pPr>
@@ -8857,9 +8857,9 @@
         </w:tblBorders>
       </w:tblPr>
       <w:tblGrid>
-        <w:gridCol w:w="2233"/>
+        <w:gridCol w:w="2453"/>
         <w:gridCol w:w="2948"/>
-        <w:gridCol w:w="1656"/>
+        <w:gridCol w:w="1435"/>
         <w:gridCol w:w="1474"/>
         <w:gridCol w:w="2154"/>
       </w:tblGrid>
@@ -8872,7 +8872,7 @@
           <w:tcPr>
             <w:shd w:val="clear" w:color="auto" w:fill="2B547E"/>
             <w:vAlign w:val="center"/>
-            <w:tcW w:type="dxa" w:w="2233"/>
+            <w:tcW w:type="dxa" w:w="2453"/>
           </w:tcPr>
           <w:p>
             <w:pPr>
@@ -8962,7 +8962,7 @@
           <w:tcPr>
             <w:shd w:val="clear" w:color="auto" w:fill="2B547E"/>
             <w:vAlign w:val="center"/>
-            <w:tcW w:type="dxa" w:w="1656"/>
+            <w:tcW w:type="dxa" w:w="1435"/>
           </w:tcPr>
           <w:p>
             <w:pPr>
@@ -9102,7 +9102,7 @@
           <w:tcPr>
             <w:shd w:val="clear" w:color="auto" w:fill="F2F2F2"/>
             <w:vAlign w:val="center"/>
-            <w:tcW w:type="dxa" w:w="2233"/>
+            <w:tcW w:type="dxa" w:w="2453"/>
           </w:tcPr>
           <w:p>
             <w:pPr>
@@ -9160,7 +9160,7 @@
         <w:tc>
           <w:tcPr>
             <w:vAlign w:val="center"/>
-            <w:tcW w:type="dxa" w:w="1656"/>
+            <w:tcW w:type="dxa" w:w="1435"/>
           </w:tcPr>
           <w:p>
             <w:pPr>
@@ -9208,7 +9208,7 @@
           <w:tcPr>
             <w:shd w:val="clear" w:color="auto" w:fill="F2F2F2"/>
             <w:vAlign w:val="center"/>
-            <w:tcW w:type="dxa" w:w="2233"/>
+            <w:tcW w:type="dxa" w:w="2453"/>
           </w:tcPr>
           <w:p>
             <w:pPr>
@@ -9266,7 +9266,7 @@
           <w:tcPr>
             <w:shd w:val="clear" w:color="auto" w:fill="F7FAFC"/>
             <w:vAlign w:val="center"/>
-            <w:tcW w:type="dxa" w:w="1656"/>
+            <w:tcW w:type="dxa" w:w="1435"/>
           </w:tcPr>
           <w:p>
             <w:pPr>
@@ -9498,11 +9498,11 @@
         </w:tblBorders>
       </w:tblPr>
       <w:tblGrid>
-        <w:gridCol w:w="1233"/>
-        <w:gridCol w:w="2162"/>
-        <w:gridCol w:w="2666"/>
-        <w:gridCol w:w="1942"/>
-        <w:gridCol w:w="2461"/>
+        <w:gridCol w:w="1978"/>
+        <w:gridCol w:w="1978"/>
+        <w:gridCol w:w="2551"/>
+        <w:gridCol w:w="1978"/>
+        <w:gridCol w:w="1978"/>
       </w:tblGrid>
       <w:tr>
         <w:trPr>
@@ -9513,7 +9513,7 @@
           <w:tcPr>
             <w:shd w:val="clear" w:color="auto" w:fill="2B547E"/>
             <w:vAlign w:val="center"/>
-            <w:tcW w:type="dxa" w:w="1233"/>
+            <w:tcW w:type="dxa" w:w="1978"/>
           </w:tcPr>
           <w:p>
             <w:pPr>
@@ -9558,7 +9558,7 @@
           <w:tcPr>
             <w:shd w:val="clear" w:color="auto" w:fill="2B547E"/>
             <w:vAlign w:val="center"/>
-            <w:tcW w:type="dxa" w:w="2162"/>
+            <w:tcW w:type="dxa" w:w="1978"/>
           </w:tcPr>
           <w:p>
             <w:pPr>
@@ -9603,7 +9603,7 @@
           <w:tcPr>
             <w:shd w:val="clear" w:color="auto" w:fill="2B547E"/>
             <w:vAlign w:val="center"/>
-            <w:tcW w:type="dxa" w:w="2666"/>
+            <w:tcW w:type="dxa" w:w="2551"/>
           </w:tcPr>
           <w:p>
             <w:pPr>
@@ -9648,7 +9648,7 @@
           <w:tcPr>
             <w:shd w:val="clear" w:color="auto" w:fill="2B547E"/>
             <w:vAlign w:val="center"/>
-            <w:tcW w:type="dxa" w:w="1942"/>
+            <w:tcW w:type="dxa" w:w="1978"/>
           </w:tcPr>
           <w:p>
             <w:pPr>
@@ -9693,7 +9693,7 @@
           <w:tcPr>
             <w:shd w:val="clear" w:color="auto" w:fill="2B547E"/>
             <w:vAlign w:val="center"/>
-            <w:tcW w:type="dxa" w:w="2461"/>
+            <w:tcW w:type="dxa" w:w="1978"/>
           </w:tcPr>
           <w:p>
             <w:pPr>
@@ -9742,63 +9742,63 @@
         <w:tc>
           <w:tcPr>
             <w:vAlign w:val="center"/>
-            <w:tcW w:type="dxa" w:w="1233"/>
-          </w:tcPr>
-          <w:p>
-            <w:pPr>
-              <w:keepNext/>
-              <w:spacing w:before="20" w:after="20"/>
-              <w:jc w:val="center"/>
-            </w:pPr>
-            <w:r/>
-          </w:p>
-        </w:tc>
-        <w:tc>
-          <w:tcPr>
-            <w:vAlign w:val="center"/>
-            <w:tcW w:type="dxa" w:w="2162"/>
-          </w:tcPr>
-          <w:p>
-            <w:pPr>
-              <w:keepNext/>
-              <w:spacing w:before="20" w:after="20"/>
-              <w:jc w:val="center"/>
-            </w:pPr>
-            <w:r/>
-          </w:p>
-        </w:tc>
-        <w:tc>
-          <w:tcPr>
-            <w:vAlign w:val="center"/>
-            <w:tcW w:type="dxa" w:w="2666"/>
-          </w:tcPr>
-          <w:p>
-            <w:pPr>
-              <w:keepNext/>
-              <w:spacing w:before="20" w:after="20"/>
-              <w:jc w:val="center"/>
-            </w:pPr>
-            <w:r/>
-          </w:p>
-        </w:tc>
-        <w:tc>
-          <w:tcPr>
-            <w:vAlign w:val="center"/>
-            <w:tcW w:type="dxa" w:w="1942"/>
-          </w:tcPr>
-          <w:p>
-            <w:pPr>
-              <w:keepNext/>
-              <w:spacing w:before="20" w:after="20"/>
-              <w:jc w:val="center"/>
-            </w:pPr>
-            <w:r/>
-          </w:p>
-        </w:tc>
-        <w:tc>
-          <w:tcPr>
-            <w:vAlign w:val="center"/>
-            <w:tcW w:type="dxa" w:w="2461"/>
+            <w:tcW w:type="dxa" w:w="1978"/>
+          </w:tcPr>
+          <w:p>
+            <w:pPr>
+              <w:keepNext/>
+              <w:spacing w:before="20" w:after="20"/>
+              <w:jc w:val="center"/>
+            </w:pPr>
+            <w:r/>
+          </w:p>
+        </w:tc>
+        <w:tc>
+          <w:tcPr>
+            <w:vAlign w:val="center"/>
+            <w:tcW w:type="dxa" w:w="1978"/>
+          </w:tcPr>
+          <w:p>
+            <w:pPr>
+              <w:keepNext/>
+              <w:spacing w:before="20" w:after="20"/>
+              <w:jc w:val="center"/>
+            </w:pPr>
+            <w:r/>
+          </w:p>
+        </w:tc>
+        <w:tc>
+          <w:tcPr>
+            <w:vAlign w:val="center"/>
+            <w:tcW w:type="dxa" w:w="2551"/>
+          </w:tcPr>
+          <w:p>
+            <w:pPr>
+              <w:keepNext/>
+              <w:spacing w:before="20" w:after="20"/>
+              <w:jc w:val="center"/>
+            </w:pPr>
+            <w:r/>
+          </w:p>
+        </w:tc>
+        <w:tc>
+          <w:tcPr>
+            <w:vAlign w:val="center"/>
+            <w:tcW w:type="dxa" w:w="1978"/>
+          </w:tcPr>
+          <w:p>
+            <w:pPr>
+              <w:keepNext/>
+              <w:spacing w:before="20" w:after="20"/>
+              <w:jc w:val="center"/>
+            </w:pPr>
+            <w:r/>
+          </w:p>
+        </w:tc>
+        <w:tc>
+          <w:tcPr>
+            <w:vAlign w:val="center"/>
+            <w:tcW w:type="dxa" w:w="1978"/>
           </w:tcPr>
           <w:p>
             <w:pPr>
@@ -9818,7 +9818,7 @@
           <w:tcPr>
             <w:shd w:val="clear" w:color="auto" w:fill="F7FAFC"/>
             <w:vAlign w:val="center"/>
-            <w:tcW w:type="dxa" w:w="1233"/>
+            <w:tcW w:type="dxa" w:w="1978"/>
           </w:tcPr>
           <w:p>
             <w:pPr>
@@ -9833,7 +9833,7 @@
           <w:tcPr>
             <w:shd w:val="clear" w:color="auto" w:fill="F7FAFC"/>
             <w:vAlign w:val="center"/>
-            <w:tcW w:type="dxa" w:w="2162"/>
+            <w:tcW w:type="dxa" w:w="1978"/>
           </w:tcPr>
           <w:p>
             <w:pPr>
@@ -9848,7 +9848,7 @@
           <w:tcPr>
             <w:shd w:val="clear" w:color="auto" w:fill="F7FAFC"/>
             <w:vAlign w:val="center"/>
-            <w:tcW w:type="dxa" w:w="2666"/>
+            <w:tcW w:type="dxa" w:w="2551"/>
           </w:tcPr>
           <w:p>
             <w:pPr>
@@ -9863,7 +9863,7 @@
           <w:tcPr>
             <w:shd w:val="clear" w:color="auto" w:fill="F7FAFC"/>
             <w:vAlign w:val="center"/>
-            <w:tcW w:type="dxa" w:w="1942"/>
+            <w:tcW w:type="dxa" w:w="1978"/>
           </w:tcPr>
           <w:p>
             <w:pPr>
@@ -9878,7 +9878,7 @@
           <w:tcPr>
             <w:shd w:val="clear" w:color="auto" w:fill="F7FAFC"/>
             <w:vAlign w:val="center"/>
-            <w:tcW w:type="dxa" w:w="2461"/>
+            <w:tcW w:type="dxa" w:w="1978"/>
           </w:tcPr>
           <w:p>
             <w:pPr>
@@ -9897,59 +9897,59 @@
         <w:tc>
           <w:tcPr>
             <w:vAlign w:val="center"/>
-            <w:tcW w:type="dxa" w:w="1233"/>
-          </w:tcPr>
-          <w:p>
-            <w:pPr>
-              <w:spacing w:before="20" w:after="20"/>
-              <w:jc w:val="center"/>
-            </w:pPr>
-            <w:r/>
-          </w:p>
-        </w:tc>
-        <w:tc>
-          <w:tcPr>
-            <w:vAlign w:val="center"/>
-            <w:tcW w:type="dxa" w:w="2162"/>
-          </w:tcPr>
-          <w:p>
-            <w:pPr>
-              <w:spacing w:before="20" w:after="20"/>
-              <w:jc w:val="center"/>
-            </w:pPr>
-            <w:r/>
-          </w:p>
-        </w:tc>
-        <w:tc>
-          <w:tcPr>
-            <w:vAlign w:val="center"/>
-            <w:tcW w:type="dxa" w:w="2666"/>
-          </w:tcPr>
-          <w:p>
-            <w:pPr>
-              <w:spacing w:before="20" w:after="20"/>
-              <w:jc w:val="center"/>
-            </w:pPr>
-            <w:r/>
-          </w:p>
-        </w:tc>
-        <w:tc>
-          <w:tcPr>
-            <w:vAlign w:val="center"/>
-            <w:tcW w:type="dxa" w:w="1942"/>
-          </w:tcPr>
-          <w:p>
-            <w:pPr>
-              <w:spacing w:before="20" w:after="20"/>
-              <w:jc w:val="center"/>
-            </w:pPr>
-            <w:r/>
-          </w:p>
-        </w:tc>
-        <w:tc>
-          <w:tcPr>
-            <w:vAlign w:val="center"/>
-            <w:tcW w:type="dxa" w:w="2461"/>
+            <w:tcW w:type="dxa" w:w="1978"/>
+          </w:tcPr>
+          <w:p>
+            <w:pPr>
+              <w:spacing w:before="20" w:after="20"/>
+              <w:jc w:val="center"/>
+            </w:pPr>
+            <w:r/>
+          </w:p>
+        </w:tc>
+        <w:tc>
+          <w:tcPr>
+            <w:vAlign w:val="center"/>
+            <w:tcW w:type="dxa" w:w="1978"/>
+          </w:tcPr>
+          <w:p>
+            <w:pPr>
+              <w:spacing w:before="20" w:after="20"/>
+              <w:jc w:val="center"/>
+            </w:pPr>
+            <w:r/>
+          </w:p>
+        </w:tc>
+        <w:tc>
+          <w:tcPr>
+            <w:vAlign w:val="center"/>
+            <w:tcW w:type="dxa" w:w="2551"/>
+          </w:tcPr>
+          <w:p>
+            <w:pPr>
+              <w:spacing w:before="20" w:after="20"/>
+              <w:jc w:val="center"/>
+            </w:pPr>
+            <w:r/>
+          </w:p>
+        </w:tc>
+        <w:tc>
+          <w:tcPr>
+            <w:vAlign w:val="center"/>
+            <w:tcW w:type="dxa" w:w="1978"/>
+          </w:tcPr>
+          <w:p>
+            <w:pPr>
+              <w:spacing w:before="20" w:after="20"/>
+              <w:jc w:val="center"/>
+            </w:pPr>
+            <w:r/>
+          </w:p>
+        </w:tc>
+        <w:tc>
+          <w:tcPr>
+            <w:vAlign w:val="center"/>
+            <w:tcW w:type="dxa" w:w="1978"/>
           </w:tcPr>
           <w:p>
             <w:pPr>
